--- a/hin/docx/032.content.docx
+++ b/hin/docx/032.content.docx
@@ -150,26 +150,6 @@
           <w:lang w:val="hi_IN" w:bidi="hi_IN"/>
         </w:rPr>
         <w:t>झ</w:t>
-      </w:r>
-      <w:r>
-        <w:rPr>
-          <w:lang w:val="hi_IN" w:bidi="hi_IN"/>
-        </w:rPr>
-      </w:r>
-    </w:p>
-    <w:p>
-      <w:pPr/>
-      <w:r>
-        <w:rPr>
-          <w:lang w:val="hi_IN" w:bidi="hi_IN"/>
-        </w:rPr>
-      </w:r>
-      <w:r>
-        <w:rPr>
-          <w:i/>
-          <w:lang w:val="hi_IN" w:bidi="hi_IN"/>
-        </w:rPr>
-        <w:t>झंझरी, पीतल की जाली, झड़बेरी, झड़बेरी, झड़बेरी, झाँझ, झाँझ, झाँझ, झाऊ, झाऊ, झाऊ, झाड़ी, झाड़ी, झाड़ू, झालर, झूठे भविष्यद्वक्ता, झूठे भविष्यद्वक्ता, झूठे मसीह, झूठे मसीहा, झोपड़ियों का पर्व, झोपड़ी</w:t>
       </w:r>
       <w:r>
         <w:rPr>

--- a/hin/docx/032.content.docx
+++ b/hin/docx/032.content.docx
@@ -19,7 +19,7 @@
         <w:rPr>
           <w:lang w:val="hi_IN" w:bidi="hi_IN"/>
         </w:rPr>
-        <w:t>Resource: बाइबल कोश (टिंडेल)</w:t>
+        <w:t>Resource: Tyndale Open Bible Dictionary</w:t>
       </w:r>
       <w:r>
         <w:rPr>
@@ -112,7 +112,7 @@
         <w:rPr>
           <w:lang w:val="hi_IN" w:bidi="hi_IN"/>
         </w:rPr>
-        <w:t>बाइबल कोश (टिंडेल)</w:t>
+        <w:t>Tyndale Open Bible Dictionary</w:t>
       </w:r>
     </w:p>
     <w:p>

--- a/hin/docx/032.content.docx
+++ b/hin/docx/032.content.docx
@@ -149,7 +149,7 @@
         <w:rPr>
           <w:lang w:val="hi_IN" w:bidi="hi_IN"/>
         </w:rPr>
-        <w:t>झ</w:t>
+        <w:t>ट</w:t>
       </w:r>
       <w:r>
         <w:rPr>
@@ -212,12 +212,23 @@
         <w:rPr>
           <w:lang w:val="hi_IN" w:bidi="hi_IN"/>
         </w:rPr>
-        <w:t>झंझरी, पीतल की जाली</w:t>
-      </w:r>
-      <w:r>
-        <w:rPr>
-          <w:lang w:val="hi_IN" w:bidi="hi_IN"/>
-        </w:rPr>
+        <w:t>टहलुए</w:t>
+      </w:r>
+      <w:r>
+        <w:rPr>
+          <w:lang w:val="hi_IN" w:bidi="hi_IN"/>
+        </w:rPr>
+      </w:r>
+    </w:p>
+    <w:p>
+      <w:pPr>
+        <w:pStyle w:val="Heading2"/>
+      </w:pPr>
+      <w:r>
+        <w:rPr>
+          <w:lang w:val="hi_IN" w:bidi="hi_IN"/>
+        </w:rPr>
+        <w:t>टहलुए</w:t>
       </w:r>
     </w:p>
     <w:p>
@@ -226,12 +237,6 @@
         <w:rPr>
           <w:lang w:val="hi_IN" w:bidi="hi_IN"/>
         </w:rPr>
-      </w:r>
-      <w:r>
-        <w:rPr>
-          <w:lang w:val="hi_IN" w:bidi="hi_IN"/>
-        </w:rPr>
-        <w:t>निवास-स्थान में होमबलि की वेदी के निचले आधे हिस्से को घेरने वाला पीतल की एक जाली (</w:t>
       </w:r>
       <w:hyperlink r:id="rId13">
         <w:r>
@@ -242,14 +247,24 @@
             <w:color w:val="0000EE"/>
             <w:u w:val="single"/>
           </w:rPr>
-          <w:t>निर्ग 27:4</w:t>
+          <w:t>2 राजाओं 4:43</w:t>
         </w:r>
       </w:hyperlink>
       <w:r>
         <w:rPr>
           <w:lang w:val="hi_IN" w:bidi="hi_IN"/>
         </w:rPr>
-        <w:t>)।</w:t>
+        <w:t xml:space="preserve"> में सेवक।</w:t>
+      </w:r>
+      <w:r>
+        <w:rPr>
+          <w:lang w:val="hi_IN" w:bidi="hi_IN"/>
+        </w:rPr>
+      </w:r>
+      <w:r>
+        <w:rPr>
+          <w:lang w:val="hi_IN" w:bidi="hi_IN"/>
+        </w:rPr>
       </w:r>
     </w:p>
     <w:p>
@@ -259,30 +274,32 @@
           <w:lang w:val="hi_IN" w:bidi="hi_IN"/>
         </w:rPr>
       </w:r>
-      <w:r>
-        <w:rPr>
-          <w:i/>
-          <w:lang w:val="hi_IN" w:bidi="hi_IN"/>
-        </w:rPr>
-        <w:t>यह भी देखें</w:t>
-      </w:r>
-      <w:r>
-        <w:rPr>
-          <w:lang w:val="hi_IN" w:bidi="hi_IN"/>
-        </w:rPr>
-        <w:t xml:space="preserve"> </w:t>
-      </w:r>
-      <w:r>
-        <w:rPr>
-          <w:lang w:val="hi_IN" w:bidi="hi_IN"/>
-        </w:rPr>
-        <w:t>वेदी</w:t>
-      </w:r>
-      <w:r>
-        <w:rPr>
-          <w:lang w:val="hi_IN" w:bidi="hi_IN"/>
-        </w:rPr>
-        <w:t>।</w:t>
+    </w:p>
+    <w:p>
+      <w:pPr>
+        <w:pStyle w:val="Heading2"/>
+      </w:pPr>
+      <w:r>
+        <w:rPr>
+          <w:lang w:val="hi_IN" w:bidi="hi_IN"/>
+        </w:rPr>
+        <w:t>टाँकी</w:t>
+      </w:r>
+      <w:r>
+        <w:rPr>
+          <w:lang w:val="hi_IN" w:bidi="hi_IN"/>
+        </w:rPr>
+      </w:r>
+    </w:p>
+    <w:p>
+      <w:pPr>
+        <w:pStyle w:val="Heading2"/>
+      </w:pPr>
+      <w:r>
+        <w:rPr>
+          <w:lang w:val="hi_IN" w:bidi="hi_IN"/>
+        </w:rPr>
+        <w:t>टाँकी</w:t>
       </w:r>
     </w:p>
     <w:p>
@@ -296,54 +313,7 @@
         <w:rPr>
           <w:lang w:val="hi_IN" w:bidi="hi_IN"/>
         </w:rPr>
-      </w:r>
-      <w:r>
-        <w:rPr>
-          <w:lang w:val="hi_IN" w:bidi="hi_IN"/>
-        </w:rPr>
-      </w:r>
-    </w:p>
-    <w:p>
-      <w:pPr/>
-      <w:r>
-        <w:rPr>
-          <w:lang w:val="hi_IN" w:bidi="hi_IN"/>
-        </w:rPr>
-      </w:r>
-    </w:p>
-    <w:p>
-      <w:pPr>
-        <w:pStyle w:val="Heading2"/>
-      </w:pPr>
-      <w:r>
-        <w:rPr>
-          <w:lang w:val="hi_IN" w:bidi="hi_IN"/>
-        </w:rPr>
-        <w:t>झड़बेरी</w:t>
-      </w:r>
-      <w:r>
-        <w:rPr>
-          <w:lang w:val="hi_IN" w:bidi="hi_IN"/>
-        </w:rPr>
-      </w:r>
-    </w:p>
-    <w:p>
-      <w:pPr>
-        <w:pStyle w:val="Heading2"/>
-      </w:pPr>
-      <w:r>
-        <w:rPr>
-          <w:lang w:val="hi_IN" w:bidi="hi_IN"/>
-        </w:rPr>
-        <w:t>झड़बेरी</w:t>
-      </w:r>
-    </w:p>
-    <w:p>
-      <w:pPr/>
-      <w:r>
-        <w:rPr>
-          <w:lang w:val="hi_IN" w:bidi="hi_IN"/>
-        </w:rPr>
+        <w:t>एक बढ़ई का रेखांकन उपकरण जिसका उल्लेख मूर्तियों के निर्माण के सन्दर्भ में आरएसवी में किया गया है (</w:t>
       </w:r>
       <w:hyperlink r:id="rId14">
         <w:r>
@@ -354,45 +324,26 @@
             <w:color w:val="0000EE"/>
             <w:u w:val="single"/>
           </w:rPr>
-          <w:t>अय्यूब 31:40</w:t>
+          <w:t>यशा 44:13</w:t>
         </w:r>
       </w:hyperlink>
       <w:r>
         <w:rPr>
           <w:lang w:val="hi_IN" w:bidi="hi_IN"/>
         </w:rPr>
-        <w:t xml:space="preserve"> में "</w:t>
-      </w:r>
-      <w:r>
-        <w:rPr>
-          <w:lang w:val="hi_IN" w:bidi="hi_IN"/>
-        </w:rPr>
-        <w:t>झड़बेरी</w:t>
-      </w:r>
-      <w:r>
-        <w:rPr>
-          <w:lang w:val="hi_IN" w:bidi="hi_IN"/>
-        </w:rPr>
-        <w:t xml:space="preserve">" के लिए के.जे.वी. शब्द। </w:t>
-      </w:r>
-      <w:r>
-        <w:rPr>
-          <w:i/>
-          <w:lang w:val="hi_IN" w:bidi="hi_IN"/>
-        </w:rPr>
-        <w:t>देखें</w:t>
-      </w:r>
-      <w:r>
-        <w:rPr>
-          <w:lang w:val="hi_IN" w:bidi="hi_IN"/>
-        </w:rPr>
-        <w:t xml:space="preserve"> </w:t>
-      </w:r>
-      <w:r>
-        <w:rPr>
-          <w:lang w:val="hi_IN" w:bidi="hi_IN"/>
-        </w:rPr>
-        <w:t xml:space="preserve">पौधे (झाड़ी, कांटे)। </w:t>
+        <w:t>)। अन्य अनुवाद हैं "</w:t>
+      </w:r>
+      <w:r>
+        <w:rPr>
+          <w:lang w:val="hi_IN" w:bidi="hi_IN"/>
+        </w:rPr>
+        <w:t>रेखा</w:t>
+      </w:r>
+      <w:r>
+        <w:rPr>
+          <w:lang w:val="hi_IN" w:bidi="hi_IN"/>
+        </w:rPr>
+        <w:t>" (केजेवी), "लाल चाक" (एनएएसबी), "एक खुरचने का औजर" (एनईबी), "निशान करनेवाला" (एनआईवी)।</w:t>
       </w:r>
       <w:r>
         <w:rPr>
@@ -421,7 +372,7 @@
         <w:rPr>
           <w:lang w:val="hi_IN" w:bidi="hi_IN"/>
         </w:rPr>
-        <w:t>झड़बेरी</w:t>
+        <w:t>टाँकी</w:t>
       </w:r>
       <w:r>
         <w:rPr>
@@ -440,33 +391,7 @@
         <w:rPr>
           <w:lang w:val="hi_IN" w:bidi="hi_IN"/>
         </w:rPr>
-        <w:t>झड़बेरी</w:t>
-      </w:r>
-      <w:r>
-        <w:rPr>
-          <w:lang w:val="hi_IN" w:bidi="hi_IN"/>
-        </w:rPr>
-        <w:t xml:space="preserve"> एक कांटेदार झाड़ी है जो निर्जल क्षेत्रों में उगती है। </w:t>
-      </w:r>
-      <w:r>
-        <w:rPr>
-          <w:lang w:val="hi_IN" w:bidi="hi_IN"/>
-        </w:rPr>
-        <w:t>झड़बेरी</w:t>
-      </w:r>
-      <w:r>
-        <w:rPr>
-          <w:lang w:val="hi_IN" w:bidi="hi_IN"/>
-        </w:rPr>
-        <w:t xml:space="preserve"> की कुछ प्रजातियों में बैंगनी फूल और चमकीले रंग के जामुन होते हैं।</w:t>
-      </w:r>
-    </w:p>
-    <w:p>
-      <w:pPr/>
-      <w:r>
-        <w:rPr>
-          <w:lang w:val="hi_IN" w:bidi="hi_IN"/>
-        </w:rPr>
+        <w:t>मिट्टी की पट्टिकाओं पर अक्षर लिखने के लिए उपयोग किया जाने वाला एक हथियार (</w:t>
       </w:r>
       <w:hyperlink r:id="rId15">
         <w:r>
@@ -477,154 +402,14 @@
             <w:color w:val="0000EE"/>
             <w:u w:val="single"/>
           </w:rPr>
-          <w:t>न्यायियों 9:14–15</w:t>
+          <w:t>अय्यू 19:24</w:t>
         </w:r>
       </w:hyperlink>
       <w:r>
         <w:rPr>
           <w:lang w:val="hi_IN" w:bidi="hi_IN"/>
         </w:rPr>
-        <w:t xml:space="preserve"> में झड़बेरी को यूरोपीय झड़बेरी (</w:t>
-      </w:r>
-      <w:r>
-        <w:rPr>
-          <w:i/>
-          <w:lang w:val="hi_IN" w:bidi="hi_IN"/>
-        </w:rPr>
-        <w:t>लिसीयम युरोपियम</w:t>
-      </w:r>
-      <w:r>
-        <w:rPr>
-          <w:lang w:val="hi_IN" w:bidi="hi_IN"/>
-        </w:rPr>
-        <w:t xml:space="preserve">) माना जाता है, जिसे रेगिस्तानी काँटा भी कहा जाता है। यह एक कांटेदार झाड़ी है जो 1.8 से 3.7 मीटर (6 से 12 फीट) ऊँची होती है। इस पौधे में पत्तियों के गुच्छे और छोटे बैंगनी फूल होते हैं। ये फूल अंत में छोटे, गोल लाल जामुन उत्पन्न करते हैं। झड़बेरी इस्राएल और आसपास के क्षेत्रों की स्वदेशी झाड़ी है। यह पूरे क्षेत्र में, विशेषकर </w:t>
-      </w:r>
-      <w:r>
-        <w:rPr>
-          <w:lang w:val="hi_IN" w:bidi="hi_IN"/>
-        </w:rPr>
-        <w:t>लबानोन</w:t>
-      </w:r>
-      <w:r>
-        <w:rPr>
-          <w:lang w:val="hi_IN" w:bidi="hi_IN"/>
-        </w:rPr>
-        <w:t xml:space="preserve"> से मृत सागर तक के क्षेत्र में, सामान्य रूप से उगती है।</w:t>
-      </w:r>
-    </w:p>
-    <w:p>
-      <w:pPr/>
-      <w:r>
-        <w:rPr>
-          <w:lang w:val="hi_IN" w:bidi="hi_IN"/>
-        </w:rPr>
-      </w:r>
-      <w:r>
-        <w:rPr>
-          <w:lang w:val="hi_IN" w:bidi="hi_IN"/>
-        </w:rPr>
-      </w:r>
-      <w:r>
-        <w:rPr>
-          <w:lang w:val="hi_IN" w:bidi="hi_IN"/>
-        </w:rPr>
-      </w:r>
-    </w:p>
-    <w:p>
-      <w:pPr/>
-      <w:r>
-        <w:rPr>
-          <w:lang w:val="hi_IN" w:bidi="hi_IN"/>
-        </w:rPr>
-      </w:r>
-    </w:p>
-    <w:p>
-      <w:pPr>
-        <w:pStyle w:val="Heading2"/>
-      </w:pPr>
-      <w:r>
-        <w:rPr>
-          <w:lang w:val="hi_IN" w:bidi="hi_IN"/>
-        </w:rPr>
-        <w:t>झड़बेरी</w:t>
-      </w:r>
-      <w:r>
-        <w:rPr>
-          <w:lang w:val="hi_IN" w:bidi="hi_IN"/>
-        </w:rPr>
-      </w:r>
-    </w:p>
-    <w:p>
-      <w:pPr/>
-      <w:r>
-        <w:rPr>
-          <w:lang w:val="hi_IN" w:bidi="hi_IN"/>
-        </w:rPr>
-      </w:r>
-      <w:r>
-        <w:rPr>
-          <w:lang w:val="hi_IN" w:bidi="hi_IN"/>
-        </w:rPr>
-        <w:t xml:space="preserve">फिलिस्तीनी झड़बेरी एक झाड़ी या छोटा पेड़ है जो 0.9 से 1.8 मीटर (तीन से छह फीट) की ऊंचाई तक बढ़ता है। इसमें मखमली, कांटेदार शाखाएँ, सदाबहार पत्तियाँ और छोटे फूलों के गुच्छे होते हैं जो मार्च या अप्रैल में खिलते हैं। यह पौधा सीरिया और लेबनान से लेकर इस्राएल और आस-पास के इलाकों से होते हुए अरब और सीनै तक की पहाड़ियों पर उगता है। </w:t>
-      </w:r>
-      <w:r>
-        <w:rPr>
-          <w:lang w:val="hi_IN" w:bidi="hi_IN"/>
-        </w:rPr>
-      </w:r>
-      <w:r>
-        <w:rPr>
-          <w:lang w:val="hi_IN" w:bidi="hi_IN"/>
-        </w:rPr>
-      </w:r>
-    </w:p>
-    <w:p>
-      <w:pPr/>
-      <w:r>
-        <w:rPr>
-          <w:lang w:val="hi_IN" w:bidi="hi_IN"/>
-        </w:rPr>
-      </w:r>
-    </w:p>
-    <w:p>
-      <w:pPr>
-        <w:pStyle w:val="Heading2"/>
-      </w:pPr>
-      <w:r>
-        <w:rPr>
-          <w:lang w:val="hi_IN" w:bidi="hi_IN"/>
-        </w:rPr>
-        <w:t>झाँझ</w:t>
-      </w:r>
-      <w:r>
-        <w:rPr>
-          <w:lang w:val="hi_IN" w:bidi="hi_IN"/>
-        </w:rPr>
-      </w:r>
-    </w:p>
-    <w:p>
-      <w:pPr>
-        <w:pStyle w:val="Heading2"/>
-      </w:pPr>
-      <w:r>
-        <w:rPr>
-          <w:lang w:val="hi_IN" w:bidi="hi_IN"/>
-        </w:rPr>
-        <w:t>झाँझ</w:t>
-      </w:r>
-    </w:p>
-    <w:p>
-      <w:pPr/>
-      <w:r>
-        <w:rPr>
-          <w:lang w:val="hi_IN" w:bidi="hi_IN"/>
-        </w:rPr>
-      </w:r>
-      <w:r>
-        <w:rPr>
-          <w:lang w:val="hi_IN" w:bidi="hi_IN"/>
-        </w:rPr>
-        <w:t>एक छोटा, हाथ से पकड़ा जाने वाला तालवाद्य यंत्र (</w:t>
+        <w:t xml:space="preserve">; </w:t>
       </w:r>
       <w:hyperlink r:id="rId16">
         <w:r>
@@ -635,21 +420,29 @@
             <w:color w:val="0000EE"/>
             <w:u w:val="single"/>
           </w:rPr>
-          <w:t>2 शमू 6:5</w:t>
+          <w:t>यिर्म 17:1</w:t>
         </w:r>
       </w:hyperlink>
       <w:r>
         <w:rPr>
           <w:lang w:val="hi_IN" w:bidi="hi_IN"/>
         </w:rPr>
-        <w:t xml:space="preserve">)। </w:t>
+        <w:t>)।</w:t>
+      </w:r>
+    </w:p>
+    <w:p>
+      <w:pPr/>
+      <w:r>
+        <w:rPr>
+          <w:lang w:val="hi_IN" w:bidi="hi_IN"/>
+        </w:rPr>
       </w:r>
       <w:r>
         <w:rPr>
           <w:i/>
           <w:lang w:val="hi_IN" w:bidi="hi_IN"/>
         </w:rPr>
-        <w:t>देखें</w:t>
+        <w:t>देखिए</w:t>
       </w:r>
       <w:r>
         <w:rPr>
@@ -661,19 +454,7 @@
         <w:rPr>
           <w:lang w:val="hi_IN" w:bidi="hi_IN"/>
         </w:rPr>
-        <w:t>संगीत वाद्य यंत्र</w:t>
-      </w:r>
-      <w:r>
-        <w:rPr>
-          <w:lang w:val="hi_IN" w:bidi="hi_IN"/>
-        </w:rPr>
-        <w:t xml:space="preserve">; </w:t>
-      </w:r>
-      <w:r>
-        <w:rPr>
-          <w:lang w:val="hi_IN" w:bidi="hi_IN"/>
-        </w:rPr>
-        <w:t>संगीत</w:t>
+        <w:t>लेखन</w:t>
       </w:r>
       <w:r>
         <w:rPr>
@@ -708,23 +489,12 @@
         <w:rPr>
           <w:lang w:val="hi_IN" w:bidi="hi_IN"/>
         </w:rPr>
-        <w:t>झाँझ</w:t>
-      </w:r>
-      <w:r>
-        <w:rPr>
-          <w:lang w:val="hi_IN" w:bidi="hi_IN"/>
-        </w:rPr>
-      </w:r>
-    </w:p>
-    <w:p>
-      <w:pPr>
-        <w:pStyle w:val="Heading2"/>
-      </w:pPr>
-      <w:r>
-        <w:rPr>
-          <w:lang w:val="hi_IN" w:bidi="hi_IN"/>
-        </w:rPr>
-        <w:t>झाँझ</w:t>
+        <w:t>टाट</w:t>
+      </w:r>
+      <w:r>
+        <w:rPr>
+          <w:lang w:val="hi_IN" w:bidi="hi_IN"/>
+        </w:rPr>
       </w:r>
     </w:p>
     <w:p>
@@ -738,9 +508,23 @@
         <w:rPr>
           <w:lang w:val="hi_IN" w:bidi="hi_IN"/>
         </w:rPr>
-        <w:t>एक ताल वाद्य जिसमें दो गोल, पतले, थोड़े अवतल, धातु के पट्ट से बने होते हैं, जिन्हें एक साथ बजाया जाता है। झाँझ परमेश्वर की आराधना में उपयोग की जाती थी (</w:t>
-      </w:r>
-      <w:hyperlink r:id="rId16">
+        <w:t>टाट एक खुरदरा पदार्थ था, जो अक्सर बकरी के बालों से बनाया जाता था, और मुख्य रूप से शोक के प्रतीक के रूप में उपयोग किया जाता था। कुछ नबी और बंदी भी इसे पहनते थे।</w:t>
+      </w:r>
+    </w:p>
+    <w:p>
+      <w:pPr/>
+      <w:r>
+        <w:rPr>
+          <w:lang w:val="hi_IN" w:bidi="hi_IN"/>
+        </w:rPr>
+      </w:r>
+      <w:r>
+        <w:rPr>
+          <w:lang w:val="hi_IN" w:bidi="hi_IN"/>
+        </w:rPr>
+        <w:t>टाट आमतौर पर काला और खुरदरा होता था (</w:t>
+      </w:r>
+      <w:hyperlink r:id="rId17">
         <w:r>
           <w:rPr>
             <w:lang w:val="hi_IN" w:bidi="hi_IN"/>
@@ -749,7 +533,7 @@
             <w:color w:val="0000EE"/>
             <w:u w:val="single"/>
           </w:rPr>
-          <w:t>2 शमू 6:5</w:t>
+          <w:t>यशा 50:3</w:t>
         </w:r>
       </w:hyperlink>
       <w:r>
@@ -758,7 +542,7 @@
         </w:rPr>
         <w:t xml:space="preserve">; </w:t>
       </w:r>
-      <w:hyperlink r:id="rId17">
+      <w:hyperlink r:id="rId18">
         <w:r>
           <w:rPr>
             <w:lang w:val="hi_IN" w:bidi="hi_IN"/>
@@ -767,16 +551,38 @@
             <w:color w:val="0000EE"/>
             <w:u w:val="single"/>
           </w:rPr>
-          <w:t>एज्रा 3:10</w:t>
+          <w:t>प्रका 6:12</w:t>
         </w:r>
       </w:hyperlink>
       <w:r>
         <w:rPr>
           <w:lang w:val="hi_IN" w:bidi="hi_IN"/>
         </w:rPr>
-        <w:t xml:space="preserve">; </w:t>
-      </w:r>
-      <w:hyperlink r:id="rId18">
+        <w:t>)। इसके आकार के बारे में दो मुख्य दृष्टिकोण हैं।</w:t>
+      </w:r>
+    </w:p>
+    <w:p>
+      <w:pPr>
+        <w:pStyle w:val="ListNumber"/>
+        <w:numPr>
+          <w:ilvl w:val="0"/>
+          <w:numId w:val="14"/>
+        </w:numPr>
+        <w:spacing w:line="240" w:lineRule="auto"/>
+        <w:ind w:left="720"/>
+      </w:pPr>
+      <w:r>
+        <w:rPr>
+          <w:lang w:val="hi_IN" w:bidi="hi_IN"/>
+        </w:rPr>
+      </w:r>
+      <w:r>
+        <w:rPr>
+          <w:lang w:val="hi_IN" w:bidi="hi_IN"/>
+        </w:rPr>
+        <w:t>टाट एक आयताकार वस्त्र था, जो किनारों और एक छोर पर सिला हुआ था, जिसमें सिर और बाहों के लिए छेद थे। यह आकार यूसुफ के भाइयों द्वारा उपयोग किए गए अनाज की बोरियों के समान है (</w:t>
+      </w:r>
+      <w:hyperlink r:id="rId19">
         <w:r>
           <w:rPr>
             <w:lang w:val="hi_IN" w:bidi="hi_IN"/>
@@ -785,120 +591,16 @@
             <w:color w:val="0000EE"/>
             <w:u w:val="single"/>
           </w:rPr>
-          <w:t>भज 150:5</w:t>
+          <w:t>उत 42:25–27, 35</w:t>
         </w:r>
       </w:hyperlink>
       <w:r>
         <w:rPr>
           <w:lang w:val="hi_IN" w:bidi="hi_IN"/>
         </w:rPr>
-        <w:t>)।</w:t>
-      </w:r>
-    </w:p>
-    <w:p>
-      <w:pPr/>
-      <w:r>
-        <w:rPr>
-          <w:lang w:val="hi_IN" w:bidi="hi_IN"/>
-        </w:rPr>
-      </w:r>
-      <w:r>
-        <w:rPr>
-          <w:i/>
-          <w:lang w:val="hi_IN" w:bidi="hi_IN"/>
-        </w:rPr>
-        <w:t>यह भी देखें</w:t>
-      </w:r>
-      <w:r>
-        <w:rPr>
-          <w:lang w:val="hi_IN" w:bidi="hi_IN"/>
-        </w:rPr>
-        <w:t xml:space="preserve"> </w:t>
-      </w:r>
-      <w:r>
-        <w:rPr>
-          <w:lang w:val="hi_IN" w:bidi="hi_IN"/>
-        </w:rPr>
-        <w:t>संगीत वाद्ययंत्र (ज़ेल्ज़ेलिम)</w:t>
-      </w:r>
-      <w:r>
-        <w:rPr>
-          <w:lang w:val="hi_IN" w:bidi="hi_IN"/>
-        </w:rPr>
-        <w:t xml:space="preserve">; </w:t>
-      </w:r>
-      <w:r>
-        <w:rPr>
-          <w:lang w:val="hi_IN" w:bidi="hi_IN"/>
-        </w:rPr>
-        <w:t>संगीत</w:t>
-      </w:r>
-      <w:r>
-        <w:rPr>
-          <w:lang w:val="hi_IN" w:bidi="hi_IN"/>
-        </w:rPr>
-        <w:t>।</w:t>
-      </w:r>
-      <w:r>
-        <w:rPr>
-          <w:lang w:val="hi_IN" w:bidi="hi_IN"/>
-        </w:rPr>
-      </w:r>
-      <w:r>
-        <w:rPr>
-          <w:lang w:val="hi_IN" w:bidi="hi_IN"/>
-        </w:rPr>
-      </w:r>
-    </w:p>
-    <w:p>
-      <w:pPr/>
-      <w:r>
-        <w:rPr>
-          <w:lang w:val="hi_IN" w:bidi="hi_IN"/>
-        </w:rPr>
-      </w:r>
-    </w:p>
-    <w:p>
-      <w:pPr>
-        <w:pStyle w:val="Heading2"/>
-      </w:pPr>
-      <w:r>
-        <w:rPr>
-          <w:lang w:val="hi_IN" w:bidi="hi_IN"/>
-        </w:rPr>
-        <w:t>झाँझ</w:t>
-      </w:r>
-      <w:r>
-        <w:rPr>
-          <w:lang w:val="hi_IN" w:bidi="hi_IN"/>
-        </w:rPr>
-      </w:r>
-    </w:p>
-    <w:p>
-      <w:pPr>
-        <w:pStyle w:val="Heading2"/>
-      </w:pPr>
-      <w:r>
-        <w:rPr>
-          <w:lang w:val="hi_IN" w:bidi="hi_IN"/>
-        </w:rPr>
-        <w:t>झाँझ</w:t>
-      </w:r>
-    </w:p>
-    <w:p>
-      <w:pPr/>
-      <w:r>
-        <w:rPr>
-          <w:lang w:val="hi_IN" w:bidi="hi_IN"/>
-        </w:rPr>
-      </w:r>
-      <w:r>
-        <w:rPr>
-          <w:lang w:val="hi_IN" w:bidi="hi_IN"/>
-        </w:rPr>
-        <w:t xml:space="preserve">प्राचीन ताल वाद्य जिसमें एक धातु की पतली फ्रेम होती है, जिसमें धातु की कई छड़ें या फंदे होते हैं जो हिलाने पर झनझनाते हैं, </w:t>
-      </w:r>
-      <w:hyperlink r:id="rId16">
+        <w:t>) और गिबोनियों द्वारा उपयोग की गई बोरियों के समान है (</w:t>
+      </w:r>
+      <w:hyperlink r:id="rId20">
         <w:r>
           <w:rPr>
             <w:lang w:val="hi_IN" w:bidi="hi_IN"/>
@@ -907,112 +609,16 @@
             <w:color w:val="0000EE"/>
             <w:u w:val="single"/>
           </w:rPr>
-          <w:t>2 शमूएल 6:5</w:t>
+          <w:t>यहो 9:4</w:t>
         </w:r>
       </w:hyperlink>
       <w:r>
         <w:rPr>
           <w:lang w:val="hi_IN" w:bidi="hi_IN"/>
         </w:rPr>
-        <w:t xml:space="preserve"> में इसे "</w:t>
-      </w:r>
-      <w:r>
-        <w:rPr>
-          <w:lang w:val="hi_IN" w:bidi="hi_IN"/>
-        </w:rPr>
-        <w:t>डमरू</w:t>
-      </w:r>
-      <w:r>
-        <w:rPr>
-          <w:lang w:val="hi_IN" w:bidi="hi_IN"/>
-        </w:rPr>
-        <w:t xml:space="preserve">" (मूल भाषा में कास्टनेट्स) के रूप में अनुवादित किया गया है। </w:t>
-      </w:r>
-      <w:r>
-        <w:rPr>
-          <w:i/>
-          <w:lang w:val="hi_IN" w:bidi="hi_IN"/>
-        </w:rPr>
-        <w:t>देखें</w:t>
-      </w:r>
-      <w:r>
-        <w:rPr>
-          <w:lang w:val="hi_IN" w:bidi="hi_IN"/>
-        </w:rPr>
-        <w:t xml:space="preserve"> </w:t>
-      </w:r>
-      <w:r>
-        <w:rPr>
-          <w:lang w:val="hi_IN" w:bidi="hi_IN"/>
-        </w:rPr>
-        <w:t>संगीत वाद्ययंत्र (मेना आनीम; शालिशिम)</w:t>
-      </w:r>
-      <w:r>
-        <w:rPr>
-          <w:lang w:val="hi_IN" w:bidi="hi_IN"/>
-        </w:rPr>
-        <w:t>।</w:t>
-      </w:r>
-      <w:r>
-        <w:rPr>
-          <w:lang w:val="hi_IN" w:bidi="hi_IN"/>
-        </w:rPr>
-      </w:r>
-      <w:r>
-        <w:rPr>
-          <w:lang w:val="hi_IN" w:bidi="hi_IN"/>
-        </w:rPr>
-      </w:r>
-    </w:p>
-    <w:p>
-      <w:pPr/>
-      <w:r>
-        <w:rPr>
-          <w:lang w:val="hi_IN" w:bidi="hi_IN"/>
-        </w:rPr>
-      </w:r>
-    </w:p>
-    <w:p>
-      <w:pPr>
-        <w:pStyle w:val="Heading2"/>
-      </w:pPr>
-      <w:r>
-        <w:rPr>
-          <w:lang w:val="hi_IN" w:bidi="hi_IN"/>
-        </w:rPr>
-        <w:t>झाऊ</w:t>
-      </w:r>
-      <w:r>
-        <w:rPr>
-          <w:lang w:val="hi_IN" w:bidi="hi_IN"/>
-        </w:rPr>
-      </w:r>
-    </w:p>
-    <w:p>
-      <w:pPr>
-        <w:pStyle w:val="Heading2"/>
-      </w:pPr>
-      <w:r>
-        <w:rPr>
-          <w:lang w:val="hi_IN" w:bidi="hi_IN"/>
-        </w:rPr>
-        <w:t>झाऊ</w:t>
-      </w:r>
-    </w:p>
-    <w:p>
-      <w:pPr/>
-      <w:r>
-        <w:rPr>
-          <w:lang w:val="hi_IN" w:bidi="hi_IN"/>
-        </w:rPr>
-      </w:r>
-      <w:r>
-        <w:rPr>
-          <w:lang w:val="hi_IN" w:bidi="hi_IN"/>
-        </w:rPr>
-        <w:t>एक फिलीस्तीनी झाड़ी, जो अक्सर काफी बड़ी हो जाती है, और छाया प्रदान करती है (</w:t>
-      </w:r>
-      <w:hyperlink r:id="rId19">
+        <w:t xml:space="preserve">; तुलना करें </w:t>
+      </w:r>
+      <w:hyperlink r:id="rId21">
         <w:r>
           <w:rPr>
             <w:lang w:val="hi_IN" w:bidi="hi_IN"/>
@@ -1021,100 +627,34 @@
             <w:color w:val="0000EE"/>
             <w:u w:val="single"/>
           </w:rPr>
-          <w:t>1 रा 19:4</w:t>
+          <w:t>लैव्य 11:32</w:t>
         </w:r>
       </w:hyperlink>
       <w:r>
         <w:rPr>
           <w:lang w:val="hi_IN" w:bidi="hi_IN"/>
         </w:rPr>
-        <w:t xml:space="preserve">)। एक अनुवाद में इस इब्रानी शब्द को "जुनिपर" के रूप में अनुवादित किया गया है। </w:t>
-      </w:r>
-      <w:r>
-        <w:rPr>
-          <w:i/>
-          <w:lang w:val="hi_IN" w:bidi="hi_IN"/>
-        </w:rPr>
-        <w:t>देखें</w:t>
-      </w:r>
-      <w:r>
-        <w:rPr>
-          <w:lang w:val="hi_IN" w:bidi="hi_IN"/>
-        </w:rPr>
-        <w:t xml:space="preserve"> </w:t>
-      </w:r>
-      <w:r>
-        <w:rPr>
-          <w:lang w:val="hi_IN" w:bidi="hi_IN"/>
-        </w:rPr>
-        <w:t>पौधे</w:t>
-      </w:r>
-      <w:r>
-        <w:rPr>
-          <w:lang w:val="hi_IN" w:bidi="hi_IN"/>
-        </w:rPr>
-        <w:t>।</w:t>
-      </w:r>
-      <w:r>
-        <w:rPr>
-          <w:lang w:val="hi_IN" w:bidi="hi_IN"/>
-        </w:rPr>
-      </w:r>
-      <w:r>
-        <w:rPr>
-          <w:lang w:val="hi_IN" w:bidi="hi_IN"/>
-        </w:rPr>
-      </w:r>
-    </w:p>
-    <w:p>
-      <w:pPr/>
-      <w:r>
-        <w:rPr>
-          <w:lang w:val="hi_IN" w:bidi="hi_IN"/>
-        </w:rPr>
-      </w:r>
-    </w:p>
-    <w:p>
-      <w:pPr>
-        <w:pStyle w:val="Heading2"/>
-      </w:pPr>
-      <w:r>
-        <w:rPr>
-          <w:lang w:val="hi_IN" w:bidi="hi_IN"/>
-        </w:rPr>
-        <w:t>झाऊ</w:t>
-      </w:r>
-      <w:r>
-        <w:rPr>
-          <w:lang w:val="hi_IN" w:bidi="hi_IN"/>
-        </w:rPr>
-      </w:r>
-    </w:p>
-    <w:p>
-      <w:pPr>
-        <w:pStyle w:val="Heading2"/>
-      </w:pPr>
-      <w:r>
-        <w:rPr>
-          <w:lang w:val="hi_IN" w:bidi="hi_IN"/>
-        </w:rPr>
-        <w:t>झाऊ</w:t>
-      </w:r>
-    </w:p>
-    <w:p>
-      <w:pPr/>
-      <w:r>
-        <w:rPr>
-          <w:lang w:val="hi_IN" w:bidi="hi_IN"/>
-        </w:rPr>
-      </w:r>
-      <w:r>
-        <w:rPr>
-          <w:lang w:val="hi_IN" w:bidi="hi_IN"/>
-        </w:rPr>
-        <w:t>एक मरूभूमि झाड़ी (</w:t>
-      </w:r>
-      <w:hyperlink r:id="rId20">
+        <w:t>)।</w:t>
+      </w:r>
+    </w:p>
+    <w:p>
+      <w:pPr>
+        <w:pStyle w:val="ListNumber"/>
+        <w:spacing w:line="240" w:lineRule="auto"/>
+        <w:ind w:left="720"/>
+      </w:pPr>
+      <w:r>
+        <w:rPr>
+          <w:lang w:val="hi_IN" w:bidi="hi_IN"/>
+        </w:rPr>
+      </w:r>
+      <w:r>
+        <w:rPr>
+          <w:lang w:val="hi_IN" w:bidi="hi_IN"/>
+        </w:rPr>
+        <w:t>टाट एक छोटे लंगोट की तरह था। इब्री प्रथाएँ इसका समर्थन करती हैं। इनमें टाट से कमर कसना शामिल है (</w:t>
+      </w:r>
+      <w:hyperlink r:id="rId22">
         <w:r>
           <w:rPr>
             <w:lang w:val="hi_IN" w:bidi="hi_IN"/>
@@ -1123,7 +663,7 @@
             <w:color w:val="0000EE"/>
             <w:u w:val="single"/>
           </w:rPr>
-          <w:t>1 रा 19:4–5</w:t>
+          <w:t>2 शमू 3:31</w:t>
         </w:r>
       </w:hyperlink>
       <w:r>
@@ -1132,7 +672,7 @@
         </w:rPr>
         <w:t xml:space="preserve">; </w:t>
       </w:r>
-      <w:hyperlink r:id="rId21">
+      <w:hyperlink r:id="rId23">
         <w:r>
           <w:rPr>
             <w:lang w:val="hi_IN" w:bidi="hi_IN"/>
@@ -1141,7 +681,7 @@
             <w:color w:val="0000EE"/>
             <w:u w:val="single"/>
           </w:rPr>
-          <w:t>अय्यू 30:4</w:t>
+          <w:t>यशा 15:3</w:t>
         </w:r>
       </w:hyperlink>
       <w:r>
@@ -1150,7 +690,7 @@
         </w:rPr>
         <w:t xml:space="preserve">; </w:t>
       </w:r>
-      <w:hyperlink r:id="rId22">
+      <w:hyperlink r:id="rId24">
         <w:r>
           <w:rPr>
             <w:lang w:val="hi_IN" w:bidi="hi_IN"/>
@@ -1159,21 +699,328 @@
             <w:color w:val="0000EE"/>
             <w:u w:val="single"/>
           </w:rPr>
-          <w:t>भज 120:4</w:t>
+          <w:t>22:12</w:t>
         </w:r>
       </w:hyperlink>
       <w:r>
         <w:rPr>
           <w:lang w:val="hi_IN" w:bidi="hi_IN"/>
         </w:rPr>
-        <w:t xml:space="preserve">)। </w:t>
-      </w:r>
-      <w:r>
-        <w:rPr>
-          <w:i/>
-          <w:lang w:val="hi_IN" w:bidi="hi_IN"/>
-        </w:rPr>
-        <w:t>देखें</w:t>
+        <w:t xml:space="preserve">; </w:t>
+      </w:r>
+      <w:hyperlink r:id="rId25">
+        <w:r>
+          <w:rPr>
+            <w:lang w:val="hi_IN" w:bidi="hi_IN"/>
+          </w:rPr>
+          <w:rPr>
+            <w:color w:val="0000EE"/>
+            <w:u w:val="single"/>
+          </w:rPr>
+          <w:t>यिर्म 4:8</w:t>
+        </w:r>
+      </w:hyperlink>
+      <w:r>
+        <w:rPr>
+          <w:lang w:val="hi_IN" w:bidi="hi_IN"/>
+        </w:rPr>
+        <w:t>) और कमर पर टाट लपेटना (</w:t>
+      </w:r>
+      <w:hyperlink r:id="rId26">
+        <w:r>
+          <w:rPr>
+            <w:lang w:val="hi_IN" w:bidi="hi_IN"/>
+          </w:rPr>
+          <w:rPr>
+            <w:color w:val="0000EE"/>
+            <w:u w:val="single"/>
+          </w:rPr>
+          <w:t>उत 37:34</w:t>
+        </w:r>
+      </w:hyperlink>
+      <w:r>
+        <w:rPr>
+          <w:lang w:val="hi_IN" w:bidi="hi_IN"/>
+        </w:rPr>
+        <w:t xml:space="preserve">; </w:t>
+      </w:r>
+      <w:hyperlink r:id="rId27">
+        <w:r>
+          <w:rPr>
+            <w:lang w:val="hi_IN" w:bidi="hi_IN"/>
+          </w:rPr>
+          <w:rPr>
+            <w:color w:val="0000EE"/>
+            <w:u w:val="single"/>
+          </w:rPr>
+          <w:t>1 रा 20:31</w:t>
+        </w:r>
+      </w:hyperlink>
+      <w:r>
+        <w:rPr>
+          <w:lang w:val="hi_IN" w:bidi="hi_IN"/>
+        </w:rPr>
+        <w:t xml:space="preserve">; </w:t>
+      </w:r>
+      <w:hyperlink r:id="rId28">
+        <w:r>
+          <w:rPr>
+            <w:lang w:val="hi_IN" w:bidi="hi_IN"/>
+          </w:rPr>
+          <w:rPr>
+            <w:color w:val="0000EE"/>
+            <w:u w:val="single"/>
+          </w:rPr>
+          <w:t>यिर्म 48:37</w:t>
+        </w:r>
+      </w:hyperlink>
+      <w:r>
+        <w:rPr>
+          <w:lang w:val="hi_IN" w:bidi="hi_IN"/>
+        </w:rPr>
+        <w:t>), हालांकि टाट से एक से अधिक प्रकार के वस्त्र बनाए जा सकते थे।</w:t>
+      </w:r>
+    </w:p>
+    <w:p>
+      <w:pPr/>
+      <w:r>
+        <w:rPr>
+          <w:lang w:val="hi_IN" w:bidi="hi_IN"/>
+        </w:rPr>
+      </w:r>
+      <w:r>
+        <w:rPr>
+          <w:lang w:val="hi_IN" w:bidi="hi_IN"/>
+        </w:rPr>
+        <w:t>टाट मुख्य रूप से शोक के साथ जुड़ा हुआ था (</w:t>
+      </w:r>
+      <w:hyperlink r:id="rId26">
+        <w:r>
+          <w:rPr>
+            <w:lang w:val="hi_IN" w:bidi="hi_IN"/>
+          </w:rPr>
+          <w:rPr>
+            <w:color w:val="0000EE"/>
+            <w:u w:val="single"/>
+          </w:rPr>
+          <w:t>उत 37:34</w:t>
+        </w:r>
+      </w:hyperlink>
+      <w:r>
+        <w:rPr>
+          <w:lang w:val="hi_IN" w:bidi="hi_IN"/>
+        </w:rPr>
+        <w:t xml:space="preserve">; </w:t>
+      </w:r>
+      <w:hyperlink r:id="rId29">
+        <w:r>
+          <w:rPr>
+            <w:lang w:val="hi_IN" w:bidi="hi_IN"/>
+          </w:rPr>
+          <w:rPr>
+            <w:color w:val="0000EE"/>
+            <w:u w:val="single"/>
+          </w:rPr>
+          <w:t>1 रा 21:27</w:t>
+        </w:r>
+      </w:hyperlink>
+      <w:r>
+        <w:rPr>
+          <w:lang w:val="hi_IN" w:bidi="hi_IN"/>
+        </w:rPr>
+        <w:t xml:space="preserve">; </w:t>
+      </w:r>
+      <w:hyperlink r:id="rId30">
+        <w:r>
+          <w:rPr>
+            <w:lang w:val="hi_IN" w:bidi="hi_IN"/>
+          </w:rPr>
+          <w:rPr>
+            <w:color w:val="0000EE"/>
+            <w:u w:val="single"/>
+          </w:rPr>
+          <w:t>विला 2:10</w:t>
+        </w:r>
+      </w:hyperlink>
+      <w:r>
+        <w:rPr>
+          <w:lang w:val="hi_IN" w:bidi="hi_IN"/>
+        </w:rPr>
+        <w:t>)। इसे राष्ट्रीय (</w:t>
+      </w:r>
+      <w:hyperlink r:id="rId31">
+        <w:r>
+          <w:rPr>
+            <w:lang w:val="hi_IN" w:bidi="hi_IN"/>
+          </w:rPr>
+          <w:rPr>
+            <w:color w:val="0000EE"/>
+            <w:u w:val="single"/>
+          </w:rPr>
+          <w:t>2 रा 6:30</w:t>
+        </w:r>
+      </w:hyperlink>
+      <w:r>
+        <w:rPr>
+          <w:lang w:val="hi_IN" w:bidi="hi_IN"/>
+        </w:rPr>
+        <w:t xml:space="preserve">; </w:t>
+      </w:r>
+      <w:hyperlink r:id="rId32">
+        <w:r>
+          <w:rPr>
+            <w:lang w:val="hi_IN" w:bidi="hi_IN"/>
+          </w:rPr>
+          <w:rPr>
+            <w:color w:val="0000EE"/>
+            <w:u w:val="single"/>
+          </w:rPr>
+          <w:t>नहे 9:1</w:t>
+        </w:r>
+      </w:hyperlink>
+      <w:r>
+        <w:rPr>
+          <w:lang w:val="hi_IN" w:bidi="hi_IN"/>
+        </w:rPr>
+        <w:t xml:space="preserve">; </w:t>
+      </w:r>
+      <w:hyperlink r:id="rId33">
+        <w:r>
+          <w:rPr>
+            <w:lang w:val="hi_IN" w:bidi="hi_IN"/>
+          </w:rPr>
+          <w:rPr>
+            <w:color w:val="0000EE"/>
+            <w:u w:val="single"/>
+          </w:rPr>
+          <w:t>यशा 37:1</w:t>
+        </w:r>
+      </w:hyperlink>
+      <w:r>
+        <w:rPr>
+          <w:lang w:val="hi_IN" w:bidi="hi_IN"/>
+        </w:rPr>
+        <w:t xml:space="preserve">; </w:t>
+      </w:r>
+      <w:hyperlink r:id="rId34">
+        <w:r>
+          <w:rPr>
+            <w:lang w:val="hi_IN" w:bidi="hi_IN"/>
+          </w:rPr>
+          <w:rPr>
+            <w:color w:val="0000EE"/>
+            <w:u w:val="single"/>
+          </w:rPr>
+          <w:t>योना 3:8</w:t>
+        </w:r>
+      </w:hyperlink>
+      <w:r>
+        <w:rPr>
+          <w:lang w:val="hi_IN" w:bidi="hi_IN"/>
+        </w:rPr>
+        <w:t>) के साथ-साथ व्यक्तिगत संकट के समय भी पहना जाता था। इसे पहना गया था:</w:t>
+      </w:r>
+    </w:p>
+    <w:p>
+      <w:pPr>
+        <w:pStyle w:val="ListBullet"/>
+        <w:spacing w:line="240" w:lineRule="auto"/>
+        <w:ind w:left="720"/>
+      </w:pPr>
+      <w:r>
+        <w:rPr>
+          <w:lang w:val="hi_IN" w:bidi="hi_IN"/>
+        </w:rPr>
+      </w:r>
+      <w:r>
+        <w:rPr>
+          <w:lang w:val="hi_IN" w:bidi="hi_IN"/>
+        </w:rPr>
+        <w:t>राजाओं (</w:t>
+      </w:r>
+      <w:hyperlink r:id="rId29">
+        <w:r>
+          <w:rPr>
+            <w:lang w:val="hi_IN" w:bidi="hi_IN"/>
+          </w:rPr>
+          <w:rPr>
+            <w:color w:val="0000EE"/>
+            <w:u w:val="single"/>
+          </w:rPr>
+          <w:t>1 रा 21:27</w:t>
+        </w:r>
+      </w:hyperlink>
+      <w:r>
+        <w:rPr>
+          <w:lang w:val="hi_IN" w:bidi="hi_IN"/>
+        </w:rPr>
+        <w:t xml:space="preserve">; </w:t>
+      </w:r>
+      <w:hyperlink r:id="rId31">
+        <w:r>
+          <w:rPr>
+            <w:lang w:val="hi_IN" w:bidi="hi_IN"/>
+          </w:rPr>
+          <w:rPr>
+            <w:color w:val="0000EE"/>
+            <w:u w:val="single"/>
+          </w:rPr>
+          <w:t>2 राजा 6:30</w:t>
+        </w:r>
+      </w:hyperlink>
+      <w:r>
+        <w:rPr>
+          <w:lang w:val="hi_IN" w:bidi="hi_IN"/>
+        </w:rPr>
+        <w:t>)</w:t>
+      </w:r>
+    </w:p>
+    <w:p>
+      <w:pPr>
+        <w:pStyle w:val="ListBullet"/>
+        <w:spacing w:line="240" w:lineRule="auto"/>
+        <w:ind w:left="720"/>
+      </w:pPr>
+      <w:r>
+        <w:rPr>
+          <w:lang w:val="hi_IN" w:bidi="hi_IN"/>
+        </w:rPr>
+      </w:r>
+      <w:r>
+        <w:rPr>
+          <w:lang w:val="hi_IN" w:bidi="hi_IN"/>
+        </w:rPr>
+        <w:t>पुरोहित (</w:t>
+      </w:r>
+      <w:hyperlink r:id="rId35">
+        <w:r>
+          <w:rPr>
+            <w:lang w:val="hi_IN" w:bidi="hi_IN"/>
+          </w:rPr>
+          <w:rPr>
+            <w:color w:val="0000EE"/>
+            <w:u w:val="single"/>
+          </w:rPr>
+          <w:t>योए 1:13</w:t>
+        </w:r>
+      </w:hyperlink>
+      <w:r>
+        <w:rPr>
+          <w:lang w:val="hi_IN" w:bidi="hi_IN"/>
+        </w:rPr>
+        <w:t>)</w:t>
+      </w:r>
+    </w:p>
+    <w:p>
+      <w:pPr>
+        <w:pStyle w:val="ListBullet"/>
+        <w:spacing w:line="240" w:lineRule="auto"/>
+        <w:ind w:left="720"/>
+      </w:pPr>
+      <w:r>
+        <w:rPr>
+          <w:lang w:val="hi_IN" w:bidi="hi_IN"/>
+        </w:rPr>
       </w:r>
       <w:r>
         <w:rPr>
@@ -1185,23 +1032,127 @@
         <w:rPr>
           <w:lang w:val="hi_IN" w:bidi="hi_IN"/>
         </w:rPr>
-        <w:t>पौधे</w:t>
-      </w:r>
-      <w:r>
-        <w:rPr>
-          <w:lang w:val="hi_IN" w:bidi="hi_IN"/>
-        </w:rPr>
-        <w:t>।</w:t>
-      </w:r>
-      <w:r>
-        <w:rPr>
-          <w:lang w:val="hi_IN" w:bidi="hi_IN"/>
-        </w:rPr>
-      </w:r>
-      <w:r>
-        <w:rPr>
-          <w:lang w:val="hi_IN" w:bidi="hi_IN"/>
-        </w:rPr>
+        <w:t>पुरनि</w:t>
+      </w:r>
+      <w:r>
+        <w:rPr>
+          <w:lang w:val="hi_IN" w:bidi="hi_IN"/>
+        </w:rPr>
+        <w:t>यों (</w:t>
+      </w:r>
+      <w:hyperlink r:id="rId30">
+        <w:r>
+          <w:rPr>
+            <w:lang w:val="hi_IN" w:bidi="hi_IN"/>
+          </w:rPr>
+          <w:rPr>
+            <w:color w:val="0000EE"/>
+            <w:u w:val="single"/>
+          </w:rPr>
+          <w:t>विला 2:10</w:t>
+        </w:r>
+      </w:hyperlink>
+      <w:r>
+        <w:rPr>
+          <w:lang w:val="hi_IN" w:bidi="hi_IN"/>
+        </w:rPr>
+        <w:t>)</w:t>
+      </w:r>
+    </w:p>
+    <w:p>
+      <w:pPr>
+        <w:pStyle w:val="ListBullet"/>
+        <w:spacing w:line="240" w:lineRule="auto"/>
+        <w:ind w:left="720"/>
+      </w:pPr>
+      <w:r>
+        <w:rPr>
+          <w:lang w:val="hi_IN" w:bidi="hi_IN"/>
+        </w:rPr>
+      </w:r>
+      <w:r>
+        <w:rPr>
+          <w:lang w:val="hi_IN" w:bidi="hi_IN"/>
+        </w:rPr>
+        <w:t>भविष्यद्वक्ता</w:t>
+      </w:r>
+      <w:r>
+        <w:rPr>
+          <w:lang w:val="hi_IN" w:bidi="hi_IN"/>
+        </w:rPr>
+        <w:t xml:space="preserve"> (</w:t>
+      </w:r>
+      <w:hyperlink r:id="rId36">
+        <w:r>
+          <w:rPr>
+            <w:lang w:val="hi_IN" w:bidi="hi_IN"/>
+          </w:rPr>
+          <w:rPr>
+            <w:color w:val="0000EE"/>
+            <w:u w:val="single"/>
+          </w:rPr>
+          <w:t>यशा 20:2</w:t>
+        </w:r>
+      </w:hyperlink>
+      <w:r>
+        <w:rPr>
+          <w:lang w:val="hi_IN" w:bidi="hi_IN"/>
+        </w:rPr>
+        <w:t xml:space="preserve">; </w:t>
+      </w:r>
+      <w:hyperlink r:id="rId37">
+        <w:r>
+          <w:rPr>
+            <w:lang w:val="hi_IN" w:bidi="hi_IN"/>
+          </w:rPr>
+          <w:rPr>
+            <w:color w:val="0000EE"/>
+            <w:u w:val="single"/>
+          </w:rPr>
+          <w:t>जक 13:4</w:t>
+        </w:r>
+      </w:hyperlink>
+      <w:r>
+        <w:rPr>
+          <w:lang w:val="hi_IN" w:bidi="hi_IN"/>
+        </w:rPr>
+        <w:t>)</w:t>
+      </w:r>
+    </w:p>
+    <w:p>
+      <w:pPr>
+        <w:pStyle w:val="ListBullet"/>
+        <w:spacing w:line="240" w:lineRule="auto"/>
+        <w:ind w:left="720"/>
+      </w:pPr>
+      <w:r>
+        <w:rPr>
+          <w:lang w:val="hi_IN" w:bidi="hi_IN"/>
+        </w:rPr>
+      </w:r>
+      <w:r>
+        <w:rPr>
+          <w:lang w:val="hi_IN" w:bidi="hi_IN"/>
+        </w:rPr>
+        <w:t>पशु (</w:t>
+      </w:r>
+      <w:hyperlink r:id="rId34">
+        <w:r>
+          <w:rPr>
+            <w:lang w:val="hi_IN" w:bidi="hi_IN"/>
+          </w:rPr>
+          <w:rPr>
+            <w:color w:val="0000EE"/>
+            <w:u w:val="single"/>
+          </w:rPr>
+          <w:t>योना 3:8</w:t>
+        </w:r>
+      </w:hyperlink>
+      <w:r>
+        <w:rPr>
+          <w:lang w:val="hi_IN" w:bidi="hi_IN"/>
+        </w:rPr>
+        <w:t>)</w:t>
       </w:r>
     </w:p>
     <w:p>
@@ -1211,46 +1162,65 @@
           <w:lang w:val="hi_IN" w:bidi="hi_IN"/>
         </w:rPr>
       </w:r>
-    </w:p>
-    <w:p>
-      <w:pPr>
-        <w:pStyle w:val="Heading2"/>
-      </w:pPr>
-      <w:r>
-        <w:rPr>
-          <w:lang w:val="hi_IN" w:bidi="hi_IN"/>
-        </w:rPr>
-        <w:t>झाऊ</w:t>
-      </w:r>
-      <w:r>
-        <w:rPr>
-          <w:lang w:val="hi_IN" w:bidi="hi_IN"/>
-        </w:rPr>
-      </w:r>
-    </w:p>
-    <w:p>
-      <w:pPr>
-        <w:pStyle w:val="Heading2"/>
-      </w:pPr>
-      <w:r>
-        <w:rPr>
-          <w:lang w:val="hi_IN" w:bidi="hi_IN"/>
-        </w:rPr>
-        <w:t>झाऊ</w:t>
-      </w:r>
-    </w:p>
-    <w:p>
-      <w:pPr/>
-      <w:r>
-        <w:rPr>
-          <w:lang w:val="hi_IN" w:bidi="hi_IN"/>
-        </w:rPr>
-      </w:r>
-      <w:r>
-        <w:rPr>
-          <w:lang w:val="hi_IN" w:bidi="hi_IN"/>
-        </w:rPr>
-        <w:t>छोटा, रेगिस्तानी पेड़ जिसमें छोटे फूल होते हैं (</w:t>
+      <w:r>
+        <w:rPr>
+          <w:lang w:val="hi_IN" w:bidi="hi_IN"/>
+        </w:rPr>
+        <w:t>यह उन लोगों द्वारा पहना जाता था जो पश्चाताप कर रहे थे (</w:t>
+      </w:r>
+      <w:hyperlink r:id="rId32">
+        <w:r>
+          <w:rPr>
+            <w:lang w:val="hi_IN" w:bidi="hi_IN"/>
+          </w:rPr>
+          <w:rPr>
+            <w:color w:val="0000EE"/>
+            <w:u w:val="single"/>
+          </w:rPr>
+          <w:t>नहे 9:1</w:t>
+        </w:r>
+      </w:hyperlink>
+      <w:r>
+        <w:rPr>
+          <w:lang w:val="hi_IN" w:bidi="hi_IN"/>
+        </w:rPr>
+        <w:t xml:space="preserve">; </w:t>
+      </w:r>
+      <w:hyperlink r:id="rId38">
+        <w:r>
+          <w:rPr>
+            <w:lang w:val="hi_IN" w:bidi="hi_IN"/>
+          </w:rPr>
+          <w:rPr>
+            <w:color w:val="0000EE"/>
+            <w:u w:val="single"/>
+          </w:rPr>
+          <w:t>यिर्म 6:26</w:t>
+        </w:r>
+      </w:hyperlink>
+      <w:r>
+        <w:rPr>
+          <w:lang w:val="hi_IN" w:bidi="hi_IN"/>
+        </w:rPr>
+        <w:t xml:space="preserve">; तुलना करें </w:t>
+      </w:r>
+      <w:hyperlink r:id="rId39">
+        <w:r>
+          <w:rPr>
+            <w:lang w:val="hi_IN" w:bidi="hi_IN"/>
+          </w:rPr>
+          <w:rPr>
+            <w:color w:val="0000EE"/>
+            <w:u w:val="single"/>
+          </w:rPr>
+          <w:t>मत्ती 11:21</w:t>
+        </w:r>
+      </w:hyperlink>
+      <w:r>
+        <w:rPr>
+          <w:lang w:val="hi_IN" w:bidi="hi_IN"/>
+        </w:rPr>
+        <w:t>)। यह प्रथा इस्राएल तक सीमित नहीं थी (</w:t>
       </w:r>
       <w:hyperlink r:id="rId23">
         <w:r>
@@ -1261,89 +1231,16 @@
             <w:color w:val="0000EE"/>
             <w:u w:val="single"/>
           </w:rPr>
-          <w:t>उत 21:33</w:t>
+          <w:t>यशा 15:3</w:t>
         </w:r>
       </w:hyperlink>
       <w:r>
         <w:rPr>
           <w:lang w:val="hi_IN" w:bidi="hi_IN"/>
         </w:rPr>
-        <w:t xml:space="preserve">)। </w:t>
-      </w:r>
-      <w:r>
-        <w:rPr>
-          <w:i/>
-          <w:lang w:val="hi_IN" w:bidi="hi_IN"/>
-        </w:rPr>
-        <w:t>देखें</w:t>
-      </w:r>
-      <w:r>
-        <w:rPr>
-          <w:lang w:val="hi_IN" w:bidi="hi_IN"/>
-        </w:rPr>
-        <w:t xml:space="preserve"> </w:t>
-      </w:r>
-      <w:r>
-        <w:rPr>
-          <w:lang w:val="hi_IN" w:bidi="hi_IN"/>
-        </w:rPr>
-        <w:t>पौधे</w:t>
-      </w:r>
-      <w:r>
-        <w:rPr>
-          <w:lang w:val="hi_IN" w:bidi="hi_IN"/>
-        </w:rPr>
-        <w:t>।</w:t>
-      </w:r>
-      <w:r>
-        <w:rPr>
-          <w:lang w:val="hi_IN" w:bidi="hi_IN"/>
-        </w:rPr>
-      </w:r>
-      <w:r>
-        <w:rPr>
-          <w:lang w:val="hi_IN" w:bidi="hi_IN"/>
-        </w:rPr>
-      </w:r>
-    </w:p>
-    <w:p>
-      <w:pPr/>
-      <w:r>
-        <w:rPr>
-          <w:lang w:val="hi_IN" w:bidi="hi_IN"/>
-        </w:rPr>
-      </w:r>
-    </w:p>
-    <w:p>
-      <w:pPr>
-        <w:pStyle w:val="Heading2"/>
-      </w:pPr>
-      <w:r>
-        <w:rPr>
-          <w:lang w:val="hi_IN" w:bidi="hi_IN"/>
-        </w:rPr>
-        <w:t>झाड़ी</w:t>
-      </w:r>
-      <w:r>
-        <w:rPr>
-          <w:lang w:val="hi_IN" w:bidi="hi_IN"/>
-        </w:rPr>
-      </w:r>
-    </w:p>
-    <w:p>
-      <w:pPr/>
-      <w:r>
-        <w:rPr>
-          <w:lang w:val="hi_IN" w:bidi="hi_IN"/>
-        </w:rPr>
-      </w:r>
-      <w:r>
-        <w:rPr>
-          <w:lang w:val="hi_IN" w:bidi="hi_IN"/>
-        </w:rPr>
-        <w:t>एक झाड़ी एक कम शाखाओं वाला, लकड़ी का पौधा होती है। एक झाड़ी आमतौर पर एक पेड़ से छोटी होती है। परमेश्वर जिस झाड़ी से मूसा के सामने प्रकट हुए, उसके बारे में अलग-अलग राय हैं (</w:t>
-      </w:r>
-      <w:hyperlink r:id="rId24">
+        <w:t xml:space="preserve">; </w:t>
+      </w:r>
+      <w:hyperlink r:id="rId40">
         <w:r>
           <w:rPr>
             <w:lang w:val="hi_IN" w:bidi="hi_IN"/>
@@ -1352,171 +1249,16 @@
             <w:color w:val="0000EE"/>
             <w:u w:val="single"/>
           </w:rPr>
-          <w:t>निर्ग 3:2–4</w:t>
+          <w:t>यिर्म 49:3</w:t>
         </w:r>
       </w:hyperlink>
       <w:r>
         <w:rPr>
           <w:lang w:val="hi_IN" w:bidi="hi_IN"/>
         </w:rPr>
-        <w:t>)। बाइबिल के विवरण से, ऐसा प्रतीत होता है कि यह एक चमत्कारी घटना थी।</w:t>
-      </w:r>
-    </w:p>
-    <w:p>
-      <w:pPr/>
-      <w:r>
-        <w:rPr>
-          <w:lang w:val="hi_IN" w:bidi="hi_IN"/>
-        </w:rPr>
-      </w:r>
-      <w:r>
-        <w:rPr>
-          <w:lang w:val="hi_IN" w:bidi="hi_IN"/>
-        </w:rPr>
-        <w:t>हालांकि, कुछ लोग प्राकृतिक व्याख्या की तलाश करते हैं। उनका मानना ​​है कि जलती हुई झाड़ी शायद लाल-फूल वाली बेल या बबूल का पट्टा फूल (</w:t>
-      </w:r>
-      <w:r>
-        <w:rPr>
-          <w:i/>
-          <w:lang w:val="hi_IN" w:bidi="hi_IN"/>
-        </w:rPr>
-        <w:t>लोरैंथस एकेसिया</w:t>
-      </w:r>
-      <w:r>
-        <w:rPr>
-          <w:lang w:val="hi_IN" w:bidi="hi_IN"/>
-        </w:rPr>
-        <w:t>) रही होगी। यह पौधा बबूल की विभिन्न झाड़ियों, जैसे कि कांटेदार बबूल (</w:t>
-      </w:r>
-      <w:r>
-        <w:rPr>
-          <w:i/>
-          <w:lang w:val="hi_IN" w:bidi="hi_IN"/>
-        </w:rPr>
-        <w:t>बबूल निलोटिका</w:t>
-      </w:r>
-      <w:r>
-        <w:rPr>
-          <w:lang w:val="hi_IN" w:bidi="hi_IN"/>
-        </w:rPr>
-        <w:t>) पर आंशिक परजीवी के रूप में बड़ी संख्या में उगता है। ये झाड़ियाँ इस्राएल और आस-पास के क्षेत्रों के साथ-साथ सीनै में भी उगती हैं। जब पूरी तरह खिल जाता है, तो झाड़ी या पेड़ जलता हुआ दिखाता है। ऐसा इसलिए होता है क्योंकि इसके चमकीले ज्वाला-रंग के फूल मेजबान पौधों की हरी पत्तियों और पीले फूलों के विपरीत अलग दिखते हैं।</w:t>
-      </w:r>
-      <w:r>
-        <w:rPr>
-          <w:lang w:val="hi_IN" w:bidi="hi_IN"/>
-        </w:rPr>
-      </w:r>
-      <w:r>
-        <w:rPr>
-          <w:lang w:val="hi_IN" w:bidi="hi_IN"/>
-        </w:rPr>
-      </w:r>
-    </w:p>
-    <w:p>
-      <w:pPr/>
-      <w:r>
-        <w:rPr>
-          <w:lang w:val="hi_IN" w:bidi="hi_IN"/>
-        </w:rPr>
-      </w:r>
-    </w:p>
-    <w:p>
-      <w:pPr>
-        <w:pStyle w:val="Heading2"/>
-      </w:pPr>
-      <w:r>
-        <w:rPr>
-          <w:lang w:val="hi_IN" w:bidi="hi_IN"/>
-        </w:rPr>
-        <w:t>झाड़ी</w:t>
-      </w:r>
-      <w:r>
-        <w:rPr>
-          <w:lang w:val="hi_IN" w:bidi="hi_IN"/>
-        </w:rPr>
-      </w:r>
-    </w:p>
-    <w:p>
-      <w:pPr/>
-      <w:r>
-        <w:rPr>
-          <w:lang w:val="hi_IN" w:bidi="hi_IN"/>
-        </w:rPr>
-      </w:r>
-      <w:r>
-        <w:rPr>
-          <w:i/>
-          <w:lang w:val="hi_IN" w:bidi="hi_IN"/>
-        </w:rPr>
-        <w:t>देखिए</w:t>
-      </w:r>
-      <w:r>
-        <w:rPr>
-          <w:lang w:val="hi_IN" w:bidi="hi_IN"/>
-        </w:rPr>
-        <w:t xml:space="preserve"> </w:t>
-      </w:r>
-      <w:r>
-        <w:rPr>
-          <w:lang w:val="hi_IN" w:bidi="hi_IN"/>
-        </w:rPr>
-        <w:t>पौधे</w:t>
-      </w:r>
-      <w:r>
-        <w:rPr>
-          <w:lang w:val="hi_IN" w:bidi="hi_IN"/>
-        </w:rPr>
-        <w:t>।</w:t>
-      </w:r>
-      <w:r>
-        <w:rPr>
-          <w:lang w:val="hi_IN" w:bidi="hi_IN"/>
-        </w:rPr>
-      </w:r>
-      <w:r>
-        <w:rPr>
-          <w:lang w:val="hi_IN" w:bidi="hi_IN"/>
-        </w:rPr>
-      </w:r>
-    </w:p>
-    <w:p>
-      <w:pPr/>
-      <w:r>
-        <w:rPr>
-          <w:lang w:val="hi_IN" w:bidi="hi_IN"/>
-        </w:rPr>
-      </w:r>
-    </w:p>
-    <w:p>
-      <w:pPr>
-        <w:pStyle w:val="Heading2"/>
-      </w:pPr>
-      <w:r>
-        <w:rPr>
-          <w:lang w:val="hi_IN" w:bidi="hi_IN"/>
-        </w:rPr>
-        <w:t>झाड़ू</w:t>
-      </w:r>
-      <w:r>
-        <w:rPr>
-          <w:lang w:val="hi_IN" w:bidi="hi_IN"/>
-        </w:rPr>
-      </w:r>
-    </w:p>
-    <w:p>
-      <w:pPr/>
-      <w:r>
-        <w:rPr>
-          <w:lang w:val="hi_IN" w:bidi="hi_IN"/>
-        </w:rPr>
-      </w:r>
-      <w:r>
-        <w:rPr>
-          <w:lang w:val="hi_IN" w:bidi="hi_IN"/>
-        </w:rPr>
-        <w:t>एक पुराना अंग्रेजी शब्द जिसका अर्थ है "झाड़ू" (</w:t>
-      </w:r>
-      <w:hyperlink r:id="rId25">
+        <w:t xml:space="preserve">; </w:t>
+      </w:r>
+      <w:hyperlink r:id="rId41">
         <w:r>
           <w:rPr>
             <w:lang w:val="hi_IN" w:bidi="hi_IN"/>
@@ -1525,83 +1267,16 @@
             <w:color w:val="0000EE"/>
             <w:u w:val="single"/>
           </w:rPr>
-          <w:t>यशा 14:23</w:t>
+          <w:t>यहेज 27:31</w:t>
         </w:r>
       </w:hyperlink>
       <w:r>
         <w:rPr>
           <w:lang w:val="hi_IN" w:bidi="hi_IN"/>
         </w:rPr>
-        <w:t>, किंग जेम्स वर्जन)। बिरीयन स्टैण्डर्ड बाइबल और अन्य आधुनिक अनुवादों में “कूर्चक” के स्थान पर “झाड़ू” शब्द का प्रयोग किया गया है। पश्चिम एशिया में कूर्चक या सत्यानाश के झाड़ू एक रूपक है, जो सम्पूर्ण विनाश का संकेत देती है। यह यहोवा द्वारा बाबेल के सत्यानाश या "झाड़ डालने" को सन्दर्भित करता है।</w:t>
-      </w:r>
-    </w:p>
-    <w:p>
-      <w:pPr/>
-      <w:r>
-        <w:rPr>
-          <w:lang w:val="hi_IN" w:bidi="hi_IN"/>
-        </w:rPr>
-      </w:r>
-      <w:r>
-        <w:rPr>
-          <w:lang w:val="hi_IN" w:bidi="hi_IN"/>
-        </w:rPr>
-      </w:r>
-      <w:r>
-        <w:rPr>
-          <w:lang w:val="hi_IN" w:bidi="hi_IN"/>
-        </w:rPr>
-      </w:r>
-    </w:p>
-    <w:p>
-      <w:pPr/>
-      <w:r>
-        <w:rPr>
-          <w:lang w:val="hi_IN" w:bidi="hi_IN"/>
-        </w:rPr>
-      </w:r>
-    </w:p>
-    <w:p>
-      <w:pPr>
-        <w:pStyle w:val="Heading2"/>
-      </w:pPr>
-      <w:r>
-        <w:rPr>
-          <w:lang w:val="hi_IN" w:bidi="hi_IN"/>
-        </w:rPr>
-        <w:t>झालर</w:t>
-      </w:r>
-      <w:r>
-        <w:rPr>
-          <w:lang w:val="hi_IN" w:bidi="hi_IN"/>
-        </w:rPr>
-      </w:r>
-    </w:p>
-    <w:p>
-      <w:pPr>
-        <w:pStyle w:val="Heading2"/>
-      </w:pPr>
-      <w:r>
-        <w:rPr>
-          <w:lang w:val="hi_IN" w:bidi="hi_IN"/>
-        </w:rPr>
-        <w:t>झालर</w:t>
-      </w:r>
-    </w:p>
-    <w:p>
-      <w:pPr/>
-      <w:r>
-        <w:rPr>
-          <w:lang w:val="hi_IN" w:bidi="hi_IN"/>
-        </w:rPr>
-      </w:r>
-      <w:r>
-        <w:rPr>
-          <w:lang w:val="hi_IN" w:bidi="hi_IN"/>
-        </w:rPr>
-        <w:t>कपड़े की सीमा, या "झालर।" यहूदी पुरुष अपने ऊपरी वस्त्रों पर चार झालर पहनते थे क्योंकि परमेश्वर ने उन्हें ऐसा करने का आदेश दिया था (</w:t>
-      </w:r>
-      <w:hyperlink r:id="rId26">
+        <w:t xml:space="preserve">; </w:t>
+      </w:r>
+      <w:hyperlink r:id="rId42">
         <w:r>
           <w:rPr>
             <w:lang w:val="hi_IN" w:bidi="hi_IN"/>
@@ -1610,24 +1285,14 @@
             <w:color w:val="0000EE"/>
             <w:u w:val="single"/>
           </w:rPr>
-          <w:t>व्य.वि.22:12</w:t>
+          <w:t>योना 3:5</w:t>
         </w:r>
       </w:hyperlink>
       <w:r>
         <w:rPr>
           <w:lang w:val="hi_IN" w:bidi="hi_IN"/>
         </w:rPr>
-        <w:t>)। ये झालर परमेश्वर के नियमों की याद दिलाने के लिए होती थीं।</w:t>
-      </w:r>
-      <w:r>
-        <w:rPr>
-          <w:lang w:val="hi_IN" w:bidi="hi_IN"/>
-        </w:rPr>
-      </w:r>
-      <w:r>
-        <w:rPr>
-          <w:lang w:val="hi_IN" w:bidi="hi_IN"/>
-        </w:rPr>
+        <w:t>)।</w:t>
       </w:r>
     </w:p>
     <w:p>
@@ -1637,6 +1302,75 @@
           <w:lang w:val="hi_IN" w:bidi="hi_IN"/>
         </w:rPr>
       </w:r>
+      <w:r>
+        <w:rPr>
+          <w:lang w:val="hi_IN" w:bidi="hi_IN"/>
+        </w:rPr>
+        <w:t>यह सुझाव दिया गया है कि टाट की खुरदरी बनावट असुविधाजनक थी और पहनने वाले को दंडित करने के लिए उपयोग की जाती थी। हालांकि, इस विचार का समर्थन करने के लिए कोई सबूत नहीं है।</w:t>
+      </w:r>
+    </w:p>
+    <w:p>
+      <w:pPr/>
+      <w:r>
+        <w:rPr>
+          <w:lang w:val="hi_IN" w:bidi="hi_IN"/>
+        </w:rPr>
+      </w:r>
+      <w:r>
+        <w:rPr>
+          <w:i/>
+          <w:lang w:val="hi_IN" w:bidi="hi_IN"/>
+        </w:rPr>
+        <w:t>यह भी देखें</w:t>
+      </w:r>
+      <w:r>
+        <w:rPr>
+          <w:lang w:val="hi_IN" w:bidi="hi_IN"/>
+        </w:rPr>
+        <w:t xml:space="preserve"> </w:t>
+      </w:r>
+      <w:r>
+        <w:rPr>
+          <w:lang w:val="hi_IN" w:bidi="hi_IN"/>
+        </w:rPr>
+        <w:t>दफन, दफन की प्रथाएँ</w:t>
+      </w:r>
+      <w:r>
+        <w:rPr>
+          <w:lang w:val="hi_IN" w:bidi="hi_IN"/>
+        </w:rPr>
+        <w:t xml:space="preserve">; </w:t>
+      </w:r>
+      <w:r>
+        <w:rPr>
+          <w:lang w:val="hi_IN" w:bidi="hi_IN"/>
+        </w:rPr>
+        <w:t>शोक</w:t>
+      </w:r>
+      <w:r>
+        <w:rPr>
+          <w:lang w:val="hi_IN" w:bidi="hi_IN"/>
+        </w:rPr>
+        <w:t xml:space="preserve">। </w:t>
+      </w:r>
+      <w:r>
+        <w:rPr>
+          <w:lang w:val="hi_IN" w:bidi="hi_IN"/>
+        </w:rPr>
+      </w:r>
+      <w:r>
+        <w:rPr>
+          <w:lang w:val="hi_IN" w:bidi="hi_IN"/>
+        </w:rPr>
+      </w:r>
+    </w:p>
+    <w:p>
+      <w:pPr/>
+      <w:r>
+        <w:rPr>
+          <w:lang w:val="hi_IN" w:bidi="hi_IN"/>
+        </w:rPr>
+      </w:r>
     </w:p>
     <w:p>
       <w:pPr>
@@ -1646,12 +1380,23 @@
         <w:rPr>
           <w:lang w:val="hi_IN" w:bidi="hi_IN"/>
         </w:rPr>
-        <w:t>झूठे भविष्यद्वक्ता</w:t>
-      </w:r>
-      <w:r>
-        <w:rPr>
-          <w:lang w:val="hi_IN" w:bidi="hi_IN"/>
-        </w:rPr>
+        <w:t>टाटियन</w:t>
+      </w:r>
+      <w:r>
+        <w:rPr>
+          <w:lang w:val="hi_IN" w:bidi="hi_IN"/>
+        </w:rPr>
+      </w:r>
+    </w:p>
+    <w:p>
+      <w:pPr>
+        <w:pStyle w:val="Heading2"/>
+      </w:pPr>
+      <w:r>
+        <w:rPr>
+          <w:lang w:val="hi_IN" w:bidi="hi_IN"/>
+        </w:rPr>
+        <w:t>टाटियन</w:t>
       </w:r>
     </w:p>
     <w:p>
@@ -1665,19 +1410,50 @@
         <w:rPr>
           <w:lang w:val="hi_IN" w:bidi="hi_IN"/>
         </w:rPr>
-        <w:t xml:space="preserve">झूठे भविष्यद्वक्ता </w:t>
+        <w:t>टाटियन</w:t>
+      </w:r>
+      <w:r>
+        <w:rPr>
+          <w:lang w:val="hi_IN" w:bidi="hi_IN"/>
+        </w:rPr>
+        <w:t xml:space="preserve"> एक व्यक्ति थे जिन्होंने मसीही विश्वासों का बचाव किया (एक पक्षसमर्थक) लेकिन बाद में उन्होंने ऐसे विचार सिखाए जो पारंपरिक मसीही शिक्षाओं के खिलाफ थे (एक धर्म विरोधी)। वे </w:t>
       </w:r>
       <w:r>
         <w:rPr>
           <w:i/>
           <w:lang w:val="hi_IN" w:bidi="hi_IN"/>
         </w:rPr>
+        <w:t>डायटेस्सारोन</w:t>
+      </w:r>
+      <w:r>
+        <w:rPr>
+          <w:lang w:val="hi_IN" w:bidi="hi_IN"/>
+        </w:rPr>
+        <w:t xml:space="preserve"> के निर्माता थे (एक पुस्तक जिसने चार सुसमाचारों को एक कहानी में मिलाया)। </w:t>
+      </w:r>
+      <w:r>
+        <w:rPr>
+          <w:i/>
+          <w:lang w:val="hi_IN" w:bidi="hi_IN"/>
+        </w:rPr>
         <w:t>देखें</w:t>
       </w:r>
       <w:r>
         <w:rPr>
           <w:lang w:val="hi_IN" w:bidi="hi_IN"/>
         </w:rPr>
+        <w:t xml:space="preserve"> </w:t>
+      </w:r>
+      <w:r>
+        <w:rPr>
+          <w:lang w:val="hi_IN" w:bidi="hi_IN"/>
+        </w:rPr>
+        <w:t>बाइबल, संस्करण (प्राचीन)</w:t>
+      </w:r>
+      <w:r>
+        <w:rPr>
+          <w:lang w:val="hi_IN" w:bidi="hi_IN"/>
+        </w:rPr>
         <w:t xml:space="preserve">। </w:t>
       </w:r>
       <w:r>
@@ -1707,7 +1483,7 @@
         <w:rPr>
           <w:lang w:val="hi_IN" w:bidi="hi_IN"/>
         </w:rPr>
-        <w:t>झूठे भविष्यद्वक्ता</w:t>
+        <w:t>टारगम</w:t>
       </w:r>
       <w:r>
         <w:rPr>
@@ -1726,9 +1502,9 @@
         <w:rPr>
           <w:lang w:val="hi_IN" w:bidi="hi_IN"/>
         </w:rPr>
-        <w:t>झूठे भविष्यद्वक्ता वे प्रवक्ता, उपदेशक, या सन्देशवाहक होते हैं जो गलत तरीके से किसी और, अक्सर परमेश्वर के लिए बोलने का दावा करते हैं। ये भविष्यद्वक्ता आमतौर पर परमेश्वर के प्रति निष्ठा के बजाय लोकप्रियता की लालसा से प्रेरित होते हैं। यही यिर्मयाह भविष्यद्वक्ता और उनके समकालीनों के बीच का मुख्य अन्तर था। जबकि यिर्मयाह ने विपत्ति की चेतावनी दी (</w:t>
-      </w:r>
-      <w:hyperlink r:id="rId27">
+        <w:t xml:space="preserve">पुराने नियम का अरामी अनुवाद। जबकि शब्द "टारगम" का अर्थ कोई भी अनुवाद हो सकता है, इसका मतलब आमतौर पर एक अरामी संस्करण होता है जो पुराने नियम के हिस्से की व्याख्या या स्पष्टीकरण करता है। प्राचीन यहूदी धर्म के इतिहास में टारगम बहुत महत्वपूर्ण थे। कुछ यहूदी परंपराओं का कहना है कि मौखिक टारगम एज्रा के समय से ही मौजूद थे। </w:t>
+      </w:r>
+      <w:hyperlink r:id="rId43">
         <w:r>
           <w:rPr>
             <w:lang w:val="hi_IN" w:bidi="hi_IN"/>
@@ -1737,16 +1513,97 @@
             <w:color w:val="0000EE"/>
             <w:u w:val="single"/>
           </w:rPr>
-          <w:t>यिर्म 4:19</w:t>
+          <w:t>नहेम्याह 8:8</w:t>
         </w:r>
       </w:hyperlink>
       <w:r>
         <w:rPr>
           <w:lang w:val="hi_IN" w:bidi="hi_IN"/>
         </w:rPr>
-        <w:t>), झूठे भविष्यद्वक्ताओं ने शान्ति का वादा किया (</w:t>
-      </w:r>
-      <w:hyperlink r:id="rId28">
+        <w:t xml:space="preserve"> इसका प्रमाण है।</w:t>
+      </w:r>
+    </w:p>
+    <w:p>
+      <w:pPr/>
+      <w:r>
+        <w:rPr>
+          <w:lang w:val="hi_IN" w:bidi="hi_IN"/>
+        </w:rPr>
+      </w:r>
+      <w:r>
+        <w:rPr>
+          <w:lang w:val="hi_IN" w:bidi="hi_IN"/>
+        </w:rPr>
+        <w:t>बाबेली बँधुआई (मसीह से सात सौ वर्ष पूर्व) के दौरान, यहूदी इब्री भाषा बोलते थे। लेकिन जब उन्हें बेबीलोन में बंदी बना लिया गया, तो उन्होंने बेबीलोनियों की भाषा अरामी बोलना शुरू कर दिया। समय के साथ, अधिकांश यहूदी इब्रानी के बजाय अरामी बोलने लगे। इसका अर्थ था कि उन्हें शास्त्रों का अरामी में अनुवाद चाहिए था ताकि वे उन्हें समझ सकें। यहूदियों की आराधना स्थलों में, कोई व्यक्ति इब्रानी में कानून का एक अंश पढ़ता था। फिर, वे तुरंत अरामी में मौखिक अनुवाद करते थे। बाद में, लोगों ने इन अनुवादों को लिख लिया। इन लिखित टारगम में से कई आज भी विद्यमान हैं।</w:t>
+      </w:r>
+    </w:p>
+    <w:p>
+      <w:pPr/>
+      <w:r>
+        <w:rPr>
+          <w:lang w:val="hi_IN" w:bidi="hi_IN"/>
+        </w:rPr>
+      </w:r>
+      <w:r>
+        <w:rPr>
+          <w:lang w:val="hi_IN" w:bidi="hi_IN"/>
+        </w:rPr>
+        <w:t>सबसे पहला ज्ञात टारगम अय्यूब की पुस्तक का है, जो कुमरान समाज की एक गुफा में पाया गया था। यह मसीह के समय से 100 वर्ष पहले लिखा गया था। सबसे महत्वपूर्ण टारगम, टारगम ओंकेलोस और टारगम जोनाथन हैं, जिनका उपयोग पाँचवीं सदी ईस्वी में किया गया था। टारगम ओंकेलोस पंचग्रन्थ का शाब्दिक अनुवाद था, और टारगम जोनाथन भविष्यवक्ताओं का एक अधिक स्वतंत्र व्याख्यात्मक संस्करण है।</w:t>
+      </w:r>
+      <w:r>
+        <w:rPr>
+          <w:lang w:val="hi_IN" w:bidi="hi_IN"/>
+        </w:rPr>
+      </w:r>
+      <w:r>
+        <w:rPr>
+          <w:lang w:val="hi_IN" w:bidi="hi_IN"/>
+        </w:rPr>
+      </w:r>
+    </w:p>
+    <w:p>
+      <w:pPr/>
+      <w:r>
+        <w:rPr>
+          <w:lang w:val="hi_IN" w:bidi="hi_IN"/>
+        </w:rPr>
+      </w:r>
+    </w:p>
+    <w:p>
+      <w:pPr>
+        <w:pStyle w:val="Heading2"/>
+      </w:pPr>
+      <w:r>
+        <w:rPr>
+          <w:lang w:val="hi_IN" w:bidi="hi_IN"/>
+        </w:rPr>
+        <w:t>टिटीहरी</w:t>
+      </w:r>
+      <w:r>
+        <w:rPr>
+          <w:lang w:val="hi_IN" w:bidi="hi_IN"/>
+        </w:rPr>
+      </w:r>
+    </w:p>
+    <w:p>
+      <w:pPr>
+        <w:pStyle w:val="Heading2"/>
+      </w:pPr>
+      <w:r>
+        <w:rPr>
+          <w:lang w:val="hi_IN" w:bidi="hi_IN"/>
+        </w:rPr>
+        <w:t>टिटीहरी</w:t>
+      </w:r>
+    </w:p>
+    <w:p>
+      <w:pPr/>
+      <w:r>
+        <w:rPr>
+          <w:lang w:val="hi_IN" w:bidi="hi_IN"/>
+        </w:rPr>
+      </w:r>
+      <w:hyperlink r:id="rId44">
         <w:r>
           <w:rPr>
             <w:lang w:val="hi_IN" w:bidi="hi_IN"/>
@@ -1755,16 +1612,16 @@
             <w:color w:val="0000EE"/>
             <w:u w:val="single"/>
           </w:rPr>
-          <w:t>यिर्म 6:14</w:t>
+          <w:t>लैव्यव्यवस्था 11:19</w:t>
         </w:r>
       </w:hyperlink>
       <w:r>
         <w:rPr>
           <w:lang w:val="hi_IN" w:bidi="hi_IN"/>
         </w:rPr>
-        <w:t xml:space="preserve">; </w:t>
-      </w:r>
-      <w:hyperlink r:id="rId29">
+        <w:t xml:space="preserve"> और </w:t>
+      </w:r>
+      <w:hyperlink r:id="rId45">
         <w:r>
           <w:rPr>
             <w:lang w:val="hi_IN" w:bidi="hi_IN"/>
@@ -1773,28 +1630,310 @@
             <w:color w:val="0000EE"/>
             <w:u w:val="single"/>
           </w:rPr>
-          <w:t>8:11</w:t>
+          <w:t>व्यवस्थाविवरण 14:18</w:t>
         </w:r>
       </w:hyperlink>
       <w:r>
         <w:rPr>
           <w:lang w:val="hi_IN" w:bidi="hi_IN"/>
         </w:rPr>
-        <w:t>)। लोग झूठे भविष्यद्वक्ताओं के दिलासा देने वाले झूठ को पसन्द करते थे। उन्होंने यहाँ तक कहा, “</w:t>
-      </w:r>
-      <w:r>
-        <w:rPr>
-          <w:lang w:val="hi_IN" w:bidi="hi_IN"/>
-        </w:rPr>
-        <w:t>हमारे लिये ठीक नबूवत मत करो; हम से चिकनी-चुपड़ी बातें बोलो, धोखा देनेवाली नबूवत करो</w:t>
-      </w:r>
-      <w:r>
-        <w:rPr>
-          <w:lang w:val="hi_IN" w:bidi="hi_IN"/>
-        </w:rPr>
-        <w:t>” (</w:t>
-      </w:r>
-      <w:hyperlink r:id="rId30">
+        <w:t xml:space="preserve"> में व्यवस्था के अनुसार अशुद्ध पक्षी। </w:t>
+      </w:r>
+    </w:p>
+    <w:p>
+      <w:pPr/>
+      <w:r>
+        <w:rPr>
+          <w:lang w:val="hi_IN" w:bidi="hi_IN"/>
+        </w:rPr>
+      </w:r>
+      <w:r>
+        <w:rPr>
+          <w:i/>
+          <w:lang w:val="hi_IN" w:bidi="hi_IN"/>
+        </w:rPr>
+        <w:t>देखें</w:t>
+      </w:r>
+      <w:r>
+        <w:rPr>
+          <w:lang w:val="hi_IN" w:bidi="hi_IN"/>
+        </w:rPr>
+        <w:t xml:space="preserve"> </w:t>
+      </w:r>
+      <w:r>
+        <w:rPr>
+          <w:lang w:val="hi_IN" w:bidi="hi_IN"/>
+        </w:rPr>
+        <w:t>पक्षी (हूपो)</w:t>
+      </w:r>
+      <w:r>
+        <w:rPr>
+          <w:lang w:val="hi_IN" w:bidi="hi_IN"/>
+        </w:rPr>
+        <w:t>।</w:t>
+      </w:r>
+      <w:r>
+        <w:rPr>
+          <w:lang w:val="hi_IN" w:bidi="hi_IN"/>
+        </w:rPr>
+      </w:r>
+      <w:r>
+        <w:rPr>
+          <w:lang w:val="hi_IN" w:bidi="hi_IN"/>
+        </w:rPr>
+      </w:r>
+    </w:p>
+    <w:p>
+      <w:pPr/>
+      <w:r>
+        <w:rPr>
+          <w:lang w:val="hi_IN" w:bidi="hi_IN"/>
+        </w:rPr>
+      </w:r>
+    </w:p>
+    <w:p>
+      <w:pPr>
+        <w:pStyle w:val="Heading2"/>
+      </w:pPr>
+      <w:r>
+        <w:rPr>
+          <w:lang w:val="hi_IN" w:bidi="hi_IN"/>
+        </w:rPr>
+        <w:t>टिड्डि</w:t>
+      </w:r>
+      <w:r>
+        <w:rPr>
+          <w:lang w:val="hi_IN" w:bidi="hi_IN"/>
+        </w:rPr>
+      </w:r>
+    </w:p>
+    <w:p>
+      <w:pPr/>
+      <w:r>
+        <w:rPr>
+          <w:lang w:val="hi_IN" w:bidi="hi_IN"/>
+        </w:rPr>
+      </w:r>
+      <w:r>
+        <w:rPr>
+          <w:lang w:val="hi_IN" w:bidi="hi_IN"/>
+        </w:rPr>
+        <w:t xml:space="preserve">पौधे खाने वाला कीट जो कूदने के लिए लंबे पिछले पैरों से सुसज्जित होता है। </w:t>
+      </w:r>
+      <w:r>
+        <w:rPr>
+          <w:i/>
+          <w:lang w:val="hi_IN" w:bidi="hi_IN"/>
+        </w:rPr>
+        <w:t>देखें</w:t>
+      </w:r>
+      <w:r>
+        <w:rPr>
+          <w:lang w:val="hi_IN" w:bidi="hi_IN"/>
+        </w:rPr>
+        <w:t xml:space="preserve"> </w:t>
+      </w:r>
+      <w:r>
+        <w:rPr>
+          <w:lang w:val="hi_IN" w:bidi="hi_IN"/>
+        </w:rPr>
+        <w:t>पशु</w:t>
+      </w:r>
+      <w:r>
+        <w:rPr>
+          <w:lang w:val="hi_IN" w:bidi="hi_IN"/>
+        </w:rPr>
+        <w:t xml:space="preserve">। </w:t>
+      </w:r>
+      <w:r>
+        <w:rPr>
+          <w:lang w:val="hi_IN" w:bidi="hi_IN"/>
+        </w:rPr>
+      </w:r>
+      <w:r>
+        <w:rPr>
+          <w:lang w:val="hi_IN" w:bidi="hi_IN"/>
+        </w:rPr>
+      </w:r>
+    </w:p>
+    <w:p>
+      <w:pPr/>
+      <w:r>
+        <w:rPr>
+          <w:lang w:val="hi_IN" w:bidi="hi_IN"/>
+        </w:rPr>
+      </w:r>
+    </w:p>
+    <w:p>
+      <w:pPr>
+        <w:pStyle w:val="Heading2"/>
+      </w:pPr>
+      <w:r>
+        <w:rPr>
+          <w:lang w:val="hi_IN" w:bidi="hi_IN"/>
+        </w:rPr>
+        <w:t>टिड्डियाँ</w:t>
+      </w:r>
+      <w:r>
+        <w:rPr>
+          <w:lang w:val="hi_IN" w:bidi="hi_IN"/>
+        </w:rPr>
+      </w:r>
+    </w:p>
+    <w:p>
+      <w:pPr/>
+      <w:r>
+        <w:rPr>
+          <w:lang w:val="hi_IN" w:bidi="hi_IN"/>
+        </w:rPr>
+      </w:r>
+      <w:r>
+        <w:rPr>
+          <w:lang w:val="hi_IN" w:bidi="hi_IN"/>
+        </w:rPr>
+        <w:t xml:space="preserve">विभिन्न कीड़े विशेष रूप से उनके झुण्ड में आने, सामूहिक प्रवास, और वनस्पति के अत्यधिक विनाश के लिए जाने जाते हैं। </w:t>
+      </w:r>
+      <w:r>
+        <w:rPr>
+          <w:i/>
+          <w:lang w:val="hi_IN" w:bidi="hi_IN"/>
+        </w:rPr>
+        <w:t>देखें</w:t>
+      </w:r>
+      <w:r>
+        <w:rPr>
+          <w:lang w:val="hi_IN" w:bidi="hi_IN"/>
+        </w:rPr>
+        <w:t xml:space="preserve"> </w:t>
+      </w:r>
+      <w:r>
+        <w:rPr>
+          <w:lang w:val="hi_IN" w:bidi="hi_IN"/>
+        </w:rPr>
+        <w:t>पशु</w:t>
+      </w:r>
+      <w:r>
+        <w:rPr>
+          <w:lang w:val="hi_IN" w:bidi="hi_IN"/>
+        </w:rPr>
+        <w:t>।</w:t>
+      </w:r>
+      <w:r>
+        <w:rPr>
+          <w:lang w:val="hi_IN" w:bidi="hi_IN"/>
+        </w:rPr>
+      </w:r>
+      <w:r>
+        <w:rPr>
+          <w:lang w:val="hi_IN" w:bidi="hi_IN"/>
+        </w:rPr>
+      </w:r>
+    </w:p>
+    <w:p>
+      <w:pPr/>
+      <w:r>
+        <w:rPr>
+          <w:lang w:val="hi_IN" w:bidi="hi_IN"/>
+        </w:rPr>
+      </w:r>
+    </w:p>
+    <w:p>
+      <w:pPr>
+        <w:pStyle w:val="Heading2"/>
+      </w:pPr>
+      <w:r>
+        <w:rPr>
+          <w:lang w:val="hi_IN" w:bidi="hi_IN"/>
+        </w:rPr>
+        <w:t>टिड्डी</w:t>
+      </w:r>
+      <w:r>
+        <w:rPr>
+          <w:lang w:val="hi_IN" w:bidi="hi_IN"/>
+        </w:rPr>
+      </w:r>
+    </w:p>
+    <w:p>
+      <w:pPr/>
+      <w:r>
+        <w:rPr>
+          <w:lang w:val="hi_IN" w:bidi="hi_IN"/>
+        </w:rPr>
+      </w:r>
+      <w:r>
+        <w:rPr>
+          <w:lang w:val="hi_IN" w:bidi="hi_IN"/>
+        </w:rPr>
+        <w:t xml:space="preserve">इब्रानी शब्द का के. जे. वी. अनुवाद जिसका अर्थ है “टिड्डी।” </w:t>
+      </w:r>
+      <w:r>
+        <w:rPr>
+          <w:i/>
+          <w:lang w:val="hi_IN" w:bidi="hi_IN"/>
+        </w:rPr>
+        <w:t>देखें</w:t>
+      </w:r>
+      <w:r>
+        <w:rPr>
+          <w:lang w:val="hi_IN" w:bidi="hi_IN"/>
+        </w:rPr>
+        <w:t xml:space="preserve"> </w:t>
+      </w:r>
+      <w:r>
+        <w:rPr>
+          <w:lang w:val="hi_IN" w:bidi="hi_IN"/>
+        </w:rPr>
+        <w:t xml:space="preserve">पशु (टिड्डी)। </w:t>
+      </w:r>
+      <w:r>
+        <w:rPr>
+          <w:lang w:val="hi_IN" w:bidi="hi_IN"/>
+        </w:rPr>
+      </w:r>
+      <w:r>
+        <w:rPr>
+          <w:lang w:val="hi_IN" w:bidi="hi_IN"/>
+        </w:rPr>
+      </w:r>
+    </w:p>
+    <w:p>
+      <w:pPr/>
+      <w:r>
+        <w:rPr>
+          <w:lang w:val="hi_IN" w:bidi="hi_IN"/>
+        </w:rPr>
+      </w:r>
+    </w:p>
+    <w:p>
+      <w:pPr>
+        <w:pStyle w:val="Heading2"/>
+      </w:pPr>
+      <w:r>
+        <w:rPr>
+          <w:lang w:val="hi_IN" w:bidi="hi_IN"/>
+        </w:rPr>
+        <w:t>टिड्डी</w:t>
+      </w:r>
+      <w:r>
+        <w:rPr>
+          <w:lang w:val="hi_IN" w:bidi="hi_IN"/>
+        </w:rPr>
+      </w:r>
+    </w:p>
+    <w:p>
+      <w:pPr/>
+      <w:r>
+        <w:rPr>
+          <w:lang w:val="hi_IN" w:bidi="hi_IN"/>
+        </w:rPr>
+      </w:r>
+      <w:r>
+        <w:rPr>
+          <w:lang w:val="hi_IN" w:bidi="hi_IN"/>
+        </w:rPr>
+        <w:t>चार पैरों और पंखों वाला कीड़ा, जिसे इस्राएलियों द्वारा खाने योग्य माना जाता था (</w:t>
+      </w:r>
+      <w:hyperlink r:id="rId46">
         <w:r>
           <w:rPr>
             <w:lang w:val="hi_IN" w:bidi="hi_IN"/>
@@ -1803,14 +1942,49 @@
             <w:color w:val="0000EE"/>
             <w:u w:val="single"/>
           </w:rPr>
-          <w:t>यशा 30:10</w:t>
+          <w:t>लैव्य 11:22</w:t>
         </w:r>
       </w:hyperlink>
       <w:r>
         <w:rPr>
           <w:lang w:val="hi_IN" w:bidi="hi_IN"/>
         </w:rPr>
-        <w:t>)।</w:t>
+        <w:t xml:space="preserve">)। </w:t>
+      </w:r>
+      <w:r>
+        <w:rPr>
+          <w:i/>
+          <w:lang w:val="hi_IN" w:bidi="hi_IN"/>
+        </w:rPr>
+        <w:t>देखें</w:t>
+      </w:r>
+      <w:r>
+        <w:rPr>
+          <w:lang w:val="hi_IN" w:bidi="hi_IN"/>
+        </w:rPr>
+        <w:t xml:space="preserve"> </w:t>
+      </w:r>
+      <w:r>
+        <w:rPr>
+          <w:lang w:val="hi_IN" w:bidi="hi_IN"/>
+        </w:rPr>
+        <w:t>पशु</w:t>
+      </w:r>
+      <w:r>
+        <w:rPr>
+          <w:lang w:val="hi_IN" w:bidi="hi_IN"/>
+        </w:rPr>
+        <w:t>।</w:t>
+      </w:r>
+      <w:r>
+        <w:rPr>
+          <w:lang w:val="hi_IN" w:bidi="hi_IN"/>
+        </w:rPr>
+      </w:r>
+      <w:r>
+        <w:rPr>
+          <w:lang w:val="hi_IN" w:bidi="hi_IN"/>
+        </w:rPr>
       </w:r>
     </w:p>
     <w:p>
@@ -1820,13 +1994,42 @@
           <w:lang w:val="hi_IN" w:bidi="hi_IN"/>
         </w:rPr>
       </w:r>
-      <w:r>
-        <w:rPr>
-          <w:lang w:val="hi_IN" w:bidi="hi_IN"/>
-        </w:rPr>
-        <w:t>झूठे भविष्यद्वक्ताओं का सन्देश अक्सर राष्ट्रीय गर्व को आकर्षित करता था। वे लोगों को याद दिलाते थे कि इस्राएल परमेश्वर की चुनी हुई जाति है। उनका मन्दिर उनके बीच है, इसलिए सब कुछ ठीक रहेगा (</w:t>
-      </w:r>
-      <w:hyperlink r:id="rId31">
+    </w:p>
+    <w:p>
+      <w:pPr>
+        <w:pStyle w:val="Heading2"/>
+      </w:pPr>
+      <w:r>
+        <w:rPr>
+          <w:lang w:val="hi_IN" w:bidi="hi_IN"/>
+        </w:rPr>
+        <w:t>टिड्डी</w:t>
+      </w:r>
+      <w:r>
+        <w:rPr>
+          <w:lang w:val="hi_IN" w:bidi="hi_IN"/>
+        </w:rPr>
+      </w:r>
+    </w:p>
+    <w:p>
+      <w:pPr>
+        <w:pStyle w:val="Heading2"/>
+      </w:pPr>
+      <w:r>
+        <w:rPr>
+          <w:lang w:val="hi_IN" w:bidi="hi_IN"/>
+        </w:rPr>
+        <w:t>टिड्डी</w:t>
+      </w:r>
+    </w:p>
+    <w:p>
+      <w:pPr/>
+      <w:r>
+        <w:rPr>
+          <w:lang w:val="hi_IN" w:bidi="hi_IN"/>
+        </w:rPr>
+      </w:r>
+      <w:hyperlink r:id="rId47">
         <w:r>
           <w:rPr>
             <w:lang w:val="hi_IN" w:bidi="hi_IN"/>
@@ -1835,16 +2038,16 @@
             <w:color w:val="0000EE"/>
             <w:u w:val="single"/>
           </w:rPr>
-          <w:t>यिर्म 7:10</w:t>
+          <w:t>योएल 1:4</w:t>
         </w:r>
       </w:hyperlink>
       <w:r>
         <w:rPr>
           <w:lang w:val="hi_IN" w:bidi="hi_IN"/>
         </w:rPr>
-        <w:t>)। लेकिन यिर्मयाह ने उन्हें चेतावनी दी कि मन्दिर के कारण सुरक्षित और निर्दोष होने की सोच में न फंसे (</w:t>
-      </w:r>
-      <w:hyperlink r:id="rId32">
+        <w:t xml:space="preserve">, </w:t>
+      </w:r>
+      <w:hyperlink r:id="rId47">
         <w:r>
           <w:rPr>
             <w:lang w:val="hi_IN" w:bidi="hi_IN"/>
@@ -1853,16 +2056,16 @@
             <w:color w:val="0000EE"/>
             <w:u w:val="single"/>
           </w:rPr>
-          <w:t>यिर्म 7:12–15</w:t>
+          <w:t>2:25</w:t>
         </w:r>
       </w:hyperlink>
       <w:r>
         <w:rPr>
           <w:lang w:val="hi_IN" w:bidi="hi_IN"/>
         </w:rPr>
-        <w:t>)। परमेश्वर के सच्चे भविष्यद्वक्ता और राष्ट्रीय धर्म के बीच इस संघर्ष को आमोस और अमस्याह की कहानी में देखा जा सकता है, जो बेतेल के याजक थे। अमस्याह ने आमोस पर इस्राएल के खिलाफ षड्यंत्र रचने का आरोप लगाया (</w:t>
-      </w:r>
-      <w:hyperlink r:id="rId33">
+        <w:t xml:space="preserve">, और </w:t>
+      </w:r>
+      <w:hyperlink r:id="rId48">
         <w:r>
           <w:rPr>
             <w:lang w:val="hi_IN" w:bidi="hi_IN"/>
@@ -1871,14 +2074,14 @@
             <w:color w:val="0000EE"/>
             <w:u w:val="single"/>
           </w:rPr>
-          <w:t>आमो 7:10–13</w:t>
+          <w:t>आमोस 4:9</w:t>
         </w:r>
       </w:hyperlink>
       <w:r>
         <w:rPr>
           <w:lang w:val="hi_IN" w:bidi="hi_IN"/>
         </w:rPr>
-        <w:t>)। लेकिन, आमोस सही थे। अश्शुर ने 722 ई.पू. में उत्तरी राज्य को जीत लिया और इस्राएलियों को निर्वासित कर दिया।</w:t>
+        <w:t xml:space="preserve"> में काटने वाली टिड्डी के लिए किंग जेम्स संस्करण का शब्द।</w:t>
       </w:r>
     </w:p>
     <w:p>
@@ -1890,11 +2093,129 @@
       </w:r>
       <w:r>
         <w:rPr>
-          <w:lang w:val="hi_IN" w:bidi="hi_IN"/>
-        </w:rPr>
-        <w:t>झूठे भविष्यद्वक्ता का सन्देश लोगों को प्रसन्न करने के लिए होता था। यह स्वार्थ से प्रेरित होता था। भले ही झूठे भविष्यद्वक्ता का झूठ बोलने का इरादा न हो, उसका सन्देश अक्सर गलत हो जाता था। यह गलत उद्देश्यों पर आधारित होता था। यह दिखाता है कि एक सच्चा भविष्यद्वक्ता भी झूठा बन सकता है, और कभी-कभी, परमेश्वर एक झूठे भविष्यद्वक्ता का उपयोग अच्छे उद्देश्य के लिए कर सकते हैं। उदाहरण के लिए, परमेश्वर ने बिलाम, जो एक गैर-इस्राएली था, को दर्शन दिया। वह बालाक, जिसने उसे काम पर रखा था, और इस्राएल के परमेश्वर, जिन्होंने उससे बात की, के बीच फंसा हुआ था (</w:t>
-      </w:r>
-      <w:hyperlink r:id="rId34">
+          <w:i/>
+          <w:lang w:val="hi_IN" w:bidi="hi_IN"/>
+        </w:rPr>
+        <w:t>देखिए</w:t>
+      </w:r>
+      <w:r>
+        <w:rPr>
+          <w:lang w:val="hi_IN" w:bidi="hi_IN"/>
+        </w:rPr>
+        <w:t xml:space="preserve"> </w:t>
+      </w:r>
+      <w:r>
+        <w:rPr>
+          <w:lang w:val="hi_IN" w:bidi="hi_IN"/>
+        </w:rPr>
+        <w:t>पशु (टिड्डी)</w:t>
+      </w:r>
+      <w:r>
+        <w:rPr>
+          <w:lang w:val="hi_IN" w:bidi="hi_IN"/>
+        </w:rPr>
+        <w:t>।</w:t>
+      </w:r>
+      <w:r>
+        <w:rPr>
+          <w:lang w:val="hi_IN" w:bidi="hi_IN"/>
+        </w:rPr>
+      </w:r>
+      <w:r>
+        <w:rPr>
+          <w:lang w:val="hi_IN" w:bidi="hi_IN"/>
+        </w:rPr>
+      </w:r>
+    </w:p>
+    <w:p>
+      <w:pPr/>
+      <w:r>
+        <w:rPr>
+          <w:lang w:val="hi_IN" w:bidi="hi_IN"/>
+        </w:rPr>
+      </w:r>
+    </w:p>
+    <w:p>
+      <w:pPr>
+        <w:pStyle w:val="Heading2"/>
+      </w:pPr>
+      <w:r>
+        <w:rPr>
+          <w:lang w:val="hi_IN" w:bidi="hi_IN"/>
+        </w:rPr>
+        <w:t>टीला</w:t>
+      </w:r>
+      <w:r>
+        <w:rPr>
+          <w:lang w:val="hi_IN" w:bidi="hi_IN"/>
+        </w:rPr>
+      </w:r>
+    </w:p>
+    <w:p>
+      <w:pPr>
+        <w:pStyle w:val="Heading2"/>
+      </w:pPr>
+      <w:r>
+        <w:rPr>
+          <w:lang w:val="hi_IN" w:bidi="hi_IN"/>
+        </w:rPr>
+        <w:t>टीला</w:t>
+      </w:r>
+    </w:p>
+    <w:p>
+      <w:pPr/>
+      <w:r>
+        <w:rPr>
+          <w:lang w:val="hi_IN" w:bidi="hi_IN"/>
+        </w:rPr>
+      </w:r>
+      <w:r>
+        <w:rPr>
+          <w:lang w:val="hi_IN" w:bidi="hi_IN"/>
+        </w:rPr>
+        <w:t xml:space="preserve">अरबी शब्द (इब्रानी में टेल) का अर्थ एक कृत्रिम टीला है जो कई परतों के वृत्तिक मलबे से बना होता है, जो क्रमिक शहरों के खंडहरों का प्रतिनिधित्व करता है, मोटे तौर पर एक टिकिया की परतों की तरह। क्षेत्रीय पुरातत्ववेत्ताओं के लिए सबसे बड़ी चुनौतियों में से एक है इमारतों के स्तरों या परतों का पता लगाना। स्तरों का निर्धारण मुख्य रूप से उनमें पाए जाने वाले मिट्टी के बर्तनों से होता है। </w:t>
+      </w:r>
+    </w:p>
+    <w:p>
+      <w:pPr/>
+      <w:r>
+        <w:rPr>
+          <w:lang w:val="hi_IN" w:bidi="hi_IN"/>
+        </w:rPr>
+      </w:r>
+      <w:r>
+        <w:rPr>
+          <w:lang w:val="hi_IN" w:bidi="hi_IN"/>
+        </w:rPr>
+        <w:t>आमतौर पर टीले पर अरबी नाम होते हैं, जिनके कई बार दिलचस्प या मनोरंजक अर्थ होते हैं। राजा शाऊल के गृहनगर टेल एल फुल (गिबा) का अर्थ है “फलियों का टीला।” टेल बेत मिरसिम का अनुवाद “तेज़ ऊँट चलाने वाले के घर का टीला” होता है। अन्य आधुनिक नाम प्राचीन स्थलों की पहचान को बनाए रखते हैं; उदाहरण के लिए, तानाक टीला बाइबल का तानाच है; जेज़र टीला बाइबल का गेजर है।</w:t>
+      </w:r>
+    </w:p>
+    <w:p>
+      <w:pPr/>
+      <w:r>
+        <w:rPr>
+          <w:lang w:val="hi_IN" w:bidi="hi_IN"/>
+        </w:rPr>
+      </w:r>
+      <w:r>
+        <w:rPr>
+          <w:lang w:val="hi_IN" w:bidi="hi_IN"/>
+        </w:rPr>
+        <w:t>बाइबल में टीले के कई संदर्भ हैं, हालाँकि अंग्रेज़ी में टीले का मतलब “टीला”, “ढेर” या “खंडहरों का ढेर” हो सकता है। प्रभु ने इस्राएल को आज्ञा दी कि जो शहर घृणित मूर्तिपूजा करता है उसे जला दिया जाना चाहिए और “</w:t>
+      </w:r>
+      <w:r>
+        <w:rPr>
+          <w:lang w:val="hi_IN" w:bidi="hi_IN"/>
+        </w:rPr>
+        <w:t>वह सदा के लिये खण्डहर रहे</w:t>
+      </w:r>
+      <w:r>
+        <w:rPr>
+          <w:lang w:val="hi_IN" w:bidi="hi_IN"/>
+        </w:rPr>
+        <w:t>” (</w:t>
+      </w:r>
+      <w:hyperlink r:id="rId49">
         <w:r>
           <w:rPr>
             <w:lang w:val="hi_IN" w:bidi="hi_IN"/>
@@ -1903,7 +2224,7 @@
             <w:color w:val="0000EE"/>
             <w:u w:val="single"/>
           </w:rPr>
-          <w:t>गिन 22–23</w:t>
+          <w:t>व्य.वि. 13:16</w:t>
         </w:r>
       </w:hyperlink>
       <w:r>
@@ -1912,7 +2233,7 @@
         </w:rPr>
         <w:t xml:space="preserve">)। </w:t>
       </w:r>
-      <w:hyperlink r:id="rId35">
+      <w:hyperlink r:id="rId50">
         <w:r>
           <w:rPr>
             <w:lang w:val="hi_IN" w:bidi="hi_IN"/>
@@ -1921,44 +2242,28 @@
             <w:color w:val="0000EE"/>
             <w:u w:val="single"/>
           </w:rPr>
-          <w:t>1 राजाओं 13</w:t>
+          <w:t>यहोशू 11:13</w:t>
         </w:r>
       </w:hyperlink>
       <w:r>
         <w:rPr>
           <w:lang w:val="hi_IN" w:bidi="hi_IN"/>
         </w:rPr>
-        <w:t xml:space="preserve"> में दो नामहीन भविष्यद्वक्ताओं की कहानी है। एक सच्चा है, दूसरा झूठा। वे अचानक भूमिकाएँ बदल लेते हैं। झूठा भविष्यद्वक्ता सच बोलता है। सच्चा भविष्यद्वक्ता अपनी अवज्ञा के कारण झूठा हो जाता है।</w:t>
-      </w:r>
-    </w:p>
-    <w:p>
-      <w:pPr/>
-      <w:r>
-        <w:rPr>
-          <w:lang w:val="hi_IN" w:bidi="hi_IN"/>
-        </w:rPr>
-      </w:r>
-      <w:r>
-        <w:rPr>
-          <w:lang w:val="hi_IN" w:bidi="hi_IN"/>
-        </w:rPr>
-        <w:t>एक अन्य उदाहरण में, यिर्मयाह ने मन्दिर में अज्जूर के पुत्र हनन्याह का सामना किया। दोनों भविष्यद्वक्ताओं ने विरोधाभासी भविष्यद्वाणियाँ कीं। गिबोन से एक पुरुष, हनन्याह, एक सच्चे भविष्यद्वक्ता प्रतीत होते थे। उन्होंने वही भविष्यद्वाणी की जो लोग सुनना चाहते थे: बेबीलोन जल्द ही गिर जाएगा। हालांकि, बाद की घटनाओं ने हनन्याह की भविष्यद्वाणी को केवल कल्पना साबित कर दिया। इसलिए, हम कह सकते हैं कि झूठी भविष्यद्वाणी आत्मकेन्द्रित, भ्रामक और अवास्तविक होती है।</w:t>
-      </w:r>
-    </w:p>
-    <w:p>
-      <w:pPr/>
-      <w:r>
-        <w:rPr>
-          <w:lang w:val="hi_IN" w:bidi="hi_IN"/>
-        </w:rPr>
-      </w:r>
-      <w:r>
-        <w:rPr>
-          <w:lang w:val="hi_IN" w:bidi="hi_IN"/>
-        </w:rPr>
-        <w:t>झूठे भविष्यद्वक्ता की अवधारणा नए नियम में भी जारी रहती है। यीशु उन लोगों के बारे में चेतावनी देते हैं जो निर्दोष भेड़ की तरह दिखते हैं, लेकिन वास्तव में वे भेड़िये होते हैं जो नष्ट करने के लिए तैयार रहते हैं। उन्होंने अपने शिष्यों को यह भी चेतावनी दी कि झूठे मसीहा उठ खड़े होंगे, जो परमेश्वर के चुने हुए लोगों को भी धोखा देने का प्रयास करेंगे (</w:t>
-      </w:r>
-      <w:hyperlink r:id="rId36">
+        <w:t xml:space="preserve"> में कहा गया है कि इस्राएल ने हासोर को छोड़कर टीलों पर खड़े किसी भी शहर को नहीं जलाया। यहोशू ने आई को जला दिया और उसे “</w:t>
+      </w:r>
+      <w:r>
+        <w:rPr>
+          <w:lang w:val="hi_IN" w:bidi="hi_IN"/>
+        </w:rPr>
+        <w:t>सदा के लिये खण्डहर कर दिया</w:t>
+      </w:r>
+      <w:r>
+        <w:rPr>
+          <w:lang w:val="hi_IN" w:bidi="hi_IN"/>
+        </w:rPr>
+        <w:t>” बना दिया (</w:t>
+      </w:r>
+      <w:hyperlink r:id="rId51">
         <w:r>
           <w:rPr>
             <w:lang w:val="hi_IN" w:bidi="hi_IN"/>
@@ -1967,16 +2272,40 @@
             <w:color w:val="0000EE"/>
             <w:u w:val="single"/>
           </w:rPr>
-          <w:t>मत्ती 24:24</w:t>
+          <w:t>यहो 8:28</w:t>
         </w:r>
       </w:hyperlink>
       <w:r>
         <w:rPr>
           <w:lang w:val="hi_IN" w:bidi="hi_IN"/>
         </w:rPr>
-        <w:t xml:space="preserve">)। प्रारम्भिक कलीसिया को ऐसे कई झूठे भविष्यद्वक्ताओं का सामना करना पड़ा होगा क्योंकि प्रेरिताई पत्र भी उनके खिलाफ चेतावनी देते हैं (तुलना करें </w:t>
-      </w:r>
-      <w:hyperlink r:id="rId37">
+        <w:t xml:space="preserve">)। अम्मोनियों के खिलाफ़ एक भविष्यवाणी में, यिर्मयाह ने कहा कि </w:t>
+      </w:r>
+      <w:r>
+        <w:rPr>
+          <w:lang w:val="hi_IN" w:bidi="hi_IN"/>
+        </w:rPr>
+        <w:t>रब्बाह</w:t>
+      </w:r>
+      <w:r>
+        <w:rPr>
+          <w:lang w:val="hi_IN" w:bidi="hi_IN"/>
+        </w:rPr>
+        <w:t xml:space="preserve"> “</w:t>
+      </w:r>
+      <w:r>
+        <w:rPr>
+          <w:lang w:val="hi_IN" w:bidi="hi_IN"/>
+        </w:rPr>
+        <w:t>उजड़कर खण्डहर हो जाएगा</w:t>
+      </w:r>
+      <w:r>
+        <w:rPr>
+          <w:lang w:val="hi_IN" w:bidi="hi_IN"/>
+        </w:rPr>
+        <w:t>” (</w:t>
+      </w:r>
+      <w:hyperlink r:id="rId52">
         <w:r>
           <w:rPr>
             <w:lang w:val="hi_IN" w:bidi="hi_IN"/>
@@ -1985,16 +2314,268 @@
             <w:color w:val="0000EE"/>
             <w:u w:val="single"/>
           </w:rPr>
-          <w:t>2 पत 2:1</w:t>
+          <w:t>यिर्म 49:2</w:t>
         </w:r>
       </w:hyperlink>
       <w:r>
         <w:rPr>
           <w:lang w:val="hi_IN" w:bidi="hi_IN"/>
         </w:rPr>
+        <w:t>)।</w:t>
+      </w:r>
+    </w:p>
+    <w:p>
+      <w:pPr/>
+      <w:r>
+        <w:rPr>
+          <w:lang w:val="hi_IN" w:bidi="hi_IN"/>
+        </w:rPr>
+      </w:r>
+      <w:r>
+        <w:rPr>
+          <w:i/>
+          <w:lang w:val="hi_IN" w:bidi="hi_IN"/>
+        </w:rPr>
+        <w:t>यह भी देखें</w:t>
+      </w:r>
+      <w:r>
+        <w:rPr>
+          <w:lang w:val="hi_IN" w:bidi="hi_IN"/>
+        </w:rPr>
+        <w:t xml:space="preserve"> </w:t>
+      </w:r>
+      <w:r>
+        <w:rPr>
+          <w:lang w:val="hi_IN" w:bidi="hi_IN"/>
+        </w:rPr>
+        <w:t>पुरातत्व और बाइबल</w:t>
+      </w:r>
+      <w:r>
+        <w:rPr>
+          <w:lang w:val="hi_IN" w:bidi="hi_IN"/>
+        </w:rPr>
         <w:t xml:space="preserve">; </w:t>
       </w:r>
-      <w:hyperlink r:id="rId38">
+      <w:r>
+        <w:rPr>
+          <w:lang w:val="hi_IN" w:bidi="hi_IN"/>
+        </w:rPr>
+        <w:t>मिट्टी के बर्तन</w:t>
+      </w:r>
+      <w:r>
+        <w:rPr>
+          <w:lang w:val="hi_IN" w:bidi="hi_IN"/>
+        </w:rPr>
+        <w:t>।</w:t>
+      </w:r>
+      <w:r>
+        <w:rPr>
+          <w:lang w:val="hi_IN" w:bidi="hi_IN"/>
+        </w:rPr>
+      </w:r>
+      <w:r>
+        <w:rPr>
+          <w:lang w:val="hi_IN" w:bidi="hi_IN"/>
+        </w:rPr>
+      </w:r>
+    </w:p>
+    <w:p>
+      <w:pPr/>
+      <w:r>
+        <w:rPr>
+          <w:lang w:val="hi_IN" w:bidi="hi_IN"/>
+        </w:rPr>
+      </w:r>
+    </w:p>
+    <w:p>
+      <w:pPr>
+        <w:pStyle w:val="Heading2"/>
+      </w:pPr>
+      <w:r>
+        <w:rPr>
+          <w:lang w:val="hi_IN" w:bidi="hi_IN"/>
+        </w:rPr>
+        <w:t>टुकड़ी</w:t>
+      </w:r>
+      <w:r>
+        <w:rPr>
+          <w:lang w:val="hi_IN" w:bidi="hi_IN"/>
+        </w:rPr>
+      </w:r>
+    </w:p>
+    <w:p>
+      <w:pPr/>
+      <w:r>
+        <w:rPr>
+          <w:lang w:val="hi_IN" w:bidi="hi_IN"/>
+        </w:rPr>
+      </w:r>
+      <w:r>
+        <w:rPr>
+          <w:lang w:val="hi_IN" w:bidi="hi_IN"/>
+        </w:rPr>
+        <w:t xml:space="preserve">कुछ इब्रानी अक्षरों पर छोटे सजावटी "सींग" होते हैं। </w:t>
+      </w:r>
+    </w:p>
+    <w:p>
+      <w:pPr/>
+      <w:r>
+        <w:rPr>
+          <w:lang w:val="hi_IN" w:bidi="hi_IN"/>
+        </w:rPr>
+      </w:r>
+      <w:r>
+        <w:rPr>
+          <w:i/>
+          <w:lang w:val="hi_IN" w:bidi="hi_IN"/>
+        </w:rPr>
+        <w:t>देखें</w:t>
+      </w:r>
+      <w:r>
+        <w:rPr>
+          <w:lang w:val="hi_IN" w:bidi="hi_IN"/>
+        </w:rPr>
+        <w:t xml:space="preserve"> </w:t>
+      </w:r>
+      <w:r>
+        <w:rPr>
+          <w:lang w:val="hi_IN" w:bidi="hi_IN"/>
+        </w:rPr>
+        <w:t>बिंदु या टुकड़ी</w:t>
+      </w:r>
+      <w:r>
+        <w:rPr>
+          <w:lang w:val="hi_IN" w:bidi="hi_IN"/>
+        </w:rPr>
+        <w:t>।</w:t>
+      </w:r>
+      <w:r>
+        <w:rPr>
+          <w:lang w:val="hi_IN" w:bidi="hi_IN"/>
+        </w:rPr>
+      </w:r>
+      <w:r>
+        <w:rPr>
+          <w:lang w:val="hi_IN" w:bidi="hi_IN"/>
+        </w:rPr>
+      </w:r>
+    </w:p>
+    <w:p>
+      <w:pPr/>
+      <w:r>
+        <w:rPr>
+          <w:lang w:val="hi_IN" w:bidi="hi_IN"/>
+        </w:rPr>
+      </w:r>
+    </w:p>
+    <w:p>
+      <w:pPr>
+        <w:pStyle w:val="Heading2"/>
+      </w:pPr>
+      <w:r>
+        <w:rPr>
+          <w:lang w:val="hi_IN" w:bidi="hi_IN"/>
+        </w:rPr>
+        <w:t>टेक्स्टस रिसेप्टस</w:t>
+      </w:r>
+      <w:r>
+        <w:rPr>
+          <w:lang w:val="hi_IN" w:bidi="hi_IN"/>
+        </w:rPr>
+      </w:r>
+    </w:p>
+    <w:p>
+      <w:pPr/>
+      <w:r>
+        <w:rPr>
+          <w:lang w:val="hi_IN" w:bidi="hi_IN"/>
+        </w:rPr>
+      </w:r>
+      <w:r>
+        <w:rPr>
+          <w:i/>
+          <w:lang w:val="hi_IN" w:bidi="hi_IN"/>
+        </w:rPr>
+        <w:t>देखें</w:t>
+      </w:r>
+      <w:r>
+        <w:rPr>
+          <w:lang w:val="hi_IN" w:bidi="hi_IN"/>
+        </w:rPr>
+        <w:t xml:space="preserve"> </w:t>
+      </w:r>
+      <w:r>
+        <w:rPr>
+          <w:lang w:val="hi_IN" w:bidi="hi_IN"/>
+        </w:rPr>
+        <w:t>बाइबल, पांडुलिपियाँ और पाठ (नया नियम)</w:t>
+      </w:r>
+      <w:r>
+        <w:rPr>
+          <w:lang w:val="hi_IN" w:bidi="hi_IN"/>
+        </w:rPr>
+        <w:t>।</w:t>
+      </w:r>
+      <w:r>
+        <w:rPr>
+          <w:lang w:val="hi_IN" w:bidi="hi_IN"/>
+        </w:rPr>
+      </w:r>
+      <w:r>
+        <w:rPr>
+          <w:lang w:val="hi_IN" w:bidi="hi_IN"/>
+        </w:rPr>
+      </w:r>
+    </w:p>
+    <w:p>
+      <w:pPr/>
+      <w:r>
+        <w:rPr>
+          <w:lang w:val="hi_IN" w:bidi="hi_IN"/>
+        </w:rPr>
+      </w:r>
+    </w:p>
+    <w:p>
+      <w:pPr>
+        <w:pStyle w:val="Heading2"/>
+      </w:pPr>
+      <w:r>
+        <w:rPr>
+          <w:lang w:val="hi_IN" w:bidi="hi_IN"/>
+        </w:rPr>
+        <w:t>टैक्स कलेक्टर</w:t>
+      </w:r>
+      <w:r>
+        <w:rPr>
+          <w:lang w:val="hi_IN" w:bidi="hi_IN"/>
+        </w:rPr>
+      </w:r>
+    </w:p>
+    <w:p>
+      <w:pPr>
+        <w:pStyle w:val="Heading2"/>
+      </w:pPr>
+      <w:r>
+        <w:rPr>
+          <w:lang w:val="hi_IN" w:bidi="hi_IN"/>
+        </w:rPr>
+        <w:t>चुंगी लेनेवाला</w:t>
+      </w:r>
+    </w:p>
+    <w:p>
+      <w:pPr/>
+      <w:r>
+        <w:rPr>
+          <w:lang w:val="hi_IN" w:bidi="hi_IN"/>
+        </w:rPr>
+      </w:r>
+      <w:r>
+        <w:rPr>
+          <w:lang w:val="hi_IN" w:bidi="hi_IN"/>
+        </w:rPr>
+        <w:t>वह व्यक्ति जो सरकार के लिए कर वसूल करता था। नए नियम के समय में रोमी सरकार कई तरह के कर लेते थे। उनके अपने अधिकारी इस काम को कुछ हद तक करते थे, लेकिन इसे निजी व्यक्तियों, यहूदियों और अन्य लोगों को भी सौंप देते थे, जिन्हें अधिकारियों को तय की गई राशि लौटानी होती थी। कई बेईमान व्यक्तियों ने जितना भुगतान करने की आवश्यकता थी, उससे कहीं अधिक एकत्र किया और इस प्रकार एक घृणित समूह बन गए, खासकर वे यहूदी जो अपने साथी यहूदियों को धोखा देते थे। एक यहूदी जक्कई, “चुंगी लेनेवालों का सरदार” था जिसने यरीहो क्षेत्र में काफी धन इकट्ठा किया था (</w:t>
+      </w:r>
+      <w:hyperlink r:id="rId53">
         <w:r>
           <w:rPr>
             <w:lang w:val="hi_IN" w:bidi="hi_IN"/>
@@ -2003,16 +2584,16 @@
             <w:color w:val="0000EE"/>
             <w:u w:val="single"/>
           </w:rPr>
-          <w:t>1 यूह 4:1</w:t>
+          <w:t>लूका 19:2–10</w:t>
         </w:r>
       </w:hyperlink>
       <w:r>
         <w:rPr>
           <w:lang w:val="hi_IN" w:bidi="hi_IN"/>
         </w:rPr>
-        <w:t xml:space="preserve">)। इन पत्रों में, "भविष्यद्वक्ता" और "शिक्षक" अक्सर एक-दूसरे के स्थान पर प्रयोग होते हैं। लेकिन, मूल पाठ उन्हें "झूठे भविष्यद्वक्ता" कहता है। ये झूठे शिक्षक मसीही होने का नाटक करते हैं लेकिन भ्रामक शिक्षाएँ फैलाते हैं। वे चमत्कार भी कर सकते हैं, लेकिन उनकी शक्ति दुष्ट आत्माओं से आती है, मसीह की आत्मा से नहीं (तुलना करें </w:t>
-      </w:r>
-      <w:hyperlink r:id="rId39">
+        <w:t>)। ऐसे व्यक्तियों को पापी माना जाता था और अक्सर "चुंगी लेनेवाले और पापियों" वाक्यांश में उन्हें एक साथ जोड़ा जाता था (</w:t>
+      </w:r>
+      <w:hyperlink r:id="rId54">
         <w:r>
           <w:rPr>
             <w:lang w:val="hi_IN" w:bidi="hi_IN"/>
@@ -2021,30 +2602,16 @@
             <w:color w:val="0000EE"/>
             <w:u w:val="single"/>
           </w:rPr>
-          <w:t>प्रका 13:11–15</w:t>
+          <w:t>मत्ती 9:10–11</w:t>
         </w:r>
       </w:hyperlink>
       <w:r>
         <w:rPr>
           <w:lang w:val="hi_IN" w:bidi="hi_IN"/>
         </w:rPr>
-        <w:t>)।</w:t>
-      </w:r>
-    </w:p>
-    <w:p>
-      <w:pPr/>
-      <w:r>
-        <w:rPr>
-          <w:lang w:val="hi_IN" w:bidi="hi_IN"/>
-        </w:rPr>
-      </w:r>
-      <w:r>
-        <w:rPr>
-          <w:lang w:val="hi_IN" w:bidi="hi_IN"/>
-        </w:rPr>
-        <w:t xml:space="preserve">झूठे भविष्यद्वक्ता, धोखेबाज आत्माएं, और गलत शिक्षाएँ कलीसिया में लगातार समस्याएँ बनी रही है। विश्वासियों को हमेशा उन लोगों के खिलाफ सतर्क रहना चाहिए जो चतुराई से सत्य को विकृत करते हैं (तुलना करें </w:t>
-      </w:r>
-      <w:hyperlink r:id="rId40">
+        <w:t xml:space="preserve">; </w:t>
+      </w:r>
+      <w:hyperlink r:id="rId55">
         <w:r>
           <w:rPr>
             <w:lang w:val="hi_IN" w:bidi="hi_IN"/>
@@ -2053,16 +2620,16 @@
             <w:color w:val="0000EE"/>
             <w:u w:val="single"/>
           </w:rPr>
-          <w:t>इफि 4:14–16</w:t>
+          <w:t>11:19</w:t>
         </w:r>
       </w:hyperlink>
       <w:r>
         <w:rPr>
           <w:lang w:val="hi_IN" w:bidi="hi_IN"/>
         </w:rPr>
-        <w:t>)। उन्हें भविष्यवक्ताओं की आत्माओं का परीक्षण करना चाहिए कि वे परमेश्वर से हैं या दुष्ट से (</w:t>
-      </w:r>
-      <w:hyperlink r:id="rId41">
+        <w:t xml:space="preserve">; </w:t>
+      </w:r>
+      <w:hyperlink r:id="rId56">
         <w:r>
           <w:rPr>
             <w:lang w:val="hi_IN" w:bidi="hi_IN"/>
@@ -2071,16 +2638,16 @@
             <w:color w:val="0000EE"/>
             <w:u w:val="single"/>
           </w:rPr>
-          <w:t>1 कुरि 12:10–11</w:t>
+          <w:t>मरकुस 2:15–16</w:t>
         </w:r>
       </w:hyperlink>
       <w:r>
         <w:rPr>
           <w:lang w:val="hi_IN" w:bidi="hi_IN"/>
         </w:rPr>
-        <w:t xml:space="preserve">)। हमें हर उस व्यक्ति पर विश्वास नहीं करना चाहिए जो परमेश्वर से सन्देश पाने का दावा करता है। हमें आत्माओं की "परख" करना चाहिए। हमें यह देखना चाहिए कि उनका सन्देश पवित्र आत्मा से आता है या नहीं। इसे इस सत्य के अनुरूप होना चाहिए कि यीशु मनुष्य रूप में परमेश्वर के पुत्र हैं (तुलना करें </w:t>
-      </w:r>
-      <w:hyperlink r:id="rId42">
+        <w:t xml:space="preserve">; </w:t>
+      </w:r>
+      <w:hyperlink r:id="rId57">
         <w:r>
           <w:rPr>
             <w:lang w:val="hi_IN" w:bidi="hi_IN"/>
@@ -2089,145 +2656,16 @@
             <w:color w:val="0000EE"/>
             <w:u w:val="single"/>
           </w:rPr>
-          <w:t>1 यूह 4:1–3</w:t>
+          <w:t>लूका 5:30</w:t>
         </w:r>
       </w:hyperlink>
       <w:r>
         <w:rPr>
           <w:lang w:val="hi_IN" w:bidi="hi_IN"/>
         </w:rPr>
-        <w:t>)।</w:t>
-      </w:r>
-    </w:p>
-    <w:p>
-      <w:pPr/>
-      <w:r>
-        <w:rPr>
-          <w:lang w:val="hi_IN" w:bidi="hi_IN"/>
-        </w:rPr>
-      </w:r>
-      <w:r>
-        <w:rPr>
-          <w:i/>
-          <w:lang w:val="hi_IN" w:bidi="hi_IN"/>
-        </w:rPr>
-        <w:t>यह भी देखें</w:t>
-      </w:r>
-      <w:r>
-        <w:rPr>
-          <w:lang w:val="hi_IN" w:bidi="hi_IN"/>
-        </w:rPr>
-        <w:t xml:space="preserve"> </w:t>
-      </w:r>
-      <w:r>
-        <w:rPr>
-          <w:lang w:val="hi_IN" w:bidi="hi_IN"/>
-        </w:rPr>
-        <w:t>मसीह-विरोधी</w:t>
-      </w:r>
-      <w:r>
-        <w:rPr>
-          <w:lang w:val="hi_IN" w:bidi="hi_IN"/>
-        </w:rPr>
         <w:t xml:space="preserve">; </w:t>
       </w:r>
-      <w:r>
-        <w:rPr>
-          <w:lang w:val="hi_IN" w:bidi="hi_IN"/>
-        </w:rPr>
-        <w:t>झूठे ख्रिस्त, झूठे मसीहा</w:t>
-      </w:r>
-      <w:r>
-        <w:rPr>
-          <w:lang w:val="hi_IN" w:bidi="hi_IN"/>
-        </w:rPr>
-        <w:t xml:space="preserve">; </w:t>
-      </w:r>
-      <w:r>
-        <w:rPr>
-          <w:lang w:val="hi_IN" w:bidi="hi_IN"/>
-        </w:rPr>
-        <w:t>भविष्यद्वाणी</w:t>
-      </w:r>
-      <w:r>
-        <w:rPr>
-          <w:lang w:val="hi_IN" w:bidi="hi_IN"/>
-        </w:rPr>
-        <w:t xml:space="preserve">; </w:t>
-      </w:r>
-      <w:r>
-        <w:rPr>
-          <w:lang w:val="hi_IN" w:bidi="hi_IN"/>
-        </w:rPr>
-        <w:t>भविष्यद्वक्ता, भविष्यद्वक्तिन</w:t>
-      </w:r>
-      <w:r>
-        <w:rPr>
-          <w:lang w:val="hi_IN" w:bidi="hi_IN"/>
-        </w:rPr>
-        <w:t>।</w:t>
-      </w:r>
-      <w:r>
-        <w:rPr>
-          <w:lang w:val="hi_IN" w:bidi="hi_IN"/>
-        </w:rPr>
-      </w:r>
-      <w:r>
-        <w:rPr>
-          <w:lang w:val="hi_IN" w:bidi="hi_IN"/>
-        </w:rPr>
-      </w:r>
-    </w:p>
-    <w:p>
-      <w:pPr/>
-      <w:r>
-        <w:rPr>
-          <w:lang w:val="hi_IN" w:bidi="hi_IN"/>
-        </w:rPr>
-      </w:r>
-    </w:p>
-    <w:p>
-      <w:pPr>
-        <w:pStyle w:val="Heading2"/>
-      </w:pPr>
-      <w:r>
-        <w:rPr>
-          <w:lang w:val="hi_IN" w:bidi="hi_IN"/>
-        </w:rPr>
-        <w:t>झूठे मसीह, झूठे मसीहा</w:t>
-      </w:r>
-      <w:r>
-        <w:rPr>
-          <w:lang w:val="hi_IN" w:bidi="hi_IN"/>
-        </w:rPr>
-      </w:r>
-    </w:p>
-    <w:p>
-      <w:pPr/>
-      <w:r>
-        <w:rPr>
-          <w:lang w:val="hi_IN" w:bidi="hi_IN"/>
-        </w:rPr>
-      </w:r>
-      <w:r>
-        <w:rPr>
-          <w:lang w:val="hi_IN" w:bidi="hi_IN"/>
-        </w:rPr>
-        <w:t xml:space="preserve">वे जो झूठा दावा करते हैं कि वे मसीह या मसीहा हैं। झूठे मसीहों का उल्लेख केवल यीशु के </w:t>
-      </w:r>
-      <w:r>
-        <w:rPr>
-          <w:lang w:val="hi_IN" w:bidi="hi_IN"/>
-        </w:rPr>
-        <w:t xml:space="preserve">युगांत के विषय की गई </w:t>
-      </w:r>
-      <w:r>
-        <w:rPr>
-          <w:lang w:val="hi_IN" w:bidi="hi_IN"/>
-        </w:rPr>
-        <w:t>भविष्यवाणी में मिलता है जो मत्ती (</w:t>
-      </w:r>
-      <w:hyperlink r:id="rId36">
+      <w:hyperlink r:id="rId53">
         <w:r>
           <w:rPr>
             <w:lang w:val="hi_IN" w:bidi="hi_IN"/>
@@ -2236,16 +2674,342 @@
             <w:color w:val="0000EE"/>
             <w:u w:val="single"/>
           </w:rPr>
-          <w:t>24:24</w:t>
+          <w:t>19:2–10</w:t>
         </w:r>
       </w:hyperlink>
       <w:r>
         <w:rPr>
           <w:lang w:val="hi_IN" w:bidi="hi_IN"/>
         </w:rPr>
-        <w:t>) और मरकुस (</w:t>
-      </w:r>
-      <w:hyperlink r:id="rId43">
+        <w:t>)।</w:t>
+      </w:r>
+      <w:r>
+        <w:rPr>
+          <w:lang w:val="hi_IN" w:bidi="hi_IN"/>
+        </w:rPr>
+      </w:r>
+      <w:r>
+        <w:rPr>
+          <w:lang w:val="hi_IN" w:bidi="hi_IN"/>
+        </w:rPr>
+      </w:r>
+    </w:p>
+    <w:p>
+      <w:pPr/>
+      <w:r>
+        <w:rPr>
+          <w:lang w:val="hi_IN" w:bidi="hi_IN"/>
+        </w:rPr>
+      </w:r>
+    </w:p>
+    <w:p>
+      <w:pPr>
+        <w:pStyle w:val="Heading2"/>
+      </w:pPr>
+      <w:r>
+        <w:rPr>
+          <w:lang w:val="hi_IN" w:bidi="hi_IN"/>
+        </w:rPr>
+        <w:t>टोप</w:t>
+      </w:r>
+      <w:r>
+        <w:rPr>
+          <w:lang w:val="hi_IN" w:bidi="hi_IN"/>
+        </w:rPr>
+      </w:r>
+    </w:p>
+    <w:p>
+      <w:pPr>
+        <w:pStyle w:val="Heading2"/>
+      </w:pPr>
+      <w:r>
+        <w:rPr>
+          <w:lang w:val="hi_IN" w:bidi="hi_IN"/>
+        </w:rPr>
+        <w:t>टोप</w:t>
+      </w:r>
+    </w:p>
+    <w:p>
+      <w:pPr/>
+      <w:r>
+        <w:rPr>
+          <w:lang w:val="hi_IN" w:bidi="hi_IN"/>
+        </w:rPr>
+      </w:r>
+      <w:r>
+        <w:rPr>
+          <w:i/>
+          <w:lang w:val="hi_IN" w:bidi="hi_IN"/>
+        </w:rPr>
+        <w:t>देखिए</w:t>
+      </w:r>
+      <w:r>
+        <w:rPr>
+          <w:lang w:val="hi_IN" w:bidi="hi_IN"/>
+        </w:rPr>
+        <w:t xml:space="preserve"> </w:t>
+      </w:r>
+      <w:r>
+        <w:rPr>
+          <w:lang w:val="hi_IN" w:bidi="hi_IN"/>
+        </w:rPr>
+        <w:t>कवच और हथियार।</w:t>
+      </w:r>
+      <w:r>
+        <w:rPr>
+          <w:lang w:val="hi_IN" w:bidi="hi_IN"/>
+        </w:rPr>
+      </w:r>
+      <w:r>
+        <w:rPr>
+          <w:lang w:val="hi_IN" w:bidi="hi_IN"/>
+        </w:rPr>
+      </w:r>
+    </w:p>
+    <w:p>
+      <w:pPr/>
+      <w:r>
+        <w:rPr>
+          <w:lang w:val="hi_IN" w:bidi="hi_IN"/>
+        </w:rPr>
+      </w:r>
+    </w:p>
+    <w:p>
+      <w:pPr>
+        <w:pStyle w:val="Heading2"/>
+      </w:pPr>
+      <w:r>
+        <w:rPr>
+          <w:lang w:val="hi_IN" w:bidi="hi_IN"/>
+        </w:rPr>
+        <w:t>टोपी</w:t>
+      </w:r>
+      <w:r>
+        <w:rPr>
+          <w:lang w:val="hi_IN" w:bidi="hi_IN"/>
+        </w:rPr>
+      </w:r>
+    </w:p>
+    <w:p>
+      <w:pPr/>
+      <w:r>
+        <w:rPr>
+          <w:lang w:val="hi_IN" w:bidi="hi_IN"/>
+        </w:rPr>
+      </w:r>
+      <w:r>
+        <w:rPr>
+          <w:i/>
+          <w:lang w:val="hi_IN" w:bidi="hi_IN"/>
+        </w:rPr>
+        <w:t xml:space="preserve">देखिए </w:t>
+      </w:r>
+      <w:r>
+        <w:rPr>
+          <w:lang w:val="hi_IN" w:bidi="hi_IN"/>
+        </w:rPr>
+        <w:t>सिर ढकना</w:t>
+      </w:r>
+      <w:r>
+        <w:rPr>
+          <w:lang w:val="hi_IN" w:bidi="hi_IN"/>
+        </w:rPr>
+        <w:t>।</w:t>
+      </w:r>
+      <w:r>
+        <w:rPr>
+          <w:lang w:val="hi_IN" w:bidi="hi_IN"/>
+        </w:rPr>
+      </w:r>
+      <w:r>
+        <w:rPr>
+          <w:lang w:val="hi_IN" w:bidi="hi_IN"/>
+        </w:rPr>
+      </w:r>
+    </w:p>
+    <w:p>
+      <w:pPr/>
+      <w:r>
+        <w:rPr>
+          <w:lang w:val="hi_IN" w:bidi="hi_IN"/>
+        </w:rPr>
+      </w:r>
+    </w:p>
+    <w:p>
+      <w:pPr>
+        <w:pStyle w:val="Heading2"/>
+      </w:pPr>
+      <w:r>
+        <w:rPr>
+          <w:lang w:val="hi_IN" w:bidi="hi_IN"/>
+        </w:rPr>
+        <w:t>टोबीत की पुस्तक</w:t>
+      </w:r>
+      <w:r>
+        <w:rPr>
+          <w:lang w:val="hi_IN" w:bidi="hi_IN"/>
+        </w:rPr>
+      </w:r>
+    </w:p>
+    <w:p>
+      <w:pPr/>
+      <w:r>
+        <w:rPr>
+          <w:lang w:val="hi_IN" w:bidi="hi_IN"/>
+        </w:rPr>
+      </w:r>
+      <w:r>
+        <w:rPr>
+          <w:lang w:val="hi_IN" w:bidi="hi_IN"/>
+        </w:rPr>
+        <w:t>टोबीत की पुस्तक टोबीत नामक एक व्यक्ति और उसके परिवार की कहानी है। कुछ कलीसियाई परम्पराएँ इसे उनके कैनन (बाइबल की पुस्तकों की आधिकारिक सूची) में शामिल करती है, जबकि अन्य नहीं करती। ट्रेंट की परिषद ने इसे 1546 ईस्वी में अपने कैनन के हिस्से के रूप में स्वीकार किया और यह रोमन कैथोलिक बाइबल में शामिल है। यह इब्रानी पुराने नियम में शामिल नहीं था। प्रोटेस्टेंट इसे अपोक्रिफा (लेखनों का एक संग्रह जो बाइबल से सम्बन्धित हैं लेकिन पवित्रशास्त्र नहीं माने जाते) के हिस्से के रूप में शामिल करते हैं।</w:t>
+      </w:r>
+    </w:p>
+    <w:p>
+      <w:pPr>
+        <w:pStyle w:val="Heading3"/>
+      </w:pPr>
+      <w:r>
+        <w:rPr>
+          <w:lang w:val="hi_IN" w:bidi="hi_IN"/>
+        </w:rPr>
+        <w:t>पूर्वावलोकन</w:t>
+      </w:r>
+    </w:p>
+    <w:p>
+      <w:pPr/>
+      <w:r>
+        <w:rPr>
+          <w:lang w:val="hi_IN" w:bidi="hi_IN"/>
+        </w:rPr>
+      </w:r>
+      <w:r>
+        <w:rPr>
+          <w:lang w:val="hi_IN" w:bidi="hi_IN"/>
+        </w:rPr>
+        <w:t xml:space="preserve">• </w:t>
+      </w:r>
+      <w:r>
+        <w:rPr>
+          <w:b/>
+          <w:u w:val="single"/>
+          <w:lang w:val="hi_IN" w:bidi="hi_IN"/>
+        </w:rPr>
+        <w:t>टोबीत की पुस्तक किसने लिखी? यह कब लिखी गई थी?</w:t>
+      </w:r>
+    </w:p>
+    <w:p>
+      <w:pPr/>
+      <w:r>
+        <w:rPr>
+          <w:lang w:val="hi_IN" w:bidi="hi_IN"/>
+        </w:rPr>
+      </w:r>
+      <w:r>
+        <w:rPr>
+          <w:b/>
+          <w:lang w:val="hi_IN" w:bidi="hi_IN"/>
+        </w:rPr>
+        <w:t xml:space="preserve">• </w:t>
+      </w:r>
+      <w:r>
+        <w:rPr>
+          <w:b/>
+          <w:u w:val="single"/>
+          <w:lang w:val="hi_IN" w:bidi="hi_IN"/>
+        </w:rPr>
+        <w:t>टोबीत की पुस्तक क्यों लिखी गई थी?</w:t>
+      </w:r>
+    </w:p>
+    <w:p>
+      <w:pPr/>
+      <w:r>
+        <w:rPr>
+          <w:lang w:val="hi_IN" w:bidi="hi_IN"/>
+        </w:rPr>
+      </w:r>
+      <w:r>
+        <w:rPr>
+          <w:b/>
+          <w:lang w:val="hi_IN" w:bidi="hi_IN"/>
+        </w:rPr>
+        <w:t xml:space="preserve">• </w:t>
+      </w:r>
+      <w:r>
+        <w:rPr>
+          <w:b/>
+          <w:u w:val="single"/>
+          <w:lang w:val="hi_IN" w:bidi="hi_IN"/>
+        </w:rPr>
+        <w:t>टोबीत की पुस्तक की कहानी क्या है?</w:t>
+      </w:r>
+    </w:p>
+    <w:p>
+      <w:pPr/>
+      <w:r>
+        <w:rPr>
+          <w:lang w:val="hi_IN" w:bidi="hi_IN"/>
+        </w:rPr>
+      </w:r>
+      <w:r>
+        <w:rPr>
+          <w:b/>
+          <w:lang w:val="hi_IN" w:bidi="hi_IN"/>
+        </w:rPr>
+        <w:t xml:space="preserve">• </w:t>
+      </w:r>
+      <w:r>
+        <w:rPr>
+          <w:b/>
+          <w:u w:val="single"/>
+          <w:lang w:val="hi_IN" w:bidi="hi_IN"/>
+        </w:rPr>
+        <w:t>टोबीत की पुस्तक का सन्देश क्या है?</w:t>
+      </w:r>
+    </w:p>
+    <w:p>
+      <w:pPr>
+        <w:pStyle w:val="Heading3"/>
+      </w:pPr>
+      <w:r>
+        <w:rPr>
+          <w:lang w:val="hi_IN" w:bidi="hi_IN"/>
+        </w:rPr>
+        <w:t>टोबीत की पुस्तक किसने लिखी? यह कब लिखी गई थी?</w:t>
+      </w:r>
+    </w:p>
+    <w:p>
+      <w:pPr/>
+      <w:r>
+        <w:rPr>
+          <w:lang w:val="hi_IN" w:bidi="hi_IN"/>
+        </w:rPr>
+      </w:r>
+      <w:r>
+        <w:rPr>
+          <w:lang w:val="hi_IN" w:bidi="hi_IN"/>
+        </w:rPr>
+        <w:t>टोबीत की पुस्तक विश्वासयोग्यता और धार्मिक भक्ति की एक कहानी है। इसे एक ऐसे यहूदी ने लिखा था जो सम्भवतः फिलिस्तीन में जन्मा था। यह पुस्तक परमेश्वर में दृढ़ विश्वास को दर्शाती है। लेखक ने परमेश्वर को कई महत्वपूर्ण तरीकों से वर्णित किया है। लेखक परमेश्वर को इस प्रकार सन्दर्भित करता है:</w:t>
+      </w:r>
+    </w:p>
+    <w:p>
+      <w:pPr>
+        <w:pStyle w:val="ListBullet"/>
+        <w:spacing w:line="240" w:lineRule="auto"/>
+        <w:ind w:left="720"/>
+      </w:pPr>
+      <w:r>
+        <w:rPr>
+          <w:lang w:val="hi_IN" w:bidi="hi_IN"/>
+        </w:rPr>
+      </w:r>
+      <w:r>
+        <w:rPr>
+          <w:lang w:val="hi_IN" w:bidi="hi_IN"/>
+        </w:rPr>
+        <w:t>“हमारे पूर्वजों के परमेश्वर” (</w:t>
+      </w:r>
+      <w:hyperlink r:id="rId58">
         <w:r>
           <w:rPr>
             <w:lang w:val="hi_IN" w:bidi="hi_IN"/>
@@ -2254,30 +3018,34 @@
             <w:color w:val="0000EE"/>
             <w:u w:val="single"/>
           </w:rPr>
-          <w:t>13:22</w:t>
+          <w:t>टोबित 8:5</w:t>
         </w:r>
       </w:hyperlink>
       <w:r>
         <w:rPr>
           <w:lang w:val="hi_IN" w:bidi="hi_IN"/>
         </w:rPr>
-        <w:t>) द्वारा दर्ज किया गया है।</w:t>
-      </w:r>
-    </w:p>
-    <w:p>
-      <w:pPr/>
-      <w:r>
-        <w:rPr>
-          <w:lang w:val="hi_IN" w:bidi="hi_IN"/>
-        </w:rPr>
-      </w:r>
-      <w:r>
-        <w:rPr>
-          <w:lang w:val="hi_IN" w:bidi="hi_IN"/>
-        </w:rPr>
-        <w:t>उस उपदेश में यीशु ने अपने चेलों को भविष्य के बारे में निर्देश दिया। उन्होंने यरूशलेम के मंदिर के विनाश की भविष्यवाणी की और धोखे और उत्पीड़न के बारे में चेतावनी दी जो चेलों के विरुद्ध उठेगा । उन्होंने विशेष रूप से अपने चेलों को चेतावनी दी कि मंदिर के विनाश के भयानक दिनों के दौरान वे झूठे मसीहों और झूठे भविष्यवक्ताओं द्वारा धोखा न खाएं (</w:t>
-      </w:r>
-      <w:hyperlink r:id="rId44">
+        <w:t>),</w:t>
+      </w:r>
+    </w:p>
+    <w:p>
+      <w:pPr>
+        <w:pStyle w:val="ListBullet"/>
+        <w:spacing w:line="240" w:lineRule="auto"/>
+        <w:ind w:left="720"/>
+      </w:pPr>
+      <w:r>
+        <w:rPr>
+          <w:lang w:val="hi_IN" w:bidi="hi_IN"/>
+        </w:rPr>
+      </w:r>
+      <w:r>
+        <w:rPr>
+          <w:lang w:val="hi_IN" w:bidi="hi_IN"/>
+        </w:rPr>
+        <w:t>“हमारे प्रभु और परमेश्वर, वे हमारे पिता सदा के लिये हैं” (</w:t>
+      </w:r>
+      <w:hyperlink r:id="rId59">
         <w:r>
           <w:rPr>
             <w:lang w:val="hi_IN" w:bidi="hi_IN"/>
@@ -2286,16 +3054,34 @@
             <w:color w:val="0000EE"/>
             <w:u w:val="single"/>
           </w:rPr>
-          <w:t>मरकुस 13:21–23</w:t>
+          <w:t>13:4</w:t>
         </w:r>
       </w:hyperlink>
       <w:r>
         <w:rPr>
           <w:lang w:val="hi_IN" w:bidi="hi_IN"/>
         </w:rPr>
-        <w:t xml:space="preserve">)। इस विशेष प्रकार के धोखे में, कुछ दावा करेंगे कि मसीह एक विशेष स्थान पर हैं (पद </w:t>
-      </w:r>
-      <w:hyperlink r:id="rId45">
+        <w:t>), और</w:t>
+      </w:r>
+    </w:p>
+    <w:p>
+      <w:pPr>
+        <w:pStyle w:val="ListBullet"/>
+        <w:spacing w:line="240" w:lineRule="auto"/>
+        <w:ind w:left="720"/>
+      </w:pPr>
+      <w:r>
+        <w:rPr>
+          <w:lang w:val="hi_IN" w:bidi="hi_IN"/>
+        </w:rPr>
+      </w:r>
+      <w:r>
+        <w:rPr>
+          <w:lang w:val="hi_IN" w:bidi="hi_IN"/>
+        </w:rPr>
+        <w:t>“स्वर्ग के राजा” (वचन</w:t>
+      </w:r>
+      <w:hyperlink r:id="rId60">
         <w:r>
           <w:rPr>
             <w:lang w:val="hi_IN" w:bidi="hi_IN"/>
@@ -2304,16 +3090,212 @@
             <w:color w:val="0000EE"/>
             <w:u w:val="single"/>
           </w:rPr>
-          <w:t>21</w:t>
+          <w:t xml:space="preserve"> 13:7, 11, 15</w:t>
         </w:r>
       </w:hyperlink>
       <w:r>
         <w:rPr>
           <w:lang w:val="hi_IN" w:bidi="hi_IN"/>
         </w:rPr>
-        <w:t xml:space="preserve">)। वे धोखेबाज चमत्कार और अद्भुत कार्य करेंगे ताकि चुने हुए लोगों को भरमा सकें। लेकिन यीशु ने अपने चेलों को यह सिखाकर तैयार किया कि उनके मनुष्य के पुत्र के रूप में लौटने से पहले आकाश में संकेत होंगे (पद </w:t>
-      </w:r>
-      <w:hyperlink r:id="rId46">
+        <w:t>)।</w:t>
+      </w:r>
+    </w:p>
+    <w:p>
+      <w:pPr/>
+      <w:r>
+        <w:rPr>
+          <w:lang w:val="hi_IN" w:bidi="hi_IN"/>
+        </w:rPr>
+      </w:r>
+      <w:r>
+        <w:rPr>
+          <w:lang w:val="hi_IN" w:bidi="hi_IN"/>
+        </w:rPr>
+        <w:t>टोबीत की पुस्तक कई प्राचीन संस्करणों और अनुवादों में संरक्षित रही है:</w:t>
+      </w:r>
+    </w:p>
+    <w:p>
+      <w:pPr>
+        <w:pStyle w:val="ListBullet"/>
+        <w:spacing w:line="240" w:lineRule="auto"/>
+        <w:ind w:left="720"/>
+      </w:pPr>
+      <w:r>
+        <w:rPr>
+          <w:lang w:val="hi_IN" w:bidi="hi_IN"/>
+        </w:rPr>
+      </w:r>
+      <w:r>
+        <w:rPr>
+          <w:lang w:val="hi_IN" w:bidi="hi_IN"/>
+        </w:rPr>
+        <w:t>यूनानी में तीन संस्करण हैं</w:t>
+      </w:r>
+    </w:p>
+    <w:p>
+      <w:pPr>
+        <w:pStyle w:val="ListBullet"/>
+        <w:spacing w:line="240" w:lineRule="auto"/>
+        <w:ind w:left="720"/>
+      </w:pPr>
+      <w:r>
+        <w:rPr>
+          <w:lang w:val="hi_IN" w:bidi="hi_IN"/>
+        </w:rPr>
+      </w:r>
+      <w:r>
+        <w:rPr>
+          <w:lang w:val="hi_IN" w:bidi="hi_IN"/>
+        </w:rPr>
+        <w:t>लातीनी में दो संस्करण हैं</w:t>
+      </w:r>
+    </w:p>
+    <w:p>
+      <w:pPr>
+        <w:pStyle w:val="ListBullet"/>
+        <w:spacing w:line="240" w:lineRule="auto"/>
+        <w:ind w:left="720"/>
+      </w:pPr>
+      <w:r>
+        <w:rPr>
+          <w:lang w:val="hi_IN" w:bidi="hi_IN"/>
+        </w:rPr>
+      </w:r>
+      <w:r>
+        <w:rPr>
+          <w:lang w:val="hi_IN" w:bidi="hi_IN"/>
+        </w:rPr>
+        <w:t>सिरिएक में दो संस्करण हैं</w:t>
+      </w:r>
+    </w:p>
+    <w:p>
+      <w:pPr>
+        <w:pStyle w:val="ListBullet"/>
+        <w:spacing w:line="240" w:lineRule="auto"/>
+        <w:ind w:left="720"/>
+      </w:pPr>
+      <w:r>
+        <w:rPr>
+          <w:lang w:val="hi_IN" w:bidi="hi_IN"/>
+        </w:rPr>
+      </w:r>
+      <w:r>
+        <w:rPr>
+          <w:lang w:val="hi_IN" w:bidi="hi_IN"/>
+        </w:rPr>
+        <w:t>इब्रानी में चार संस्करण हैं</w:t>
+      </w:r>
+    </w:p>
+    <w:p>
+      <w:pPr>
+        <w:pStyle w:val="ListBullet"/>
+        <w:spacing w:line="240" w:lineRule="auto"/>
+        <w:ind w:left="720"/>
+      </w:pPr>
+      <w:r>
+        <w:rPr>
+          <w:lang w:val="hi_IN" w:bidi="hi_IN"/>
+        </w:rPr>
+      </w:r>
+      <w:r>
+        <w:rPr>
+          <w:lang w:val="hi_IN" w:bidi="hi_IN"/>
+        </w:rPr>
+        <w:t>इथियोपियाई में एक संस्करण है।</w:t>
+      </w:r>
+    </w:p>
+    <w:p>
+      <w:pPr/>
+      <w:r>
+        <w:rPr>
+          <w:lang w:val="hi_IN" w:bidi="hi_IN"/>
+        </w:rPr>
+      </w:r>
+      <w:r>
+        <w:rPr>
+          <w:lang w:val="hi_IN" w:bidi="hi_IN"/>
+        </w:rPr>
+        <w:t>टोबीत की पुस्तक कई प्राचीन संस्करणों और अनुवादों में कुमरान में सुरक्षित रही है (जहाँ कई प्राचीन धार्मिक शास्त्र भाग खोजे गए हैं)। इन खोजों के कारण, कुछ विद्वानों का मानना है कि यह पुस्तक पहले इब्रानी या अरामी में लिखी गई थी।</w:t>
+      </w:r>
+    </w:p>
+    <w:p>
+      <w:pPr/>
+      <w:r>
+        <w:rPr>
+          <w:lang w:val="hi_IN" w:bidi="hi_IN"/>
+        </w:rPr>
+      </w:r>
+      <w:r>
+        <w:rPr>
+          <w:lang w:val="hi_IN" w:bidi="hi_IN"/>
+        </w:rPr>
+        <w:t>पुस्तक में मक्काबियों के समय की घटनाओं का कोई उल्लेख नहीं है (यह यहूदियों के इतिहास की एक अवधि है जो लगभग 167 ईसा पूर्व में शुरू हुई थी)। यह सुझाव देता है कि पुस्तक उस समय से पहले लिखी गई थी। हालाँकि, पुस्तक में इतिहास और स्थानों के बारे में कुछ गलतियाँ हैं जो दिखाती हैं कि इसे उतना पहले नहीं लिखा जा सकता जितना यह दावा करती है। अधिकांश विद्वानों का मानना है कि इसे लगभग 200 ईसा पूर्व या उसके तुरन्त बाद लिखा गया था।</w:t>
+      </w:r>
+    </w:p>
+    <w:p>
+      <w:pPr>
+        <w:pStyle w:val="Heading3"/>
+      </w:pPr>
+      <w:r>
+        <w:rPr>
+          <w:lang w:val="hi_IN" w:bidi="hi_IN"/>
+        </w:rPr>
+        <w:t>टोबीत की पुस्तक क्यों लिखी गई थी?</w:t>
+      </w:r>
+    </w:p>
+    <w:p>
+      <w:pPr/>
+      <w:r>
+        <w:rPr>
+          <w:lang w:val="hi_IN" w:bidi="hi_IN"/>
+        </w:rPr>
+      </w:r>
+      <w:r>
+        <w:rPr>
+          <w:lang w:val="hi_IN" w:bidi="hi_IN"/>
+        </w:rPr>
+        <w:t>चूँकि टोबीत की पुस्तक की घटनाएँ सम्भवतः वास्तविक ऐतिहासिक घटनाएँ नहीं हैं, इसलिए हमें यह विचार करना चाहिए कि लेखक ने यह कहानी क्यों रची। लेखक लोगों को ऐसा जीवन जीने की शिक्षा देना चाहता था जो परमेश्वर को प्रसन्न करे। वह इसे मुख्य पात्र, टोबीत के माध्यम से दर्शाते हैं।</w:t>
+      </w:r>
+    </w:p>
+    <w:p>
+      <w:pPr/>
+      <w:r>
+        <w:rPr>
+          <w:lang w:val="hi_IN" w:bidi="hi_IN"/>
+        </w:rPr>
+      </w:r>
+      <w:r>
+        <w:rPr>
+          <w:lang w:val="hi_IN" w:bidi="hi_IN"/>
+        </w:rPr>
+        <w:t>यह कहानी यह पाठ टोबीत के कार्यों के माध्यम से सिखाती है। जब टोबीत अपने जीवन में अनेक कठिनाइयों का सामना कर रहा था, तब भी वह यहूदी लोगों की सहायता करता रहा। उसने अपनी दयालुता को इस प्रकार दिखाया कि जो यहूदी राजा द्वारा मारे गए थे, उन्हें वह सम्मानपूर्वक गाड़ता था। यह खतरनाक और कठिन काम था, लेकिन टोबीत ने इसे किया क्योंकि उसे विश्वास था कि यह सही कार्य है।</w:t>
+      </w:r>
+    </w:p>
+    <w:p>
+      <w:pPr>
+        <w:pStyle w:val="Heading3"/>
+      </w:pPr>
+      <w:r>
+        <w:rPr>
+          <w:lang w:val="hi_IN" w:bidi="hi_IN"/>
+        </w:rPr>
+        <w:t>टोबीत की पुस्तक की कहानी क्या है?</w:t>
+      </w:r>
+    </w:p>
+    <w:p>
+      <w:pPr/>
+      <w:r>
+        <w:rPr>
+          <w:lang w:val="hi_IN" w:bidi="hi_IN"/>
+        </w:rPr>
+      </w:r>
+      <w:r>
+        <w:rPr>
+          <w:lang w:val="hi_IN" w:bidi="hi_IN"/>
+        </w:rPr>
+        <w:t>यह कहानी टोबीत से आरम्भ होती है, जो नप्ताली गोत्र का एक विश्वासयोग्य इस्राएली था। वह नीनवे नगर में रहता था। यद्यपि टोबीत एक अच्छा जीवन जीता था और बहुतों की सहायता करता था, फिर भी एक दिन जब चिड़ियों ने उसकी आँखों में मल गिरा दिया, तो वह अन्धा हो गया। अपनी पीड़ा और दुःख में, उसने परमेश्वर से मृत्यु की प्रार्थना की (</w:t>
+      </w:r>
+      <w:hyperlink r:id="rId61">
         <w:r>
           <w:rPr>
             <w:lang w:val="hi_IN" w:bidi="hi_IN"/>
@@ -2322,14 +3304,14 @@
             <w:color w:val="0000EE"/>
             <w:u w:val="single"/>
           </w:rPr>
-          <w:t>24–25</w:t>
+          <w:t>टोबीत 1:1–3:6</w:t>
         </w:r>
       </w:hyperlink>
       <w:r>
         <w:rPr>
           <w:lang w:val="hi_IN" w:bidi="hi_IN"/>
         </w:rPr>
-        <w:t>) और उनका आगमन महान शक्ति और महिमा के साथ होगा जो सभी को दिखाई देगा।</w:t>
+        <w:t>)।</w:t>
       </w:r>
     </w:p>
     <w:p>
@@ -2343,90 +3325,9 @@
         <w:rPr>
           <w:lang w:val="hi_IN" w:bidi="hi_IN"/>
         </w:rPr>
-        <w:t>इतिहास से हम जानते हैं कि यीशु के निर्देश ने मसिहिओं को 70 ईसवी में यरूशलेम और मंदिर के विनाश से बचने और झूठे मसीहों के धोखे का सामना करने में सक्षम बनाया। कलीसिया अभी भी यीशु के महिमामय मनुष्य के पुत्र के रूप में लौटने की प्रतीक्षा कर रही है।</w:t>
-      </w:r>
-    </w:p>
-    <w:p>
-      <w:pPr/>
-      <w:r>
-        <w:rPr>
-          <w:lang w:val="hi_IN" w:bidi="hi_IN"/>
-        </w:rPr>
-      </w:r>
-      <w:r>
-        <w:rPr>
-          <w:i/>
-          <w:lang w:val="hi_IN" w:bidi="hi_IN"/>
-        </w:rPr>
-        <w:t>यह भी देखें</w:t>
-      </w:r>
-      <w:r>
-        <w:rPr>
-          <w:lang w:val="hi_IN" w:bidi="hi_IN"/>
-        </w:rPr>
-        <w:t xml:space="preserve"> </w:t>
-      </w:r>
-      <w:r>
-        <w:rPr>
-          <w:lang w:val="hi_IN" w:bidi="hi_IN"/>
-        </w:rPr>
-        <w:t xml:space="preserve"> मसीह विरोधी</w:t>
-      </w:r>
-      <w:r>
-        <w:rPr>
-          <w:lang w:val="hi_IN" w:bidi="hi_IN"/>
-        </w:rPr>
-        <w:t>।</w:t>
-      </w:r>
-      <w:r>
-        <w:rPr>
-          <w:lang w:val="hi_IN" w:bidi="hi_IN"/>
-        </w:rPr>
-      </w:r>
-      <w:r>
-        <w:rPr>
-          <w:lang w:val="hi_IN" w:bidi="hi_IN"/>
-        </w:rPr>
-      </w:r>
-    </w:p>
-    <w:p>
-      <w:pPr/>
-      <w:r>
-        <w:rPr>
-          <w:lang w:val="hi_IN" w:bidi="hi_IN"/>
-        </w:rPr>
-      </w:r>
-    </w:p>
-    <w:p>
-      <w:pPr>
-        <w:pStyle w:val="Heading2"/>
-      </w:pPr>
-      <w:r>
-        <w:rPr>
-          <w:lang w:val="hi_IN" w:bidi="hi_IN"/>
-        </w:rPr>
-        <w:t>झोपड़ियों का पर्व</w:t>
-      </w:r>
-      <w:r>
-        <w:rPr>
-          <w:lang w:val="hi_IN" w:bidi="hi_IN"/>
-        </w:rPr>
-      </w:r>
-    </w:p>
-    <w:p>
-      <w:pPr/>
-      <w:r>
-        <w:rPr>
-          <w:lang w:val="hi_IN" w:bidi="hi_IN"/>
-        </w:rPr>
-      </w:r>
-      <w:r>
-        <w:rPr>
-          <w:lang w:val="hi_IN" w:bidi="hi_IN"/>
-        </w:rPr>
-        <w:t>इस्राएल के तीन महान पर्वों में से एक, जो कृषि वर्ष की समाप्ति का उत्सव मनाते है। यहूदियों ने झोपड़ियाँ (अस्थायी मण्डप) बनाई थीं, ताकि वे परमेश्वर के हाथ से मिस्र से उनके छुटकारे को स्मरण कर सकें (</w:t>
-      </w:r>
-      <w:hyperlink r:id="rId47">
+        <w:t>बहुत दूर एक अन्य नगर अहमता में सारा नाम की एक जवान स्त्री भी मृत्यु की प्रार्थना कर रही थी। सारा टोबीत के परिवार की एक कुटुम्बिनी थी। वह सात बार विवाह कर चुकी थी, परन्तु उसका हर एक पति विवाह की रात ही मृत्यु हो गई थी। अस्मादेव नामक एक पिशाच ने ईर्ष्या के कारण उन्हें मार डाला था (</w:t>
+      </w:r>
+      <w:hyperlink r:id="rId62">
         <w:r>
           <w:rPr>
             <w:lang w:val="hi_IN" w:bidi="hi_IN"/>
@@ -2435,118 +3336,16 @@
             <w:color w:val="0000EE"/>
             <w:u w:val="single"/>
           </w:rPr>
-          <w:t>लैव्य 23:39–43</w:t>
+          <w:t>3:7–15</w:t>
         </w:r>
       </w:hyperlink>
       <w:r>
         <w:rPr>
           <w:lang w:val="hi_IN" w:bidi="hi_IN"/>
         </w:rPr>
-        <w:t>)।</w:t>
-      </w:r>
-    </w:p>
-    <w:p>
-      <w:pPr/>
-      <w:r>
-        <w:rPr>
-          <w:lang w:val="hi_IN" w:bidi="hi_IN"/>
-        </w:rPr>
-      </w:r>
-      <w:r>
-        <w:rPr>
-          <w:i/>
-          <w:lang w:val="hi_IN" w:bidi="hi_IN"/>
-        </w:rPr>
-        <w:t>यह भी देखें</w:t>
-      </w:r>
-      <w:r>
-        <w:rPr>
-          <w:lang w:val="hi_IN" w:bidi="hi_IN"/>
-        </w:rPr>
-        <w:t xml:space="preserve"> </w:t>
-      </w:r>
-      <w:r>
-        <w:rPr>
-          <w:lang w:val="hi_IN" w:bidi="hi_IN"/>
-        </w:rPr>
-        <w:t xml:space="preserve">इस्राएल के पर्व और त्यौहार। </w:t>
-      </w:r>
-    </w:p>
-    <w:p>
-      <w:pPr/>
-      <w:r>
-        <w:rPr>
-          <w:lang w:val="hi_IN" w:bidi="hi_IN"/>
-        </w:rPr>
-      </w:r>
-    </w:p>
-    <w:p>
-      <w:pPr/>
-      <w:r>
-        <w:rPr>
-          <w:lang w:val="hi_IN" w:bidi="hi_IN"/>
-        </w:rPr>
-      </w:r>
-      <w:r>
-        <w:rPr>
-          <w:lang w:val="hi_IN" w:bidi="hi_IN"/>
-        </w:rPr>
-      </w:r>
-      <w:r>
-        <w:rPr>
-          <w:lang w:val="hi_IN" w:bidi="hi_IN"/>
-        </w:rPr>
-      </w:r>
-    </w:p>
-    <w:p>
-      <w:pPr/>
-      <w:r>
-        <w:rPr>
-          <w:lang w:val="hi_IN" w:bidi="hi_IN"/>
-        </w:rPr>
-      </w:r>
-    </w:p>
-    <w:p>
-      <w:pPr>
-        <w:pStyle w:val="Heading2"/>
-      </w:pPr>
-      <w:r>
-        <w:rPr>
-          <w:lang w:val="hi_IN" w:bidi="hi_IN"/>
-        </w:rPr>
-        <w:t>झोपड़ी</w:t>
-      </w:r>
-      <w:r>
-        <w:rPr>
-          <w:lang w:val="hi_IN" w:bidi="hi_IN"/>
-        </w:rPr>
-      </w:r>
-    </w:p>
-    <w:p>
-      <w:pPr>
-        <w:pStyle w:val="Heading2"/>
-      </w:pPr>
-      <w:r>
-        <w:rPr>
-          <w:lang w:val="hi_IN" w:bidi="hi_IN"/>
-        </w:rPr>
-        <w:t>झोपड़ी</w:t>
-      </w:r>
-    </w:p>
-    <w:p>
-      <w:pPr/>
-      <w:r>
-        <w:rPr>
-          <w:lang w:val="hi_IN" w:bidi="hi_IN"/>
-        </w:rPr>
-      </w:r>
-      <w:r>
-        <w:rPr>
-          <w:lang w:val="hi_IN" w:bidi="hi_IN"/>
-        </w:rPr>
-        <w:t>छोटे, अस्थायी झोपड़ी या आश्रय जो शाखाओं और लकड़ियों से बनाए जाते थे जब स्थायी इमारतें उपलब्ध नहीं थीं। झोपड़ियाँ दिन में छाया और रात में ओस और हवाओं से सुरक्षा प्रदान करती थीं (</w:t>
-      </w:r>
-      <w:hyperlink r:id="rId48">
+        <w:t>)। इसलिए, परमेश्वर ने स्वर्गदूत रफ़ाएल को टोबीत और सारा की सहायता के लिए भेजा (</w:t>
+      </w:r>
+      <w:hyperlink r:id="rId63">
         <w:r>
           <w:rPr>
             <w:lang w:val="hi_IN" w:bidi="hi_IN"/>
@@ -2555,16 +3354,43 @@
             <w:color w:val="0000EE"/>
             <w:u w:val="single"/>
           </w:rPr>
-          <w:t>उत 33:17</w:t>
+          <w:t>Tobit 16–17</w:t>
         </w:r>
       </w:hyperlink>
       <w:r>
         <w:rPr>
           <w:lang w:val="hi_IN" w:bidi="hi_IN"/>
         </w:rPr>
-        <w:t xml:space="preserve">; </w:t>
-      </w:r>
-      <w:hyperlink r:id="rId49">
+        <w:t>)।</w:t>
+      </w:r>
+    </w:p>
+    <w:p>
+      <w:pPr/>
+      <w:r>
+        <w:rPr>
+          <w:lang w:val="hi_IN" w:bidi="hi_IN"/>
+        </w:rPr>
+      </w:r>
+      <w:r>
+        <w:rPr>
+          <w:lang w:val="hi_IN" w:bidi="hi_IN"/>
+        </w:rPr>
+        <w:t xml:space="preserve">टोबीत ने अपने पुत्र तोबियास को एक महत्वपूर्ण यात्रा पर भेजने का निर्णय लिया। उन्हें तोबियास को मादे के नगर रागेस में भेजने की आवश्यकता थी (नगर को अब </w:t>
+      </w:r>
+      <w:r>
+        <w:rPr>
+          <w:i/>
+          <w:lang w:val="hi_IN" w:bidi="hi_IN"/>
+        </w:rPr>
+        <w:t>राई</w:t>
+      </w:r>
+      <w:r>
+        <w:rPr>
+          <w:lang w:val="hi_IN" w:bidi="hi_IN"/>
+        </w:rPr>
+        <w:t xml:space="preserve"> कहा जाता है, जो तेहरान, ईरान के पास है)। उसे वहाँ धन इकट्ठा करने के लिये भेजा गया था, जो टोबीत ने एक मित्र के पास छोड़े थे। रफ़ाएल ने स्वयं को अजर्याह नामक पुरुष का भेष धारण किया और स्वयं को टोबीत का कुटुम्बी बताकर परिचय दिया (</w:t>
+      </w:r>
+      <w:hyperlink r:id="rId64">
         <w:r>
           <w:rPr>
             <w:lang w:val="hi_IN" w:bidi="hi_IN"/>
@@ -2573,16 +3399,30 @@
             <w:color w:val="0000EE"/>
             <w:u w:val="single"/>
           </w:rPr>
-          <w:t>योन 4:5</w:t>
+          <w:t>5:13</w:t>
         </w:r>
       </w:hyperlink>
       <w:r>
         <w:rPr>
           <w:lang w:val="hi_IN" w:bidi="hi_IN"/>
         </w:rPr>
-        <w:t>)। यह शब्द जिसको किसी नाजुक और आसानी से नष्ट होने वाली चीज़ के लिए एक अलंकारिक रूप में भी उपयोग किया जाता है (</w:t>
-      </w:r>
-      <w:hyperlink r:id="rId50">
+        <w:t>)। स्वर्गदूत ने तोबियास को उनकी यात्रा में मार्गदर्शन करने प्रस्ताव रखा। तोबियास का कुत्ता भी उनके साथ गया।</w:t>
+      </w:r>
+    </w:p>
+    <w:p>
+      <w:pPr/>
+      <w:r>
+        <w:rPr>
+          <w:lang w:val="hi_IN" w:bidi="hi_IN"/>
+        </w:rPr>
+      </w:r>
+      <w:r>
+        <w:rPr>
+          <w:lang w:val="hi_IN" w:bidi="hi_IN"/>
+        </w:rPr>
+        <w:t>उनकी यात्रा के दौरान, तोबियास ने एक बड़ी मछली पकड़ी। रफ़ाएल ने तोबियास से कहा कि मछली के हृदय, कलेजा और पित्त को रख लें क्योंकि वे औषधि के रूप में उपयोग किए जा सकते हैं (</w:t>
+      </w:r>
+      <w:hyperlink r:id="rId65">
         <w:r>
           <w:rPr>
             <w:lang w:val="hi_IN" w:bidi="hi_IN"/>
@@ -2591,16 +3431,16 @@
             <w:color w:val="0000EE"/>
             <w:u w:val="single"/>
           </w:rPr>
-          <w:t>अय्यू 27:18</w:t>
+          <w:t>टोबीत 6:1–8</w:t>
         </w:r>
       </w:hyperlink>
       <w:r>
         <w:rPr>
           <w:lang w:val="hi_IN" w:bidi="hi_IN"/>
         </w:rPr>
-        <w:t xml:space="preserve">; </w:t>
-      </w:r>
-      <w:hyperlink r:id="rId51">
+        <w:t>)। जब वे अहमता पहुँचे, तो रफ़ाएल ने तोबियास का विवाह सारा से कराने की व्यवस्था की। तोबियास ने अपने विवाह की रात को स्वयं को और सारा को अस्मादेव पिशाच से बचाने के लिये मछली के हृदय और कलेजा का उपयोग किया (</w:t>
+      </w:r>
+      <w:hyperlink r:id="rId66">
         <w:r>
           <w:rPr>
             <w:lang w:val="hi_IN" w:bidi="hi_IN"/>
@@ -2609,7 +3449,7 @@
             <w:color w:val="0000EE"/>
             <w:u w:val="single"/>
           </w:rPr>
-          <w:t>यशा 1:8</w:t>
+          <w:t>टोबीत 6:9–8:21</w:t>
         </w:r>
       </w:hyperlink>
       <w:r>
@@ -2628,10 +3468,437 @@
       </w:r>
       <w:r>
         <w:rPr>
+          <w:lang w:val="hi_IN" w:bidi="hi_IN"/>
+        </w:rPr>
+        <w:t>रफ़ाएल ने टोबीत के धन इकट्ठा करने में सहायता की, और फिर तोबियास, सारा, रफ़ाएल, और कुत्ता नीनवे लौट आए। नीनवे में, तोबियास ने मछली की पित्त का उपयोग करके अपने पिता के अंधेपन को ठीक किया। इसके बाद, रफ़ाएल ने प्रगट किया कि वह वास्तव में एक स्वर्गदूत थे और फिर अदृश्य हो गए। टोबीत इतने आभारी थे कि उन्होंने परमेश्वर की स्तुति में गाया (</w:t>
+      </w:r>
+      <w:hyperlink r:id="rId67">
+        <w:r>
+          <w:rPr>
+            <w:lang w:val="hi_IN" w:bidi="hi_IN"/>
+          </w:rPr>
+          <w:rPr>
+            <w:color w:val="0000EE"/>
+            <w:u w:val="single"/>
+          </w:rPr>
+          <w:t>टोबीत 13</w:t>
+        </w:r>
+      </w:hyperlink>
+      <w:r>
+        <w:rPr>
+          <w:lang w:val="hi_IN" w:bidi="hi_IN"/>
+        </w:rPr>
+        <w:t>)।</w:t>
+      </w:r>
+    </w:p>
+    <w:p>
+      <w:pPr/>
+      <w:r>
+        <w:rPr>
+          <w:lang w:val="hi_IN" w:bidi="hi_IN"/>
+        </w:rPr>
+      </w:r>
+      <w:r>
+        <w:rPr>
+          <w:lang w:val="hi_IN" w:bidi="hi_IN"/>
+        </w:rPr>
+        <w:t>अन्तिम अध्याय हमें बताता है कि टोबीत 112 वर्ष की आयु तक जीवित रहा (</w:t>
+      </w:r>
+      <w:hyperlink r:id="rId68">
+        <w:r>
+          <w:rPr>
+            <w:lang w:val="hi_IN" w:bidi="hi_IN"/>
+          </w:rPr>
+          <w:rPr>
+            <w:color w:val="0000EE"/>
+            <w:u w:val="single"/>
+          </w:rPr>
+          <w:t>टोबीत 14</w:t>
+        </w:r>
+      </w:hyperlink>
+      <w:r>
+        <w:rPr>
+          <w:lang w:val="hi_IN" w:bidi="hi_IN"/>
+        </w:rPr>
+        <w:t>)। मरने से पहले, उन्होंने भविष्यवाणी की थी कि नीनवे नगर नाश हो जाएगा। अपने पिता की सलाह का पालन करते हुए, तोबियास और सारा इस घटना से पहले अहमता लौट गए।</w:t>
+      </w:r>
+    </w:p>
+    <w:p>
+      <w:pPr>
+        <w:pStyle w:val="Heading3"/>
+      </w:pPr>
+      <w:r>
+        <w:rPr>
+          <w:lang w:val="hi_IN" w:bidi="hi_IN"/>
+        </w:rPr>
+        <w:t>टोबीत की पुस्तक का सन्देश क्या है?</w:t>
+      </w:r>
+    </w:p>
+    <w:p>
+      <w:pPr/>
+      <w:r>
+        <w:rPr>
+          <w:lang w:val="hi_IN" w:bidi="hi_IN"/>
+        </w:rPr>
+      </w:r>
+      <w:r>
+        <w:rPr>
+          <w:lang w:val="hi_IN" w:bidi="hi_IN"/>
+        </w:rPr>
+        <w:t>टोबीत की पुस्तक हमें यह समझने में सहायता करती है कि यहूदी लोग मक्कबियों के समय से पहले भी अपने विश्वास को कैसे जीते थे। यह हमें दिखाती है कि यहूदी परिवार बँधुआई से लौटने के बाद कैसे जीवन व्यतीत करते थे। कई प्रारम्भिक मसीही शिक्षकों ने इस पुस्तक को अत्यधिक महत्व दिया। मार्टिन लूथर, जो प्रोटेस्टेंट शोधन के प्रमुख अगुओं में से एक थे, ने टोबीत को "एक सचमुच सुन्दर, स्वास्थ्यकारी और लाभकारी कहानी, एक प्रतिभाशाली कवि की रचना … मसीहियों के पढ़ने के लिये उपयोगी और अच्छी पुस्तक" के रूप में वर्णित किया।</w:t>
+      </w:r>
+    </w:p>
+    <w:p>
+      <w:pPr/>
+      <w:r>
+        <w:rPr>
+          <w:lang w:val="hi_IN" w:bidi="hi_IN"/>
+        </w:rPr>
+      </w:r>
+      <w:r>
+        <w:rPr>
+          <w:lang w:val="hi_IN" w:bidi="hi_IN"/>
+        </w:rPr>
+        <w:t>टोबीत की पुस्तक परमेश्वर की करुणा और प्रेम के विषय में कई महत्वपूर्ण बातें सिखाती है। यह हमें बताती है कि "उनके सभी मार्ग करुणा और सत्य हैं" (</w:t>
+      </w:r>
+      <w:hyperlink r:id="rId69">
+        <w:r>
+          <w:rPr>
+            <w:lang w:val="hi_IN" w:bidi="hi_IN"/>
+          </w:rPr>
+          <w:rPr>
+            <w:color w:val="0000EE"/>
+            <w:u w:val="single"/>
+          </w:rPr>
+          <w:t>टोबीत 3:2</w:t>
+        </w:r>
+      </w:hyperlink>
+      <w:r>
+        <w:rPr>
+          <w:lang w:val="hi_IN" w:bidi="hi_IN"/>
+        </w:rPr>
+        <w:t>)। कहानी परमेश्वर को एक पिता के जब परमेश्वर अपने लोगों को उनके गलत कार्यों के कारण कठिनाइयों का सामना करने देता है, तब भी वह उन पर करुणा दिखाते हैं (पद</w:t>
+      </w:r>
+      <w:hyperlink r:id="rId70">
+        <w:r>
+          <w:rPr>
+            <w:lang w:val="hi_IN" w:bidi="hi_IN"/>
+          </w:rPr>
+          <w:rPr>
+            <w:color w:val="0000EE"/>
+            <w:u w:val="single"/>
+          </w:rPr>
+          <w:t xml:space="preserve"> 5</w:t>
+        </w:r>
+      </w:hyperlink>
+      <w:r>
+        <w:rPr>
+          <w:lang w:val="hi_IN" w:bidi="hi_IN"/>
+        </w:rPr>
+        <w:t>)। पुस्तक यह समझाती है कि जब परमेश्वर के लोग विभिन्न देशों में फैले होते हैं, तब भी वह उन्हें नहीं छोड़ते (</w:t>
+      </w:r>
+      <w:hyperlink r:id="rId71">
+        <w:r>
+          <w:rPr>
+            <w:lang w:val="hi_IN" w:bidi="hi_IN"/>
+          </w:rPr>
+          <w:rPr>
+            <w:color w:val="0000EE"/>
+            <w:u w:val="single"/>
+          </w:rPr>
+          <w:t>13:6</w:t>
+        </w:r>
+      </w:hyperlink>
+      <w:r>
+        <w:rPr>
+          <w:lang w:val="hi_IN" w:bidi="hi_IN"/>
+        </w:rPr>
+        <w:t xml:space="preserve">; </w:t>
+      </w:r>
+      <w:hyperlink r:id="rId72">
+        <w:r>
+          <w:rPr>
+            <w:lang w:val="hi_IN" w:bidi="hi_IN"/>
+          </w:rPr>
+          <w:rPr>
+            <w:color w:val="0000EE"/>
+            <w:u w:val="single"/>
+          </w:rPr>
+          <w:t>14:5</w:t>
+        </w:r>
+      </w:hyperlink>
+      <w:r>
+        <w:rPr>
+          <w:lang w:val="hi_IN" w:bidi="hi_IN"/>
+        </w:rPr>
+        <w:t>)।</w:t>
+      </w:r>
+    </w:p>
+    <w:p>
+      <w:pPr/>
+      <w:r>
+        <w:rPr>
+          <w:lang w:val="hi_IN" w:bidi="hi_IN"/>
+        </w:rPr>
+      </w:r>
+      <w:r>
+        <w:rPr>
+          <w:lang w:val="hi_IN" w:bidi="hi_IN"/>
+        </w:rPr>
+        <w:t>यह कहानी यह भी सिखाती है कि एक दिन, सभी जाति के लोग परमेश्वर को जानेंगे। वे "बहुत दूर से यहोवा परमेश्वर के नाम के पास आएँगे, अपने हाथों में भेंट लिये हुए, स्वर्ग के राजा के लिये भेंट लेकर" (</w:t>
+      </w:r>
+      <w:hyperlink r:id="rId73">
+        <w:r>
+          <w:rPr>
+            <w:lang w:val="hi_IN" w:bidi="hi_IN"/>
+          </w:rPr>
+          <w:rPr>
+            <w:color w:val="0000EE"/>
+            <w:u w:val="single"/>
+          </w:rPr>
+          <w:t>13:11</w:t>
+        </w:r>
+      </w:hyperlink>
+      <w:r>
+        <w:rPr>
+          <w:lang w:val="hi_IN" w:bidi="hi_IN"/>
+        </w:rPr>
+        <w:t>)।</w:t>
+      </w:r>
+    </w:p>
+    <w:p>
+      <w:pPr/>
+      <w:r>
+        <w:rPr>
+          <w:lang w:val="hi_IN" w:bidi="hi_IN"/>
+        </w:rPr>
+      </w:r>
+      <w:r>
+        <w:rPr>
+          <w:lang w:val="hi_IN" w:bidi="hi_IN"/>
+        </w:rPr>
+        <w:t>टोबीत की पुस्तक अच्छे जीवन जीने के विषय में कई महत्वपूर्ण बातें सिखाती है:</w:t>
+      </w:r>
+    </w:p>
+    <w:p>
+      <w:pPr>
+        <w:pStyle w:val="ListBullet"/>
+        <w:spacing w:line="240" w:lineRule="auto"/>
+        <w:ind w:left="720"/>
+      </w:pPr>
+      <w:r>
+        <w:rPr>
+          <w:lang w:val="hi_IN" w:bidi="hi_IN"/>
+        </w:rPr>
+      </w:r>
+      <w:r>
+        <w:rPr>
+          <w:lang w:val="hi_IN" w:bidi="hi_IN"/>
+        </w:rPr>
+        <w:t>बच्चों को अपने माता-पिता का सम्मान और आदर करना चाहिए (</w:t>
+      </w:r>
+      <w:hyperlink r:id="rId74">
+        <w:r>
+          <w:rPr>
+            <w:lang w:val="hi_IN" w:bidi="hi_IN"/>
+          </w:rPr>
+          <w:rPr>
+            <w:color w:val="0000EE"/>
+            <w:u w:val="single"/>
+          </w:rPr>
+          <w:t>टोबीत 4:3–4</w:t>
+        </w:r>
+      </w:hyperlink>
+      <w:r>
+        <w:rPr>
+          <w:lang w:val="hi_IN" w:bidi="hi_IN"/>
+        </w:rPr>
+        <w:t>)</w:t>
+      </w:r>
+    </w:p>
+    <w:p>
+      <w:pPr>
+        <w:pStyle w:val="ListBullet"/>
+        <w:spacing w:line="240" w:lineRule="auto"/>
+        <w:ind w:left="720"/>
+      </w:pPr>
+      <w:r>
+        <w:rPr>
+          <w:lang w:val="hi_IN" w:bidi="hi_IN"/>
+        </w:rPr>
+      </w:r>
+      <w:r>
+        <w:rPr>
+          <w:lang w:val="hi_IN" w:bidi="hi_IN"/>
+        </w:rPr>
+        <w:t>लोगों को परमेश्वर की आज्ञाओं का पालन करना चाहिए (</w:t>
+      </w:r>
+      <w:hyperlink r:id="rId75">
+        <w:r>
+          <w:rPr>
+            <w:lang w:val="hi_IN" w:bidi="hi_IN"/>
+          </w:rPr>
+          <w:rPr>
+            <w:color w:val="0000EE"/>
+            <w:u w:val="single"/>
+          </w:rPr>
+          <w:t>टोबीत 4:5</w:t>
+        </w:r>
+      </w:hyperlink>
+      <w:r>
+        <w:rPr>
+          <w:lang w:val="hi_IN" w:bidi="hi_IN"/>
+        </w:rPr>
+        <w:t>)</w:t>
+      </w:r>
+    </w:p>
+    <w:p>
+      <w:pPr>
+        <w:pStyle w:val="ListBullet"/>
+        <w:spacing w:line="240" w:lineRule="auto"/>
+        <w:ind w:left="720"/>
+      </w:pPr>
+      <w:r>
+        <w:rPr>
+          <w:lang w:val="hi_IN" w:bidi="hi_IN"/>
+        </w:rPr>
+      </w:r>
+      <w:r>
+        <w:rPr>
+          <w:lang w:val="hi_IN" w:bidi="hi_IN"/>
+        </w:rPr>
+        <w:t>हर किसी को एक सुव्यवस्थित जीवन जीना चाहिए (</w:t>
+      </w:r>
+      <w:hyperlink r:id="rId76">
+        <w:r>
+          <w:rPr>
+            <w:lang w:val="hi_IN" w:bidi="hi_IN"/>
+          </w:rPr>
+          <w:rPr>
+            <w:color w:val="0000EE"/>
+            <w:u w:val="single"/>
+          </w:rPr>
+          <w:t>टोबीत 4:14</w:t>
+        </w:r>
+      </w:hyperlink>
+      <w:r>
+        <w:rPr>
+          <w:lang w:val="hi_IN" w:bidi="hi_IN"/>
+        </w:rPr>
+        <w:t>)</w:t>
+      </w:r>
+    </w:p>
+    <w:p>
+      <w:pPr>
+        <w:pStyle w:val="ListBullet"/>
+        <w:spacing w:line="240" w:lineRule="auto"/>
+        <w:ind w:left="720"/>
+      </w:pPr>
+      <w:r>
+        <w:rPr>
+          <w:lang w:val="hi_IN" w:bidi="hi_IN"/>
+        </w:rPr>
+      </w:r>
+      <w:r>
+        <w:rPr>
+          <w:lang w:val="hi_IN" w:bidi="hi_IN"/>
+        </w:rPr>
+        <w:t>पुस्तक यह महत्वपूर्ण नियम देती है: "जो बात आपको अच्छी नहीं लगती है, वह किसी और के साथ न करें" (</w:t>
+      </w:r>
+      <w:hyperlink r:id="rId77">
+        <w:r>
+          <w:rPr>
+            <w:lang w:val="hi_IN" w:bidi="hi_IN"/>
+          </w:rPr>
+          <w:rPr>
+            <w:color w:val="0000EE"/>
+            <w:u w:val="single"/>
+          </w:rPr>
+          <w:t>टोबीत 4:15</w:t>
+        </w:r>
+      </w:hyperlink>
+      <w:r>
+        <w:rPr>
+          <w:lang w:val="hi_IN" w:bidi="hi_IN"/>
+        </w:rPr>
+        <w:t>)</w:t>
+      </w:r>
+    </w:p>
+    <w:p>
+      <w:pPr/>
+      <w:r>
+        <w:rPr>
+          <w:lang w:val="hi_IN" w:bidi="hi_IN"/>
+        </w:rPr>
+      </w:r>
+      <w:r>
+        <w:rPr>
+          <w:lang w:val="hi_IN" w:bidi="hi_IN"/>
+        </w:rPr>
+        <w:t>यह धार्मिक कहानी यहूदी घरों में एक विशेष स्थान रखती थी। इसने इतिहास भर में अनेक मसीहियों को भी प्रभावित किया है। इसके परिवारिक जीवन, दूसरों पर करुणा दिखाने, और विश्वासयोग्यता से जीवन जीना आज भी लोगों को प्रेरित करते हैं।</w:t>
+      </w:r>
+      <w:r>
+        <w:rPr>
+          <w:lang w:val="hi_IN" w:bidi="hi_IN"/>
+        </w:rPr>
+      </w:r>
+      <w:r>
+        <w:rPr>
+          <w:lang w:val="hi_IN" w:bidi="hi_IN"/>
+        </w:rPr>
+      </w:r>
+    </w:p>
+    <w:p>
+      <w:pPr/>
+      <w:r>
+        <w:rPr>
+          <w:lang w:val="hi_IN" w:bidi="hi_IN"/>
+        </w:rPr>
+      </w:r>
+    </w:p>
+    <w:p>
+      <w:pPr>
+        <w:pStyle w:val="Heading2"/>
+      </w:pPr>
+      <w:r>
+        <w:rPr>
+          <w:lang w:val="hi_IN" w:bidi="hi_IN"/>
+        </w:rPr>
+        <w:t>टोबीत (व्यक्ति)</w:t>
+      </w:r>
+      <w:r>
+        <w:rPr>
+          <w:lang w:val="hi_IN" w:bidi="hi_IN"/>
+        </w:rPr>
+      </w:r>
+    </w:p>
+    <w:p>
+      <w:pPr/>
+      <w:r>
+        <w:rPr>
+          <w:lang w:val="hi_IN" w:bidi="hi_IN"/>
+        </w:rPr>
+      </w:r>
+      <w:r>
+        <w:rPr>
+          <w:lang w:val="hi_IN" w:bidi="hi_IN"/>
+        </w:rPr>
+        <w:t xml:space="preserve">टोबीत की द्वितीयक कैनन पुस्तक के मुख्य पात्र। </w:t>
+      </w:r>
+    </w:p>
+    <w:p>
+      <w:pPr/>
+      <w:r>
+        <w:rPr>
+          <w:lang w:val="hi_IN" w:bidi="hi_IN"/>
+        </w:rPr>
+      </w:r>
+      <w:r>
+        <w:rPr>
           <w:i/>
           <w:lang w:val="hi_IN" w:bidi="hi_IN"/>
         </w:rPr>
-        <w:t>यह भी देखें</w:t>
+        <w:t>देखें</w:t>
       </w:r>
       <w:r>
         <w:rPr>
@@ -2643,7 +3910,7 @@
         <w:rPr>
           <w:lang w:val="hi_IN" w:bidi="hi_IN"/>
         </w:rPr>
-        <w:t>इस्राएल के पर्व और त्योहार</w:t>
+        <w:t>टोबीत की पुस्तक</w:t>
       </w:r>
       <w:r>
         <w:rPr>
@@ -4551,6 +5818,12 @@
   </w:num>
   <w:num w:numId="13" w16cid:durableId="592781308">
     <w:abstractNumId w:val="11"/>
+  </w:num>
+  <w:num w:numId="14">
+    <w:abstractNumId w:val="3"/>
+    <w:lvlOverride w:ilvl="0">
+      <w:startOverride w:val="1"/>
+    </w:lvlOverride>
   </w:num>
   <w:numIdMacAtCleanup w:val="10"/>
 </w:numbering>

--- a/hin/docx/032.content.docx
+++ b/hin/docx/032.content.docx
@@ -19,7 +19,7 @@
         <w:rPr>
           <w:lang w:val="hi_IN" w:bidi="hi_IN"/>
         </w:rPr>
-        <w:t>Resource: Tyndale Open Bible Dictionary</w:t>
+        <w:t>Resource: Aquifer Open Bible Dictionary</w:t>
       </w:r>
       <w:r>
         <w:rPr>
@@ -112,7 +112,7 @@
         <w:rPr>
           <w:lang w:val="hi_IN" w:bidi="hi_IN"/>
         </w:rPr>
-        <w:t>Tyndale Open Bible Dictionary</w:t>
+        <w:t>Aquifer Open Bible Dictionary</w:t>
       </w:r>
     </w:p>
     <w:p>

--- a/hin/docx/032.content.docx
+++ b/hin/docx/032.content.docx
@@ -238,18 +238,12 @@
           <w:lang w:val="hi_IN" w:bidi="hi_IN"/>
         </w:rPr>
       </w:r>
-      <w:hyperlink r:id="rId13">
-        <w:r>
-          <w:rPr>
-            <w:lang w:val="hi_IN" w:bidi="hi_IN"/>
-          </w:rPr>
-          <w:rPr>
-            <w:color w:val="0000EE"/>
-            <w:u w:val="single"/>
-          </w:rPr>
-          <w:t>2 राजाओं 4:43</w:t>
-        </w:r>
-      </w:hyperlink>
+      <w:r>
+        <w:rPr>
+          <w:lang w:val="hi_IN" w:bidi="hi_IN"/>
+        </w:rPr>
+        <w:t>2 राजाओं 4:43</w:t>
+      </w:r>
       <w:r>
         <w:rPr>
           <w:lang w:val="hi_IN" w:bidi="hi_IN"/>
@@ -315,18 +309,12 @@
         </w:rPr>
         <w:t>एक बढ़ई का रेखांकन उपकरण जिसका उल्लेख मूर्तियों के निर्माण के सन्दर्भ में आरएसवी में किया गया है (</w:t>
       </w:r>
-      <w:hyperlink r:id="rId14">
-        <w:r>
-          <w:rPr>
-            <w:lang w:val="hi_IN" w:bidi="hi_IN"/>
-          </w:rPr>
-          <w:rPr>
-            <w:color w:val="0000EE"/>
-            <w:u w:val="single"/>
-          </w:rPr>
-          <w:t>यशा 44:13</w:t>
-        </w:r>
-      </w:hyperlink>
+      <w:r>
+        <w:rPr>
+          <w:lang w:val="hi_IN" w:bidi="hi_IN"/>
+        </w:rPr>
+        <w:t>यशा 44:13</w:t>
+      </w:r>
       <w:r>
         <w:rPr>
           <w:lang w:val="hi_IN" w:bidi="hi_IN"/>
@@ -393,36 +381,24 @@
         </w:rPr>
         <w:t>मिट्टी की पट्टिकाओं पर अक्षर लिखने के लिए उपयोग किया जाने वाला एक हथियार (</w:t>
       </w:r>
-      <w:hyperlink r:id="rId15">
-        <w:r>
-          <w:rPr>
-            <w:lang w:val="hi_IN" w:bidi="hi_IN"/>
-          </w:rPr>
-          <w:rPr>
-            <w:color w:val="0000EE"/>
-            <w:u w:val="single"/>
-          </w:rPr>
-          <w:t>अय्यू 19:24</w:t>
-        </w:r>
-      </w:hyperlink>
+      <w:r>
+        <w:rPr>
+          <w:lang w:val="hi_IN" w:bidi="hi_IN"/>
+        </w:rPr>
+        <w:t>अय्यू 19:24</w:t>
+      </w:r>
       <w:r>
         <w:rPr>
           <w:lang w:val="hi_IN" w:bidi="hi_IN"/>
         </w:rPr>
         <w:t xml:space="preserve">; </w:t>
       </w:r>
-      <w:hyperlink r:id="rId16">
-        <w:r>
-          <w:rPr>
-            <w:lang w:val="hi_IN" w:bidi="hi_IN"/>
-          </w:rPr>
-          <w:rPr>
-            <w:color w:val="0000EE"/>
-            <w:u w:val="single"/>
-          </w:rPr>
-          <w:t>यिर्म 17:1</w:t>
-        </w:r>
-      </w:hyperlink>
+      <w:r>
+        <w:rPr>
+          <w:lang w:val="hi_IN" w:bidi="hi_IN"/>
+        </w:rPr>
+        <w:t>यिर्म 17:1</w:t>
+      </w:r>
       <w:r>
         <w:rPr>
           <w:lang w:val="hi_IN" w:bidi="hi_IN"/>
@@ -524,36 +500,24 @@
         </w:rPr>
         <w:t>टाट आमतौर पर काला और खुरदरा होता था (</w:t>
       </w:r>
-      <w:hyperlink r:id="rId17">
-        <w:r>
-          <w:rPr>
-            <w:lang w:val="hi_IN" w:bidi="hi_IN"/>
-          </w:rPr>
-          <w:rPr>
-            <w:color w:val="0000EE"/>
-            <w:u w:val="single"/>
-          </w:rPr>
-          <w:t>यशा 50:3</w:t>
-        </w:r>
-      </w:hyperlink>
+      <w:r>
+        <w:rPr>
+          <w:lang w:val="hi_IN" w:bidi="hi_IN"/>
+        </w:rPr>
+        <w:t>यशा 50:3</w:t>
+      </w:r>
       <w:r>
         <w:rPr>
           <w:lang w:val="hi_IN" w:bidi="hi_IN"/>
         </w:rPr>
         <w:t xml:space="preserve">; </w:t>
       </w:r>
-      <w:hyperlink r:id="rId18">
-        <w:r>
-          <w:rPr>
-            <w:lang w:val="hi_IN" w:bidi="hi_IN"/>
-          </w:rPr>
-          <w:rPr>
-            <w:color w:val="0000EE"/>
-            <w:u w:val="single"/>
-          </w:rPr>
-          <w:t>प्रका 6:12</w:t>
-        </w:r>
-      </w:hyperlink>
+      <w:r>
+        <w:rPr>
+          <w:lang w:val="hi_IN" w:bidi="hi_IN"/>
+        </w:rPr>
+        <w:t>प्रका 6:12</w:t>
+      </w:r>
       <w:r>
         <w:rPr>
           <w:lang w:val="hi_IN" w:bidi="hi_IN"/>
@@ -582,54 +546,36 @@
         </w:rPr>
         <w:t>टाट एक आयताकार वस्त्र था, जो किनारों और एक छोर पर सिला हुआ था, जिसमें सिर और बाहों के लिए छेद थे। यह आकार यूसुफ के भाइयों द्वारा उपयोग किए गए अनाज की बोरियों के समान है (</w:t>
       </w:r>
-      <w:hyperlink r:id="rId19">
-        <w:r>
-          <w:rPr>
-            <w:lang w:val="hi_IN" w:bidi="hi_IN"/>
-          </w:rPr>
-          <w:rPr>
-            <w:color w:val="0000EE"/>
-            <w:u w:val="single"/>
-          </w:rPr>
-          <w:t>उत 42:25–27, 35</w:t>
-        </w:r>
-      </w:hyperlink>
+      <w:r>
+        <w:rPr>
+          <w:lang w:val="hi_IN" w:bidi="hi_IN"/>
+        </w:rPr>
+        <w:t>उत 42:25–27, 35</w:t>
+      </w:r>
       <w:r>
         <w:rPr>
           <w:lang w:val="hi_IN" w:bidi="hi_IN"/>
         </w:rPr>
         <w:t>) और गिबोनियों द्वारा उपयोग की गई बोरियों के समान है (</w:t>
       </w:r>
-      <w:hyperlink r:id="rId20">
-        <w:r>
-          <w:rPr>
-            <w:lang w:val="hi_IN" w:bidi="hi_IN"/>
-          </w:rPr>
-          <w:rPr>
-            <w:color w:val="0000EE"/>
-            <w:u w:val="single"/>
-          </w:rPr>
-          <w:t>यहो 9:4</w:t>
-        </w:r>
-      </w:hyperlink>
+      <w:r>
+        <w:rPr>
+          <w:lang w:val="hi_IN" w:bidi="hi_IN"/>
+        </w:rPr>
+        <w:t>यहो 9:4</w:t>
+      </w:r>
       <w:r>
         <w:rPr>
           <w:lang w:val="hi_IN" w:bidi="hi_IN"/>
         </w:rPr>
         <w:t xml:space="preserve">; तुलना करें </w:t>
       </w:r>
-      <w:hyperlink r:id="rId21">
-        <w:r>
-          <w:rPr>
-            <w:lang w:val="hi_IN" w:bidi="hi_IN"/>
-          </w:rPr>
-          <w:rPr>
-            <w:color w:val="0000EE"/>
-            <w:u w:val="single"/>
-          </w:rPr>
-          <w:t>लैव्य 11:32</w:t>
-        </w:r>
-      </w:hyperlink>
+      <w:r>
+        <w:rPr>
+          <w:lang w:val="hi_IN" w:bidi="hi_IN"/>
+        </w:rPr>
+        <w:t>लैव्य 11:32</w:t>
+      </w:r>
       <w:r>
         <w:rPr>
           <w:lang w:val="hi_IN" w:bidi="hi_IN"/>
@@ -654,126 +600,84 @@
         </w:rPr>
         <w:t>टाट एक छोटे लंगोट की तरह था। इब्री प्रथाएँ इसका समर्थन करती हैं। इनमें टाट से कमर कसना शामिल है (</w:t>
       </w:r>
-      <w:hyperlink r:id="rId22">
-        <w:r>
-          <w:rPr>
-            <w:lang w:val="hi_IN" w:bidi="hi_IN"/>
-          </w:rPr>
-          <w:rPr>
-            <w:color w:val="0000EE"/>
-            <w:u w:val="single"/>
-          </w:rPr>
-          <w:t>2 शमू 3:31</w:t>
-        </w:r>
-      </w:hyperlink>
+      <w:r>
+        <w:rPr>
+          <w:lang w:val="hi_IN" w:bidi="hi_IN"/>
+        </w:rPr>
+        <w:t>2 शमू 3:31</w:t>
+      </w:r>
       <w:r>
         <w:rPr>
           <w:lang w:val="hi_IN" w:bidi="hi_IN"/>
         </w:rPr>
         <w:t xml:space="preserve">; </w:t>
       </w:r>
-      <w:hyperlink r:id="rId23">
-        <w:r>
-          <w:rPr>
-            <w:lang w:val="hi_IN" w:bidi="hi_IN"/>
-          </w:rPr>
-          <w:rPr>
-            <w:color w:val="0000EE"/>
-            <w:u w:val="single"/>
-          </w:rPr>
-          <w:t>यशा 15:3</w:t>
-        </w:r>
-      </w:hyperlink>
+      <w:r>
+        <w:rPr>
+          <w:lang w:val="hi_IN" w:bidi="hi_IN"/>
+        </w:rPr>
+        <w:t>यशा 15:3</w:t>
+      </w:r>
       <w:r>
         <w:rPr>
           <w:lang w:val="hi_IN" w:bidi="hi_IN"/>
         </w:rPr>
         <w:t xml:space="preserve">; </w:t>
       </w:r>
-      <w:hyperlink r:id="rId24">
-        <w:r>
-          <w:rPr>
-            <w:lang w:val="hi_IN" w:bidi="hi_IN"/>
-          </w:rPr>
-          <w:rPr>
-            <w:color w:val="0000EE"/>
-            <w:u w:val="single"/>
-          </w:rPr>
-          <w:t>22:12</w:t>
-        </w:r>
-      </w:hyperlink>
+      <w:r>
+        <w:rPr>
+          <w:lang w:val="hi_IN" w:bidi="hi_IN"/>
+        </w:rPr>
+        <w:t>22:12</w:t>
+      </w:r>
       <w:r>
         <w:rPr>
           <w:lang w:val="hi_IN" w:bidi="hi_IN"/>
         </w:rPr>
         <w:t xml:space="preserve">; </w:t>
       </w:r>
-      <w:hyperlink r:id="rId25">
-        <w:r>
-          <w:rPr>
-            <w:lang w:val="hi_IN" w:bidi="hi_IN"/>
-          </w:rPr>
-          <w:rPr>
-            <w:color w:val="0000EE"/>
-            <w:u w:val="single"/>
-          </w:rPr>
-          <w:t>यिर्म 4:8</w:t>
-        </w:r>
-      </w:hyperlink>
+      <w:r>
+        <w:rPr>
+          <w:lang w:val="hi_IN" w:bidi="hi_IN"/>
+        </w:rPr>
+        <w:t>यिर्म 4:8</w:t>
+      </w:r>
       <w:r>
         <w:rPr>
           <w:lang w:val="hi_IN" w:bidi="hi_IN"/>
         </w:rPr>
         <w:t>) और कमर पर टाट लपेटना (</w:t>
       </w:r>
-      <w:hyperlink r:id="rId26">
-        <w:r>
-          <w:rPr>
-            <w:lang w:val="hi_IN" w:bidi="hi_IN"/>
-          </w:rPr>
-          <w:rPr>
-            <w:color w:val="0000EE"/>
-            <w:u w:val="single"/>
-          </w:rPr>
-          <w:t>उत 37:34</w:t>
-        </w:r>
-      </w:hyperlink>
+      <w:r>
+        <w:rPr>
+          <w:lang w:val="hi_IN" w:bidi="hi_IN"/>
+        </w:rPr>
+        <w:t>उत 37:34</w:t>
+      </w:r>
       <w:r>
         <w:rPr>
           <w:lang w:val="hi_IN" w:bidi="hi_IN"/>
         </w:rPr>
         <w:t xml:space="preserve">; </w:t>
       </w:r>
-      <w:hyperlink r:id="rId27">
-        <w:r>
-          <w:rPr>
-            <w:lang w:val="hi_IN" w:bidi="hi_IN"/>
-          </w:rPr>
-          <w:rPr>
-            <w:color w:val="0000EE"/>
-            <w:u w:val="single"/>
-          </w:rPr>
-          <w:t>1 रा 20:31</w:t>
-        </w:r>
-      </w:hyperlink>
+      <w:r>
+        <w:rPr>
+          <w:lang w:val="hi_IN" w:bidi="hi_IN"/>
+        </w:rPr>
+        <w:t>1 रा 20:31</w:t>
+      </w:r>
       <w:r>
         <w:rPr>
           <w:lang w:val="hi_IN" w:bidi="hi_IN"/>
         </w:rPr>
         <w:t xml:space="preserve">; </w:t>
       </w:r>
-      <w:hyperlink r:id="rId28">
-        <w:r>
-          <w:rPr>
-            <w:lang w:val="hi_IN" w:bidi="hi_IN"/>
-          </w:rPr>
-          <w:rPr>
-            <w:color w:val="0000EE"/>
-            <w:u w:val="single"/>
-          </w:rPr>
-          <w:t>यिर्म 48:37</w:t>
-        </w:r>
-      </w:hyperlink>
+      <w:r>
+        <w:rPr>
+          <w:lang w:val="hi_IN" w:bidi="hi_IN"/>
+        </w:rPr>
+        <w:t>यिर्म 48:37</w:t>
+      </w:r>
       <w:r>
         <w:rPr>
           <w:lang w:val="hi_IN" w:bidi="hi_IN"/>
@@ -794,126 +698,84 @@
         </w:rPr>
         <w:t>टाट मुख्य रूप से शोक के साथ जुड़ा हुआ था (</w:t>
       </w:r>
-      <w:hyperlink r:id="rId26">
-        <w:r>
-          <w:rPr>
-            <w:lang w:val="hi_IN" w:bidi="hi_IN"/>
-          </w:rPr>
-          <w:rPr>
-            <w:color w:val="0000EE"/>
-            <w:u w:val="single"/>
-          </w:rPr>
-          <w:t>उत 37:34</w:t>
-        </w:r>
-      </w:hyperlink>
+      <w:r>
+        <w:rPr>
+          <w:lang w:val="hi_IN" w:bidi="hi_IN"/>
+        </w:rPr>
+        <w:t>उत 37:34</w:t>
+      </w:r>
       <w:r>
         <w:rPr>
           <w:lang w:val="hi_IN" w:bidi="hi_IN"/>
         </w:rPr>
         <w:t xml:space="preserve">; </w:t>
       </w:r>
-      <w:hyperlink r:id="rId29">
-        <w:r>
-          <w:rPr>
-            <w:lang w:val="hi_IN" w:bidi="hi_IN"/>
-          </w:rPr>
-          <w:rPr>
-            <w:color w:val="0000EE"/>
-            <w:u w:val="single"/>
-          </w:rPr>
-          <w:t>1 रा 21:27</w:t>
-        </w:r>
-      </w:hyperlink>
+      <w:r>
+        <w:rPr>
+          <w:lang w:val="hi_IN" w:bidi="hi_IN"/>
+        </w:rPr>
+        <w:t>1 रा 21:27</w:t>
+      </w:r>
       <w:r>
         <w:rPr>
           <w:lang w:val="hi_IN" w:bidi="hi_IN"/>
         </w:rPr>
         <w:t xml:space="preserve">; </w:t>
       </w:r>
-      <w:hyperlink r:id="rId30">
-        <w:r>
-          <w:rPr>
-            <w:lang w:val="hi_IN" w:bidi="hi_IN"/>
-          </w:rPr>
-          <w:rPr>
-            <w:color w:val="0000EE"/>
-            <w:u w:val="single"/>
-          </w:rPr>
-          <w:t>विला 2:10</w:t>
-        </w:r>
-      </w:hyperlink>
+      <w:r>
+        <w:rPr>
+          <w:lang w:val="hi_IN" w:bidi="hi_IN"/>
+        </w:rPr>
+        <w:t>विला 2:10</w:t>
+      </w:r>
       <w:r>
         <w:rPr>
           <w:lang w:val="hi_IN" w:bidi="hi_IN"/>
         </w:rPr>
         <w:t>)। इसे राष्ट्रीय (</w:t>
       </w:r>
-      <w:hyperlink r:id="rId31">
-        <w:r>
-          <w:rPr>
-            <w:lang w:val="hi_IN" w:bidi="hi_IN"/>
-          </w:rPr>
-          <w:rPr>
-            <w:color w:val="0000EE"/>
-            <w:u w:val="single"/>
-          </w:rPr>
-          <w:t>2 रा 6:30</w:t>
-        </w:r>
-      </w:hyperlink>
+      <w:r>
+        <w:rPr>
+          <w:lang w:val="hi_IN" w:bidi="hi_IN"/>
+        </w:rPr>
+        <w:t>2 रा 6:30</w:t>
+      </w:r>
       <w:r>
         <w:rPr>
           <w:lang w:val="hi_IN" w:bidi="hi_IN"/>
         </w:rPr>
         <w:t xml:space="preserve">; </w:t>
       </w:r>
-      <w:hyperlink r:id="rId32">
-        <w:r>
-          <w:rPr>
-            <w:lang w:val="hi_IN" w:bidi="hi_IN"/>
-          </w:rPr>
-          <w:rPr>
-            <w:color w:val="0000EE"/>
-            <w:u w:val="single"/>
-          </w:rPr>
-          <w:t>नहे 9:1</w:t>
-        </w:r>
-      </w:hyperlink>
+      <w:r>
+        <w:rPr>
+          <w:lang w:val="hi_IN" w:bidi="hi_IN"/>
+        </w:rPr>
+        <w:t>नहे 9:1</w:t>
+      </w:r>
       <w:r>
         <w:rPr>
           <w:lang w:val="hi_IN" w:bidi="hi_IN"/>
         </w:rPr>
         <w:t xml:space="preserve">; </w:t>
       </w:r>
-      <w:hyperlink r:id="rId33">
-        <w:r>
-          <w:rPr>
-            <w:lang w:val="hi_IN" w:bidi="hi_IN"/>
-          </w:rPr>
-          <w:rPr>
-            <w:color w:val="0000EE"/>
-            <w:u w:val="single"/>
-          </w:rPr>
-          <w:t>यशा 37:1</w:t>
-        </w:r>
-      </w:hyperlink>
+      <w:r>
+        <w:rPr>
+          <w:lang w:val="hi_IN" w:bidi="hi_IN"/>
+        </w:rPr>
+        <w:t>यशा 37:1</w:t>
+      </w:r>
       <w:r>
         <w:rPr>
           <w:lang w:val="hi_IN" w:bidi="hi_IN"/>
         </w:rPr>
         <w:t xml:space="preserve">; </w:t>
       </w:r>
-      <w:hyperlink r:id="rId34">
-        <w:r>
-          <w:rPr>
-            <w:lang w:val="hi_IN" w:bidi="hi_IN"/>
-          </w:rPr>
-          <w:rPr>
-            <w:color w:val="0000EE"/>
-            <w:u w:val="single"/>
-          </w:rPr>
-          <w:t>योना 3:8</w:t>
-        </w:r>
-      </w:hyperlink>
+      <w:r>
+        <w:rPr>
+          <w:lang w:val="hi_IN" w:bidi="hi_IN"/>
+        </w:rPr>
+        <w:t>योना 3:8</w:t>
+      </w:r>
       <w:r>
         <w:rPr>
           <w:lang w:val="hi_IN" w:bidi="hi_IN"/>
@@ -938,36 +800,24 @@
         </w:rPr>
         <w:t>राजाओं (</w:t>
       </w:r>
-      <w:hyperlink r:id="rId29">
-        <w:r>
-          <w:rPr>
-            <w:lang w:val="hi_IN" w:bidi="hi_IN"/>
-          </w:rPr>
-          <w:rPr>
-            <w:color w:val="0000EE"/>
-            <w:u w:val="single"/>
-          </w:rPr>
-          <w:t>1 रा 21:27</w:t>
-        </w:r>
-      </w:hyperlink>
+      <w:r>
+        <w:rPr>
+          <w:lang w:val="hi_IN" w:bidi="hi_IN"/>
+        </w:rPr>
+        <w:t>1 रा 21:27</w:t>
+      </w:r>
       <w:r>
         <w:rPr>
           <w:lang w:val="hi_IN" w:bidi="hi_IN"/>
         </w:rPr>
         <w:t xml:space="preserve">; </w:t>
       </w:r>
-      <w:hyperlink r:id="rId31">
-        <w:r>
-          <w:rPr>
-            <w:lang w:val="hi_IN" w:bidi="hi_IN"/>
-          </w:rPr>
-          <w:rPr>
-            <w:color w:val="0000EE"/>
-            <w:u w:val="single"/>
-          </w:rPr>
-          <w:t>2 राजा 6:30</w:t>
-        </w:r>
-      </w:hyperlink>
+      <w:r>
+        <w:rPr>
+          <w:lang w:val="hi_IN" w:bidi="hi_IN"/>
+        </w:rPr>
+        <w:t>2 राजा 6:30</w:t>
+      </w:r>
       <w:r>
         <w:rPr>
           <w:lang w:val="hi_IN" w:bidi="hi_IN"/>
@@ -992,18 +842,12 @@
         </w:rPr>
         <w:t>पुरोहित (</w:t>
       </w:r>
-      <w:hyperlink r:id="rId35">
-        <w:r>
-          <w:rPr>
-            <w:lang w:val="hi_IN" w:bidi="hi_IN"/>
-          </w:rPr>
-          <w:rPr>
-            <w:color w:val="0000EE"/>
-            <w:u w:val="single"/>
-          </w:rPr>
-          <w:t>योए 1:13</w:t>
-        </w:r>
-      </w:hyperlink>
+      <w:r>
+        <w:rPr>
+          <w:lang w:val="hi_IN" w:bidi="hi_IN"/>
+        </w:rPr>
+        <w:t>योए 1:13</w:t>
+      </w:r>
       <w:r>
         <w:rPr>
           <w:lang w:val="hi_IN" w:bidi="hi_IN"/>
@@ -1040,18 +884,12 @@
         </w:rPr>
         <w:t>यों (</w:t>
       </w:r>
-      <w:hyperlink r:id="rId30">
-        <w:r>
-          <w:rPr>
-            <w:lang w:val="hi_IN" w:bidi="hi_IN"/>
-          </w:rPr>
-          <w:rPr>
-            <w:color w:val="0000EE"/>
-            <w:u w:val="single"/>
-          </w:rPr>
-          <w:t>विला 2:10</w:t>
-        </w:r>
-      </w:hyperlink>
+      <w:r>
+        <w:rPr>
+          <w:lang w:val="hi_IN" w:bidi="hi_IN"/>
+        </w:rPr>
+        <w:t>विला 2:10</w:t>
+      </w:r>
       <w:r>
         <w:rPr>
           <w:lang w:val="hi_IN" w:bidi="hi_IN"/>
@@ -1082,36 +920,24 @@
         </w:rPr>
         <w:t xml:space="preserve"> (</w:t>
       </w:r>
-      <w:hyperlink r:id="rId36">
-        <w:r>
-          <w:rPr>
-            <w:lang w:val="hi_IN" w:bidi="hi_IN"/>
-          </w:rPr>
-          <w:rPr>
-            <w:color w:val="0000EE"/>
-            <w:u w:val="single"/>
-          </w:rPr>
-          <w:t>यशा 20:2</w:t>
-        </w:r>
-      </w:hyperlink>
+      <w:r>
+        <w:rPr>
+          <w:lang w:val="hi_IN" w:bidi="hi_IN"/>
+        </w:rPr>
+        <w:t>यशा 20:2</w:t>
+      </w:r>
       <w:r>
         <w:rPr>
           <w:lang w:val="hi_IN" w:bidi="hi_IN"/>
         </w:rPr>
         <w:t xml:space="preserve">; </w:t>
       </w:r>
-      <w:hyperlink r:id="rId37">
-        <w:r>
-          <w:rPr>
-            <w:lang w:val="hi_IN" w:bidi="hi_IN"/>
-          </w:rPr>
-          <w:rPr>
-            <w:color w:val="0000EE"/>
-            <w:u w:val="single"/>
-          </w:rPr>
-          <w:t>जक 13:4</w:t>
-        </w:r>
-      </w:hyperlink>
+      <w:r>
+        <w:rPr>
+          <w:lang w:val="hi_IN" w:bidi="hi_IN"/>
+        </w:rPr>
+        <w:t>जक 13:4</w:t>
+      </w:r>
       <w:r>
         <w:rPr>
           <w:lang w:val="hi_IN" w:bidi="hi_IN"/>
@@ -1136,18 +962,12 @@
         </w:rPr>
         <w:t>पशु (</w:t>
       </w:r>
-      <w:hyperlink r:id="rId34">
-        <w:r>
-          <w:rPr>
-            <w:lang w:val="hi_IN" w:bidi="hi_IN"/>
-          </w:rPr>
-          <w:rPr>
-            <w:color w:val="0000EE"/>
-            <w:u w:val="single"/>
-          </w:rPr>
-          <w:t>योना 3:8</w:t>
-        </w:r>
-      </w:hyperlink>
+      <w:r>
+        <w:rPr>
+          <w:lang w:val="hi_IN" w:bidi="hi_IN"/>
+        </w:rPr>
+        <w:t>योना 3:8</w:t>
+      </w:r>
       <w:r>
         <w:rPr>
           <w:lang w:val="hi_IN" w:bidi="hi_IN"/>
@@ -1168,126 +988,84 @@
         </w:rPr>
         <w:t>यह उन लोगों द्वारा पहना जाता था जो पश्चाताप कर रहे थे (</w:t>
       </w:r>
-      <w:hyperlink r:id="rId32">
-        <w:r>
-          <w:rPr>
-            <w:lang w:val="hi_IN" w:bidi="hi_IN"/>
-          </w:rPr>
-          <w:rPr>
-            <w:color w:val="0000EE"/>
-            <w:u w:val="single"/>
-          </w:rPr>
-          <w:t>नहे 9:1</w:t>
-        </w:r>
-      </w:hyperlink>
+      <w:r>
+        <w:rPr>
+          <w:lang w:val="hi_IN" w:bidi="hi_IN"/>
+        </w:rPr>
+        <w:t>नहे 9:1</w:t>
+      </w:r>
       <w:r>
         <w:rPr>
           <w:lang w:val="hi_IN" w:bidi="hi_IN"/>
         </w:rPr>
         <w:t xml:space="preserve">; </w:t>
       </w:r>
-      <w:hyperlink r:id="rId38">
-        <w:r>
-          <w:rPr>
-            <w:lang w:val="hi_IN" w:bidi="hi_IN"/>
-          </w:rPr>
-          <w:rPr>
-            <w:color w:val="0000EE"/>
-            <w:u w:val="single"/>
-          </w:rPr>
-          <w:t>यिर्म 6:26</w:t>
-        </w:r>
-      </w:hyperlink>
+      <w:r>
+        <w:rPr>
+          <w:lang w:val="hi_IN" w:bidi="hi_IN"/>
+        </w:rPr>
+        <w:t>यिर्म 6:26</w:t>
+      </w:r>
       <w:r>
         <w:rPr>
           <w:lang w:val="hi_IN" w:bidi="hi_IN"/>
         </w:rPr>
         <w:t xml:space="preserve">; तुलना करें </w:t>
       </w:r>
-      <w:hyperlink r:id="rId39">
-        <w:r>
-          <w:rPr>
-            <w:lang w:val="hi_IN" w:bidi="hi_IN"/>
-          </w:rPr>
-          <w:rPr>
-            <w:color w:val="0000EE"/>
-            <w:u w:val="single"/>
-          </w:rPr>
-          <w:t>मत्ती 11:21</w:t>
-        </w:r>
-      </w:hyperlink>
+      <w:r>
+        <w:rPr>
+          <w:lang w:val="hi_IN" w:bidi="hi_IN"/>
+        </w:rPr>
+        <w:t>मत्ती 11:21</w:t>
+      </w:r>
       <w:r>
         <w:rPr>
           <w:lang w:val="hi_IN" w:bidi="hi_IN"/>
         </w:rPr>
         <w:t>)। यह प्रथा इस्राएल तक सीमित नहीं थी (</w:t>
       </w:r>
-      <w:hyperlink r:id="rId23">
-        <w:r>
-          <w:rPr>
-            <w:lang w:val="hi_IN" w:bidi="hi_IN"/>
-          </w:rPr>
-          <w:rPr>
-            <w:color w:val="0000EE"/>
-            <w:u w:val="single"/>
-          </w:rPr>
-          <w:t>यशा 15:3</w:t>
-        </w:r>
-      </w:hyperlink>
+      <w:r>
+        <w:rPr>
+          <w:lang w:val="hi_IN" w:bidi="hi_IN"/>
+        </w:rPr>
+        <w:t>यशा 15:3</w:t>
+      </w:r>
       <w:r>
         <w:rPr>
           <w:lang w:val="hi_IN" w:bidi="hi_IN"/>
         </w:rPr>
         <w:t xml:space="preserve">; </w:t>
       </w:r>
-      <w:hyperlink r:id="rId40">
-        <w:r>
-          <w:rPr>
-            <w:lang w:val="hi_IN" w:bidi="hi_IN"/>
-          </w:rPr>
-          <w:rPr>
-            <w:color w:val="0000EE"/>
-            <w:u w:val="single"/>
-          </w:rPr>
-          <w:t>यिर्म 49:3</w:t>
-        </w:r>
-      </w:hyperlink>
+      <w:r>
+        <w:rPr>
+          <w:lang w:val="hi_IN" w:bidi="hi_IN"/>
+        </w:rPr>
+        <w:t>यिर्म 49:3</w:t>
+      </w:r>
       <w:r>
         <w:rPr>
           <w:lang w:val="hi_IN" w:bidi="hi_IN"/>
         </w:rPr>
         <w:t xml:space="preserve">; </w:t>
       </w:r>
-      <w:hyperlink r:id="rId41">
-        <w:r>
-          <w:rPr>
-            <w:lang w:val="hi_IN" w:bidi="hi_IN"/>
-          </w:rPr>
-          <w:rPr>
-            <w:color w:val="0000EE"/>
-            <w:u w:val="single"/>
-          </w:rPr>
-          <w:t>यहेज 27:31</w:t>
-        </w:r>
-      </w:hyperlink>
+      <w:r>
+        <w:rPr>
+          <w:lang w:val="hi_IN" w:bidi="hi_IN"/>
+        </w:rPr>
+        <w:t>यहेज 27:31</w:t>
+      </w:r>
       <w:r>
         <w:rPr>
           <w:lang w:val="hi_IN" w:bidi="hi_IN"/>
         </w:rPr>
         <w:t xml:space="preserve">; </w:t>
       </w:r>
-      <w:hyperlink r:id="rId42">
-        <w:r>
-          <w:rPr>
-            <w:lang w:val="hi_IN" w:bidi="hi_IN"/>
-          </w:rPr>
-          <w:rPr>
-            <w:color w:val="0000EE"/>
-            <w:u w:val="single"/>
-          </w:rPr>
-          <w:t>योना 3:5</w:t>
-        </w:r>
-      </w:hyperlink>
+      <w:r>
+        <w:rPr>
+          <w:lang w:val="hi_IN" w:bidi="hi_IN"/>
+        </w:rPr>
+        <w:t>योना 3:5</w:t>
+      </w:r>
       <w:r>
         <w:rPr>
           <w:lang w:val="hi_IN" w:bidi="hi_IN"/>
@@ -1504,18 +1282,12 @@
         </w:rPr>
         <w:t xml:space="preserve">पुराने नियम का अरामी अनुवाद। जबकि शब्द "टारगम" का अर्थ कोई भी अनुवाद हो सकता है, इसका मतलब आमतौर पर एक अरामी संस्करण होता है जो पुराने नियम के हिस्से की व्याख्या या स्पष्टीकरण करता है। प्राचीन यहूदी धर्म के इतिहास में टारगम बहुत महत्वपूर्ण थे। कुछ यहूदी परंपराओं का कहना है कि मौखिक टारगम एज्रा के समय से ही मौजूद थे। </w:t>
       </w:r>
-      <w:hyperlink r:id="rId43">
-        <w:r>
-          <w:rPr>
-            <w:lang w:val="hi_IN" w:bidi="hi_IN"/>
-          </w:rPr>
-          <w:rPr>
-            <w:color w:val="0000EE"/>
-            <w:u w:val="single"/>
-          </w:rPr>
-          <w:t>नहेम्याह 8:8</w:t>
-        </w:r>
-      </w:hyperlink>
+      <w:r>
+        <w:rPr>
+          <w:lang w:val="hi_IN" w:bidi="hi_IN"/>
+        </w:rPr>
+        <w:t>नहेम्याह 8:8</w:t>
+      </w:r>
       <w:r>
         <w:rPr>
           <w:lang w:val="hi_IN" w:bidi="hi_IN"/>
@@ -1603,36 +1375,24 @@
           <w:lang w:val="hi_IN" w:bidi="hi_IN"/>
         </w:rPr>
       </w:r>
-      <w:hyperlink r:id="rId44">
-        <w:r>
-          <w:rPr>
-            <w:lang w:val="hi_IN" w:bidi="hi_IN"/>
-          </w:rPr>
-          <w:rPr>
-            <w:color w:val="0000EE"/>
-            <w:u w:val="single"/>
-          </w:rPr>
-          <w:t>लैव्यव्यवस्था 11:19</w:t>
-        </w:r>
-      </w:hyperlink>
+      <w:r>
+        <w:rPr>
+          <w:lang w:val="hi_IN" w:bidi="hi_IN"/>
+        </w:rPr>
+        <w:t>लैव्यव्यवस्था 11:19</w:t>
+      </w:r>
       <w:r>
         <w:rPr>
           <w:lang w:val="hi_IN" w:bidi="hi_IN"/>
         </w:rPr>
         <w:t xml:space="preserve"> और </w:t>
       </w:r>
-      <w:hyperlink r:id="rId45">
-        <w:r>
-          <w:rPr>
-            <w:lang w:val="hi_IN" w:bidi="hi_IN"/>
-          </w:rPr>
-          <w:rPr>
-            <w:color w:val="0000EE"/>
-            <w:u w:val="single"/>
-          </w:rPr>
-          <w:t>व्यवस्थाविवरण 14:18</w:t>
-        </w:r>
-      </w:hyperlink>
+      <w:r>
+        <w:rPr>
+          <w:lang w:val="hi_IN" w:bidi="hi_IN"/>
+        </w:rPr>
+        <w:t>व्यवस्थाविवरण 14:18</w:t>
+      </w:r>
       <w:r>
         <w:rPr>
           <w:lang w:val="hi_IN" w:bidi="hi_IN"/>
@@ -1933,18 +1693,12 @@
         </w:rPr>
         <w:t>चार पैरों और पंखों वाला कीड़ा, जिसे इस्राएलियों द्वारा खाने योग्य माना जाता था (</w:t>
       </w:r>
-      <w:hyperlink r:id="rId46">
-        <w:r>
-          <w:rPr>
-            <w:lang w:val="hi_IN" w:bidi="hi_IN"/>
-          </w:rPr>
-          <w:rPr>
-            <w:color w:val="0000EE"/>
-            <w:u w:val="single"/>
-          </w:rPr>
-          <w:t>लैव्य 11:22</w:t>
-        </w:r>
-      </w:hyperlink>
+      <w:r>
+        <w:rPr>
+          <w:lang w:val="hi_IN" w:bidi="hi_IN"/>
+        </w:rPr>
+        <w:t>लैव्य 11:22</w:t>
+      </w:r>
       <w:r>
         <w:rPr>
           <w:lang w:val="hi_IN" w:bidi="hi_IN"/>
@@ -2029,54 +1783,36 @@
           <w:lang w:val="hi_IN" w:bidi="hi_IN"/>
         </w:rPr>
       </w:r>
-      <w:hyperlink r:id="rId47">
-        <w:r>
-          <w:rPr>
-            <w:lang w:val="hi_IN" w:bidi="hi_IN"/>
-          </w:rPr>
-          <w:rPr>
-            <w:color w:val="0000EE"/>
-            <w:u w:val="single"/>
-          </w:rPr>
-          <w:t>योएल 1:4</w:t>
-        </w:r>
-      </w:hyperlink>
+      <w:r>
+        <w:rPr>
+          <w:lang w:val="hi_IN" w:bidi="hi_IN"/>
+        </w:rPr>
+        <w:t>योएल 1:4</w:t>
+      </w:r>
       <w:r>
         <w:rPr>
           <w:lang w:val="hi_IN" w:bidi="hi_IN"/>
         </w:rPr>
         <w:t xml:space="preserve">, </w:t>
       </w:r>
-      <w:hyperlink r:id="rId47">
-        <w:r>
-          <w:rPr>
-            <w:lang w:val="hi_IN" w:bidi="hi_IN"/>
-          </w:rPr>
-          <w:rPr>
-            <w:color w:val="0000EE"/>
-            <w:u w:val="single"/>
-          </w:rPr>
-          <w:t>2:25</w:t>
-        </w:r>
-      </w:hyperlink>
+      <w:r>
+        <w:rPr>
+          <w:lang w:val="hi_IN" w:bidi="hi_IN"/>
+        </w:rPr>
+        <w:t>2:25</w:t>
+      </w:r>
       <w:r>
         <w:rPr>
           <w:lang w:val="hi_IN" w:bidi="hi_IN"/>
         </w:rPr>
         <w:t xml:space="preserve">, और </w:t>
       </w:r>
-      <w:hyperlink r:id="rId48">
-        <w:r>
-          <w:rPr>
-            <w:lang w:val="hi_IN" w:bidi="hi_IN"/>
-          </w:rPr>
-          <w:rPr>
-            <w:color w:val="0000EE"/>
-            <w:u w:val="single"/>
-          </w:rPr>
-          <w:t>आमोस 4:9</w:t>
-        </w:r>
-      </w:hyperlink>
+      <w:r>
+        <w:rPr>
+          <w:lang w:val="hi_IN" w:bidi="hi_IN"/>
+        </w:rPr>
+        <w:t>आमोस 4:9</w:t>
+      </w:r>
       <w:r>
         <w:rPr>
           <w:lang w:val="hi_IN" w:bidi="hi_IN"/>
@@ -2215,36 +1951,24 @@
         </w:rPr>
         <w:t>” (</w:t>
       </w:r>
-      <w:hyperlink r:id="rId49">
-        <w:r>
-          <w:rPr>
-            <w:lang w:val="hi_IN" w:bidi="hi_IN"/>
-          </w:rPr>
-          <w:rPr>
-            <w:color w:val="0000EE"/>
-            <w:u w:val="single"/>
-          </w:rPr>
-          <w:t>व्य.वि. 13:16</w:t>
-        </w:r>
-      </w:hyperlink>
+      <w:r>
+        <w:rPr>
+          <w:lang w:val="hi_IN" w:bidi="hi_IN"/>
+        </w:rPr>
+        <w:t>व्य.वि. 13:16</w:t>
+      </w:r>
       <w:r>
         <w:rPr>
           <w:lang w:val="hi_IN" w:bidi="hi_IN"/>
         </w:rPr>
         <w:t xml:space="preserve">)। </w:t>
       </w:r>
-      <w:hyperlink r:id="rId50">
-        <w:r>
-          <w:rPr>
-            <w:lang w:val="hi_IN" w:bidi="hi_IN"/>
-          </w:rPr>
-          <w:rPr>
-            <w:color w:val="0000EE"/>
-            <w:u w:val="single"/>
-          </w:rPr>
-          <w:t>यहोशू 11:13</w:t>
-        </w:r>
-      </w:hyperlink>
+      <w:r>
+        <w:rPr>
+          <w:lang w:val="hi_IN" w:bidi="hi_IN"/>
+        </w:rPr>
+        <w:t>यहोशू 11:13</w:t>
+      </w:r>
       <w:r>
         <w:rPr>
           <w:lang w:val="hi_IN" w:bidi="hi_IN"/>
@@ -2263,18 +1987,12 @@
         </w:rPr>
         <w:t>” बना दिया (</w:t>
       </w:r>
-      <w:hyperlink r:id="rId51">
-        <w:r>
-          <w:rPr>
-            <w:lang w:val="hi_IN" w:bidi="hi_IN"/>
-          </w:rPr>
-          <w:rPr>
-            <w:color w:val="0000EE"/>
-            <w:u w:val="single"/>
-          </w:rPr>
-          <w:t>यहो 8:28</w:t>
-        </w:r>
-      </w:hyperlink>
+      <w:r>
+        <w:rPr>
+          <w:lang w:val="hi_IN" w:bidi="hi_IN"/>
+        </w:rPr>
+        <w:t>यहो 8:28</w:t>
+      </w:r>
       <w:r>
         <w:rPr>
           <w:lang w:val="hi_IN" w:bidi="hi_IN"/>
@@ -2305,18 +2023,12 @@
         </w:rPr>
         <w:t>” (</w:t>
       </w:r>
-      <w:hyperlink r:id="rId52">
-        <w:r>
-          <w:rPr>
-            <w:lang w:val="hi_IN" w:bidi="hi_IN"/>
-          </w:rPr>
-          <w:rPr>
-            <w:color w:val="0000EE"/>
-            <w:u w:val="single"/>
-          </w:rPr>
-          <w:t>यिर्म 49:2</w:t>
-        </w:r>
-      </w:hyperlink>
+      <w:r>
+        <w:rPr>
+          <w:lang w:val="hi_IN" w:bidi="hi_IN"/>
+        </w:rPr>
+        <w:t>यिर्म 49:2</w:t>
+      </w:r>
       <w:r>
         <w:rPr>
           <w:lang w:val="hi_IN" w:bidi="hi_IN"/>
@@ -2575,108 +2287,72 @@
         </w:rPr>
         <w:t>वह व्यक्ति जो सरकार के लिए कर वसूल करता था। नए नियम के समय में रोमी सरकार कई तरह के कर लेते थे। उनके अपने अधिकारी इस काम को कुछ हद तक करते थे, लेकिन इसे निजी व्यक्तियों, यहूदियों और अन्य लोगों को भी सौंप देते थे, जिन्हें अधिकारियों को तय की गई राशि लौटानी होती थी। कई बेईमान व्यक्तियों ने जितना भुगतान करने की आवश्यकता थी, उससे कहीं अधिक एकत्र किया और इस प्रकार एक घृणित समूह बन गए, खासकर वे यहूदी जो अपने साथी यहूदियों को धोखा देते थे। एक यहूदी जक्कई, “चुंगी लेनेवालों का सरदार” था जिसने यरीहो क्षेत्र में काफी धन इकट्ठा किया था (</w:t>
       </w:r>
-      <w:hyperlink r:id="rId53">
-        <w:r>
-          <w:rPr>
-            <w:lang w:val="hi_IN" w:bidi="hi_IN"/>
-          </w:rPr>
-          <w:rPr>
-            <w:color w:val="0000EE"/>
-            <w:u w:val="single"/>
-          </w:rPr>
-          <w:t>लूका 19:2–10</w:t>
-        </w:r>
-      </w:hyperlink>
+      <w:r>
+        <w:rPr>
+          <w:lang w:val="hi_IN" w:bidi="hi_IN"/>
+        </w:rPr>
+        <w:t>लूका 19:2–10</w:t>
+      </w:r>
       <w:r>
         <w:rPr>
           <w:lang w:val="hi_IN" w:bidi="hi_IN"/>
         </w:rPr>
         <w:t>)। ऐसे व्यक्तियों को पापी माना जाता था और अक्सर "चुंगी लेनेवाले और पापियों" वाक्यांश में उन्हें एक साथ जोड़ा जाता था (</w:t>
       </w:r>
-      <w:hyperlink r:id="rId54">
-        <w:r>
-          <w:rPr>
-            <w:lang w:val="hi_IN" w:bidi="hi_IN"/>
-          </w:rPr>
-          <w:rPr>
-            <w:color w:val="0000EE"/>
-            <w:u w:val="single"/>
-          </w:rPr>
-          <w:t>मत्ती 9:10–11</w:t>
-        </w:r>
-      </w:hyperlink>
+      <w:r>
+        <w:rPr>
+          <w:lang w:val="hi_IN" w:bidi="hi_IN"/>
+        </w:rPr>
+        <w:t>मत्ती 9:10–11</w:t>
+      </w:r>
       <w:r>
         <w:rPr>
           <w:lang w:val="hi_IN" w:bidi="hi_IN"/>
         </w:rPr>
         <w:t xml:space="preserve">; </w:t>
       </w:r>
-      <w:hyperlink r:id="rId55">
-        <w:r>
-          <w:rPr>
-            <w:lang w:val="hi_IN" w:bidi="hi_IN"/>
-          </w:rPr>
-          <w:rPr>
-            <w:color w:val="0000EE"/>
-            <w:u w:val="single"/>
-          </w:rPr>
-          <w:t>11:19</w:t>
-        </w:r>
-      </w:hyperlink>
+      <w:r>
+        <w:rPr>
+          <w:lang w:val="hi_IN" w:bidi="hi_IN"/>
+        </w:rPr>
+        <w:t>11:19</w:t>
+      </w:r>
       <w:r>
         <w:rPr>
           <w:lang w:val="hi_IN" w:bidi="hi_IN"/>
         </w:rPr>
         <w:t xml:space="preserve">; </w:t>
       </w:r>
-      <w:hyperlink r:id="rId56">
-        <w:r>
-          <w:rPr>
-            <w:lang w:val="hi_IN" w:bidi="hi_IN"/>
-          </w:rPr>
-          <w:rPr>
-            <w:color w:val="0000EE"/>
-            <w:u w:val="single"/>
-          </w:rPr>
-          <w:t>मरकुस 2:15–16</w:t>
-        </w:r>
-      </w:hyperlink>
+      <w:r>
+        <w:rPr>
+          <w:lang w:val="hi_IN" w:bidi="hi_IN"/>
+        </w:rPr>
+        <w:t>मरकुस 2:15–16</w:t>
+      </w:r>
       <w:r>
         <w:rPr>
           <w:lang w:val="hi_IN" w:bidi="hi_IN"/>
         </w:rPr>
         <w:t xml:space="preserve">; </w:t>
       </w:r>
-      <w:hyperlink r:id="rId57">
-        <w:r>
-          <w:rPr>
-            <w:lang w:val="hi_IN" w:bidi="hi_IN"/>
-          </w:rPr>
-          <w:rPr>
-            <w:color w:val="0000EE"/>
-            <w:u w:val="single"/>
-          </w:rPr>
-          <w:t>लूका 5:30</w:t>
-        </w:r>
-      </w:hyperlink>
+      <w:r>
+        <w:rPr>
+          <w:lang w:val="hi_IN" w:bidi="hi_IN"/>
+        </w:rPr>
+        <w:t>लूका 5:30</w:t>
+      </w:r>
       <w:r>
         <w:rPr>
           <w:lang w:val="hi_IN" w:bidi="hi_IN"/>
         </w:rPr>
         <w:t xml:space="preserve">; </w:t>
       </w:r>
-      <w:hyperlink r:id="rId53">
-        <w:r>
-          <w:rPr>
-            <w:lang w:val="hi_IN" w:bidi="hi_IN"/>
-          </w:rPr>
-          <w:rPr>
-            <w:color w:val="0000EE"/>
-            <w:u w:val="single"/>
-          </w:rPr>
-          <w:t>19:2–10</w:t>
-        </w:r>
-      </w:hyperlink>
+      <w:r>
+        <w:rPr>
+          <w:lang w:val="hi_IN" w:bidi="hi_IN"/>
+        </w:rPr>
+        <w:t>19:2–10</w:t>
+      </w:r>
       <w:r>
         <w:rPr>
           <w:lang w:val="hi_IN" w:bidi="hi_IN"/>
@@ -3007,25 +2683,7 @@
         <w:rPr>
           <w:lang w:val="hi_IN" w:bidi="hi_IN"/>
         </w:rPr>
-        <w:t>“हमारे पूर्वजों के परमेश्वर” (</w:t>
-      </w:r>
-      <w:hyperlink r:id="rId58">
-        <w:r>
-          <w:rPr>
-            <w:lang w:val="hi_IN" w:bidi="hi_IN"/>
-          </w:rPr>
-          <w:rPr>
-            <w:color w:val="0000EE"/>
-            <w:u w:val="single"/>
-          </w:rPr>
-          <w:t>टोबित 8:5</w:t>
-        </w:r>
-      </w:hyperlink>
-      <w:r>
-        <w:rPr>
-          <w:lang w:val="hi_IN" w:bidi="hi_IN"/>
-        </w:rPr>
-        <w:t>),</w:t>
+        <w:t>“हमारे पूर्वजों के परमेश्वर” (टोबित 8:5),</w:t>
       </w:r>
     </w:p>
     <w:p>
@@ -3043,25 +2701,7 @@
         <w:rPr>
           <w:lang w:val="hi_IN" w:bidi="hi_IN"/>
         </w:rPr>
-        <w:t>“हमारे प्रभु और परमेश्वर, वे हमारे पिता सदा के लिये हैं” (</w:t>
-      </w:r>
-      <w:hyperlink r:id="rId59">
-        <w:r>
-          <w:rPr>
-            <w:lang w:val="hi_IN" w:bidi="hi_IN"/>
-          </w:rPr>
-          <w:rPr>
-            <w:color w:val="0000EE"/>
-            <w:u w:val="single"/>
-          </w:rPr>
-          <w:t>13:4</w:t>
-        </w:r>
-      </w:hyperlink>
-      <w:r>
-        <w:rPr>
-          <w:lang w:val="hi_IN" w:bidi="hi_IN"/>
-        </w:rPr>
-        <w:t>), और</w:t>
+        <w:t>“हमारे प्रभु और परमेश्वर, वे हमारे पिता सदा के लिये हैं” (13:4), और</w:t>
       </w:r>
     </w:p>
     <w:p>
@@ -3079,25 +2719,7 @@
         <w:rPr>
           <w:lang w:val="hi_IN" w:bidi="hi_IN"/>
         </w:rPr>
-        <w:t>“स्वर्ग के राजा” (वचन</w:t>
-      </w:r>
-      <w:hyperlink r:id="rId60">
-        <w:r>
-          <w:rPr>
-            <w:lang w:val="hi_IN" w:bidi="hi_IN"/>
-          </w:rPr>
-          <w:rPr>
-            <w:color w:val="0000EE"/>
-            <w:u w:val="single"/>
-          </w:rPr>
-          <w:t xml:space="preserve"> 13:7, 11, 15</w:t>
-        </w:r>
-      </w:hyperlink>
-      <w:r>
-        <w:rPr>
-          <w:lang w:val="hi_IN" w:bidi="hi_IN"/>
-        </w:rPr>
-        <w:t>)।</w:t>
+        <w:t>“स्वर्ग के राजा” (वचन 13:7, 11, 15)।</w:t>
       </w:r>
     </w:p>
     <w:p>
@@ -3293,75 +2915,21 @@
         <w:rPr>
           <w:lang w:val="hi_IN" w:bidi="hi_IN"/>
         </w:rPr>
-        <w:t>यह कहानी टोबीत से आरम्भ होती है, जो नप्ताली गोत्र का एक विश्वासयोग्य इस्राएली था। वह नीनवे नगर में रहता था। यद्यपि टोबीत एक अच्छा जीवन जीता था और बहुतों की सहायता करता था, फिर भी एक दिन जब चिड़ियों ने उसकी आँखों में मल गिरा दिया, तो वह अन्धा हो गया। अपनी पीड़ा और दुःख में, उसने परमेश्वर से मृत्यु की प्रार्थना की (</w:t>
-      </w:r>
-      <w:hyperlink r:id="rId61">
-        <w:r>
-          <w:rPr>
-            <w:lang w:val="hi_IN" w:bidi="hi_IN"/>
-          </w:rPr>
-          <w:rPr>
-            <w:color w:val="0000EE"/>
-            <w:u w:val="single"/>
-          </w:rPr>
-          <w:t>टोबीत 1:1–3:6</w:t>
-        </w:r>
-      </w:hyperlink>
-      <w:r>
-        <w:rPr>
-          <w:lang w:val="hi_IN" w:bidi="hi_IN"/>
-        </w:rPr>
-        <w:t>)।</w:t>
-      </w:r>
-    </w:p>
-    <w:p>
-      <w:pPr/>
-      <w:r>
-        <w:rPr>
-          <w:lang w:val="hi_IN" w:bidi="hi_IN"/>
-        </w:rPr>
-      </w:r>
-      <w:r>
-        <w:rPr>
-          <w:lang w:val="hi_IN" w:bidi="hi_IN"/>
-        </w:rPr>
-        <w:t>बहुत दूर एक अन्य नगर अहमता में सारा नाम की एक जवान स्त्री भी मृत्यु की प्रार्थना कर रही थी। सारा टोबीत के परिवार की एक कुटुम्बिनी थी। वह सात बार विवाह कर चुकी थी, परन्तु उसका हर एक पति विवाह की रात ही मृत्यु हो गई थी। अस्मादेव नामक एक पिशाच ने ईर्ष्या के कारण उन्हें मार डाला था (</w:t>
-      </w:r>
-      <w:hyperlink r:id="rId62">
-        <w:r>
-          <w:rPr>
-            <w:lang w:val="hi_IN" w:bidi="hi_IN"/>
-          </w:rPr>
-          <w:rPr>
-            <w:color w:val="0000EE"/>
-            <w:u w:val="single"/>
-          </w:rPr>
-          <w:t>3:7–15</w:t>
-        </w:r>
-      </w:hyperlink>
-      <w:r>
-        <w:rPr>
-          <w:lang w:val="hi_IN" w:bidi="hi_IN"/>
-        </w:rPr>
-        <w:t>)। इसलिए, परमेश्वर ने स्वर्गदूत रफ़ाएल को टोबीत और सारा की सहायता के लिए भेजा (</w:t>
-      </w:r>
-      <w:hyperlink r:id="rId63">
-        <w:r>
-          <w:rPr>
-            <w:lang w:val="hi_IN" w:bidi="hi_IN"/>
-          </w:rPr>
-          <w:rPr>
-            <w:color w:val="0000EE"/>
-            <w:u w:val="single"/>
-          </w:rPr>
-          <w:t>Tobit 16–17</w:t>
-        </w:r>
-      </w:hyperlink>
-      <w:r>
-        <w:rPr>
-          <w:lang w:val="hi_IN" w:bidi="hi_IN"/>
-        </w:rPr>
-        <w:t>)।</w:t>
+        <w:t>यह कहानी टोबीत से आरम्भ होती है, जो नप्ताली गोत्र का एक विश्वासयोग्य इस्राएली था। वह नीनवे नगर में रहता था। यद्यपि टोबीत एक अच्छा जीवन जीता था और बहुतों की सहायता करता था, फिर भी एक दिन जब चिड़ियों ने उसकी आँखों में मल गिरा दिया, तो वह अन्धा हो गया। अपनी पीड़ा और दुःख में, उसने परमेश्वर से मृत्यु की प्रार्थना की (टोबीत 1:1–3:6)।</w:t>
+      </w:r>
+    </w:p>
+    <w:p>
+      <w:pPr/>
+      <w:r>
+        <w:rPr>
+          <w:lang w:val="hi_IN" w:bidi="hi_IN"/>
+        </w:rPr>
+      </w:r>
+      <w:r>
+        <w:rPr>
+          <w:lang w:val="hi_IN" w:bidi="hi_IN"/>
+        </w:rPr>
+        <w:t>बहुत दूर एक अन्य नगर अहमता में सारा नाम की एक जवान स्त्री भी मृत्यु की प्रार्थना कर रही थी। सारा टोबीत के परिवार की एक कुटुम्बिनी थी। वह सात बार विवाह कर चुकी थी, परन्तु उसका हर एक पति विवाह की रात ही मृत्यु हो गई थी। अस्मादेव नामक एक पिशाच ने ईर्ष्या के कारण उन्हें मार डाला था (3:7–15)। इसलिए, परमेश्वर ने स्वर्गदूत रफ़ाएल को टोबीत और सारा की सहायता के लिए भेजा (Tobit 16–17)।</w:t>
       </w:r>
     </w:p>
     <w:p>
@@ -3388,139 +2956,49 @@
         <w:rPr>
           <w:lang w:val="hi_IN" w:bidi="hi_IN"/>
         </w:rPr>
-        <w:t xml:space="preserve"> कहा जाता है, जो तेहरान, ईरान के पास है)। उसे वहाँ धन इकट्ठा करने के लिये भेजा गया था, जो टोबीत ने एक मित्र के पास छोड़े थे। रफ़ाएल ने स्वयं को अजर्याह नामक पुरुष का भेष धारण किया और स्वयं को टोबीत का कुटुम्बी बताकर परिचय दिया (</w:t>
-      </w:r>
-      <w:hyperlink r:id="rId64">
-        <w:r>
-          <w:rPr>
-            <w:lang w:val="hi_IN" w:bidi="hi_IN"/>
-          </w:rPr>
-          <w:rPr>
-            <w:color w:val="0000EE"/>
-            <w:u w:val="single"/>
-          </w:rPr>
-          <w:t>5:13</w:t>
-        </w:r>
-      </w:hyperlink>
-      <w:r>
-        <w:rPr>
-          <w:lang w:val="hi_IN" w:bidi="hi_IN"/>
-        </w:rPr>
-        <w:t>)। स्वर्गदूत ने तोबियास को उनकी यात्रा में मार्गदर्शन करने प्रस्ताव रखा। तोबियास का कुत्ता भी उनके साथ गया।</w:t>
-      </w:r>
-    </w:p>
-    <w:p>
-      <w:pPr/>
-      <w:r>
-        <w:rPr>
-          <w:lang w:val="hi_IN" w:bidi="hi_IN"/>
-        </w:rPr>
-      </w:r>
-      <w:r>
-        <w:rPr>
-          <w:lang w:val="hi_IN" w:bidi="hi_IN"/>
-        </w:rPr>
-        <w:t>उनकी यात्रा के दौरान, तोबियास ने एक बड़ी मछली पकड़ी। रफ़ाएल ने तोबियास से कहा कि मछली के हृदय, कलेजा और पित्त को रख लें क्योंकि वे औषधि के रूप में उपयोग किए जा सकते हैं (</w:t>
-      </w:r>
-      <w:hyperlink r:id="rId65">
-        <w:r>
-          <w:rPr>
-            <w:lang w:val="hi_IN" w:bidi="hi_IN"/>
-          </w:rPr>
-          <w:rPr>
-            <w:color w:val="0000EE"/>
-            <w:u w:val="single"/>
-          </w:rPr>
-          <w:t>टोबीत 6:1–8</w:t>
-        </w:r>
-      </w:hyperlink>
-      <w:r>
-        <w:rPr>
-          <w:lang w:val="hi_IN" w:bidi="hi_IN"/>
-        </w:rPr>
-        <w:t>)। जब वे अहमता पहुँचे, तो रफ़ाएल ने तोबियास का विवाह सारा से कराने की व्यवस्था की। तोबियास ने अपने विवाह की रात को स्वयं को और सारा को अस्मादेव पिशाच से बचाने के लिये मछली के हृदय और कलेजा का उपयोग किया (</w:t>
-      </w:r>
-      <w:hyperlink r:id="rId66">
-        <w:r>
-          <w:rPr>
-            <w:lang w:val="hi_IN" w:bidi="hi_IN"/>
-          </w:rPr>
-          <w:rPr>
-            <w:color w:val="0000EE"/>
-            <w:u w:val="single"/>
-          </w:rPr>
-          <w:t>टोबीत 6:9–8:21</w:t>
-        </w:r>
-      </w:hyperlink>
-      <w:r>
-        <w:rPr>
-          <w:lang w:val="hi_IN" w:bidi="hi_IN"/>
-        </w:rPr>
-        <w:t>)।</w:t>
-      </w:r>
-    </w:p>
-    <w:p>
-      <w:pPr/>
-      <w:r>
-        <w:rPr>
-          <w:lang w:val="hi_IN" w:bidi="hi_IN"/>
-        </w:rPr>
-      </w:r>
-      <w:r>
-        <w:rPr>
-          <w:lang w:val="hi_IN" w:bidi="hi_IN"/>
-        </w:rPr>
-        <w:t>रफ़ाएल ने टोबीत के धन इकट्ठा करने में सहायता की, और फिर तोबियास, सारा, रफ़ाएल, और कुत्ता नीनवे लौट आए। नीनवे में, तोबियास ने मछली की पित्त का उपयोग करके अपने पिता के अंधेपन को ठीक किया। इसके बाद, रफ़ाएल ने प्रगट किया कि वह वास्तव में एक स्वर्गदूत थे और फिर अदृश्य हो गए। टोबीत इतने आभारी थे कि उन्होंने परमेश्वर की स्तुति में गाया (</w:t>
-      </w:r>
-      <w:hyperlink r:id="rId67">
-        <w:r>
-          <w:rPr>
-            <w:lang w:val="hi_IN" w:bidi="hi_IN"/>
-          </w:rPr>
-          <w:rPr>
-            <w:color w:val="0000EE"/>
-            <w:u w:val="single"/>
-          </w:rPr>
-          <w:t>टोबीत 13</w:t>
-        </w:r>
-      </w:hyperlink>
-      <w:r>
-        <w:rPr>
-          <w:lang w:val="hi_IN" w:bidi="hi_IN"/>
-        </w:rPr>
-        <w:t>)।</w:t>
-      </w:r>
-    </w:p>
-    <w:p>
-      <w:pPr/>
-      <w:r>
-        <w:rPr>
-          <w:lang w:val="hi_IN" w:bidi="hi_IN"/>
-        </w:rPr>
-      </w:r>
-      <w:r>
-        <w:rPr>
-          <w:lang w:val="hi_IN" w:bidi="hi_IN"/>
-        </w:rPr>
-        <w:t>अन्तिम अध्याय हमें बताता है कि टोबीत 112 वर्ष की आयु तक जीवित रहा (</w:t>
-      </w:r>
-      <w:hyperlink r:id="rId68">
-        <w:r>
-          <w:rPr>
-            <w:lang w:val="hi_IN" w:bidi="hi_IN"/>
-          </w:rPr>
-          <w:rPr>
-            <w:color w:val="0000EE"/>
-            <w:u w:val="single"/>
-          </w:rPr>
-          <w:t>टोबीत 14</w:t>
-        </w:r>
-      </w:hyperlink>
-      <w:r>
-        <w:rPr>
-          <w:lang w:val="hi_IN" w:bidi="hi_IN"/>
-        </w:rPr>
-        <w:t>)। मरने से पहले, उन्होंने भविष्यवाणी की थी कि नीनवे नगर नाश हो जाएगा। अपने पिता की सलाह का पालन करते हुए, तोबियास और सारा इस घटना से पहले अहमता लौट गए।</w:t>
+        <w:t xml:space="preserve"> कहा जाता है, जो तेहरान, ईरान के पास है)। उसे वहाँ धन इकट्ठा करने के लिये भेजा गया था, जो टोबीत ने एक मित्र के पास छोड़े थे। रफ़ाएल ने स्वयं को अजर्याह नामक पुरुष का भेष धारण किया और स्वयं को टोबीत का कुटुम्बी बताकर परिचय दिया (5:13)। स्वर्गदूत ने तोबियास को उनकी यात्रा में मार्गदर्शन करने प्रस्ताव रखा। तोबियास का कुत्ता भी उनके साथ गया।</w:t>
+      </w:r>
+    </w:p>
+    <w:p>
+      <w:pPr/>
+      <w:r>
+        <w:rPr>
+          <w:lang w:val="hi_IN" w:bidi="hi_IN"/>
+        </w:rPr>
+      </w:r>
+      <w:r>
+        <w:rPr>
+          <w:lang w:val="hi_IN" w:bidi="hi_IN"/>
+        </w:rPr>
+        <w:t>उनकी यात्रा के दौरान, तोबियास ने एक बड़ी मछली पकड़ी। रफ़ाएल ने तोबियास से कहा कि मछली के हृदय, कलेजा और पित्त को रख लें क्योंकि वे औषधि के रूप में उपयोग किए जा सकते हैं (टोबीत 6:1–8)। जब वे अहमता पहुँचे, तो रफ़ाएल ने तोबियास का विवाह सारा से कराने की व्यवस्था की। तोबियास ने अपने विवाह की रात को स्वयं को और सारा को अस्मादेव पिशाच से बचाने के लिये मछली के हृदय और कलेजा का उपयोग किया (टोबीत 6:9–8:21)।</w:t>
+      </w:r>
+    </w:p>
+    <w:p>
+      <w:pPr/>
+      <w:r>
+        <w:rPr>
+          <w:lang w:val="hi_IN" w:bidi="hi_IN"/>
+        </w:rPr>
+      </w:r>
+      <w:r>
+        <w:rPr>
+          <w:lang w:val="hi_IN" w:bidi="hi_IN"/>
+        </w:rPr>
+        <w:t>रफ़ाएल ने टोबीत के धन इकट्ठा करने में सहायता की, और फिर तोबियास, सारा, रफ़ाएल, और कुत्ता नीनवे लौट आए। नीनवे में, तोबियास ने मछली की पित्त का उपयोग करके अपने पिता के अंधेपन को ठीक किया। इसके बाद, रफ़ाएल ने प्रगट किया कि वह वास्तव में एक स्वर्गदूत थे और फिर अदृश्य हो गए। टोबीत इतने आभारी थे कि उन्होंने परमेश्वर की स्तुति में गाया (टोबीत 13)।</w:t>
+      </w:r>
+    </w:p>
+    <w:p>
+      <w:pPr/>
+      <w:r>
+        <w:rPr>
+          <w:lang w:val="hi_IN" w:bidi="hi_IN"/>
+        </w:rPr>
+      </w:r>
+      <w:r>
+        <w:rPr>
+          <w:lang w:val="hi_IN" w:bidi="hi_IN"/>
+        </w:rPr>
+        <w:t>अन्तिम अध्याय हमें बताता है कि टोबीत 112 वर्ष की आयु तक जीवित रहा (टोबीत 14)। मरने से पहले, उन्होंने भविष्यवाणी की थी कि नीनवे नगर नाश हो जाएगा। अपने पिता की सलाह का पालन करते हुए, तोबियास और सारा इस घटना से पहले अहमता लौट गए।</w:t>
       </w:r>
     </w:p>
     <w:p>
@@ -3559,111 +3037,21 @@
         <w:rPr>
           <w:lang w:val="hi_IN" w:bidi="hi_IN"/>
         </w:rPr>
-        <w:t>टोबीत की पुस्तक परमेश्वर की करुणा और प्रेम के विषय में कई महत्वपूर्ण बातें सिखाती है। यह हमें बताती है कि "उनके सभी मार्ग करुणा और सत्य हैं" (</w:t>
-      </w:r>
-      <w:hyperlink r:id="rId69">
-        <w:r>
-          <w:rPr>
-            <w:lang w:val="hi_IN" w:bidi="hi_IN"/>
-          </w:rPr>
-          <w:rPr>
-            <w:color w:val="0000EE"/>
-            <w:u w:val="single"/>
-          </w:rPr>
-          <w:t>टोबीत 3:2</w:t>
-        </w:r>
-      </w:hyperlink>
-      <w:r>
-        <w:rPr>
-          <w:lang w:val="hi_IN" w:bidi="hi_IN"/>
-        </w:rPr>
-        <w:t>)। कहानी परमेश्वर को एक पिता के जब परमेश्वर अपने लोगों को उनके गलत कार्यों के कारण कठिनाइयों का सामना करने देता है, तब भी वह उन पर करुणा दिखाते हैं (पद</w:t>
-      </w:r>
-      <w:hyperlink r:id="rId70">
-        <w:r>
-          <w:rPr>
-            <w:lang w:val="hi_IN" w:bidi="hi_IN"/>
-          </w:rPr>
-          <w:rPr>
-            <w:color w:val="0000EE"/>
-            <w:u w:val="single"/>
-          </w:rPr>
-          <w:t xml:space="preserve"> 5</w:t>
-        </w:r>
-      </w:hyperlink>
-      <w:r>
-        <w:rPr>
-          <w:lang w:val="hi_IN" w:bidi="hi_IN"/>
-        </w:rPr>
-        <w:t>)। पुस्तक यह समझाती है कि जब परमेश्वर के लोग विभिन्न देशों में फैले होते हैं, तब भी वह उन्हें नहीं छोड़ते (</w:t>
-      </w:r>
-      <w:hyperlink r:id="rId71">
-        <w:r>
-          <w:rPr>
-            <w:lang w:val="hi_IN" w:bidi="hi_IN"/>
-          </w:rPr>
-          <w:rPr>
-            <w:color w:val="0000EE"/>
-            <w:u w:val="single"/>
-          </w:rPr>
-          <w:t>13:6</w:t>
-        </w:r>
-      </w:hyperlink>
-      <w:r>
-        <w:rPr>
-          <w:lang w:val="hi_IN" w:bidi="hi_IN"/>
-        </w:rPr>
-        <w:t xml:space="preserve">; </w:t>
-      </w:r>
-      <w:hyperlink r:id="rId72">
-        <w:r>
-          <w:rPr>
-            <w:lang w:val="hi_IN" w:bidi="hi_IN"/>
-          </w:rPr>
-          <w:rPr>
-            <w:color w:val="0000EE"/>
-            <w:u w:val="single"/>
-          </w:rPr>
-          <w:t>14:5</w:t>
-        </w:r>
-      </w:hyperlink>
-      <w:r>
-        <w:rPr>
-          <w:lang w:val="hi_IN" w:bidi="hi_IN"/>
-        </w:rPr>
-        <w:t>)।</w:t>
-      </w:r>
-    </w:p>
-    <w:p>
-      <w:pPr/>
-      <w:r>
-        <w:rPr>
-          <w:lang w:val="hi_IN" w:bidi="hi_IN"/>
-        </w:rPr>
-      </w:r>
-      <w:r>
-        <w:rPr>
-          <w:lang w:val="hi_IN" w:bidi="hi_IN"/>
-        </w:rPr>
-        <w:t>यह कहानी यह भी सिखाती है कि एक दिन, सभी जाति के लोग परमेश्वर को जानेंगे। वे "बहुत दूर से यहोवा परमेश्वर के नाम के पास आएँगे, अपने हाथों में भेंट लिये हुए, स्वर्ग के राजा के लिये भेंट लेकर" (</w:t>
-      </w:r>
-      <w:hyperlink r:id="rId73">
-        <w:r>
-          <w:rPr>
-            <w:lang w:val="hi_IN" w:bidi="hi_IN"/>
-          </w:rPr>
-          <w:rPr>
-            <w:color w:val="0000EE"/>
-            <w:u w:val="single"/>
-          </w:rPr>
-          <w:t>13:11</w:t>
-        </w:r>
-      </w:hyperlink>
-      <w:r>
-        <w:rPr>
-          <w:lang w:val="hi_IN" w:bidi="hi_IN"/>
-        </w:rPr>
-        <w:t>)।</w:t>
+        <w:t>टोबीत की पुस्तक परमेश्वर की करुणा और प्रेम के विषय में कई महत्वपूर्ण बातें सिखाती है। यह हमें बताती है कि "उनके सभी मार्ग करुणा और सत्य हैं" (टोबीत 3:2)। कहानी परमेश्वर को एक पिता के जब परमेश्वर अपने लोगों को उनके गलत कार्यों के कारण कठिनाइयों का सामना करने देता है, तब भी वह उन पर करुणा दिखाते हैं (पद 5)। पुस्तक यह समझाती है कि जब परमेश्वर के लोग विभिन्न देशों में फैले होते हैं, तब भी वह उन्हें नहीं छोड़ते (13:6; 14:5)।</w:t>
+      </w:r>
+    </w:p>
+    <w:p>
+      <w:pPr/>
+      <w:r>
+        <w:rPr>
+          <w:lang w:val="hi_IN" w:bidi="hi_IN"/>
+        </w:rPr>
+      </w:r>
+      <w:r>
+        <w:rPr>
+          <w:lang w:val="hi_IN" w:bidi="hi_IN"/>
+        </w:rPr>
+        <w:t>यह कहानी यह भी सिखाती है कि एक दिन, सभी जाति के लोग परमेश्वर को जानेंगे। वे "बहुत दूर से यहोवा परमेश्वर के नाम के पास आएँगे, अपने हाथों में भेंट लिये हुए, स्वर्ग के राजा के लिये भेंट लेकर" (13:11)।</w:t>
       </w:r>
     </w:p>
     <w:p>
@@ -3695,25 +3083,7 @@
         <w:rPr>
           <w:lang w:val="hi_IN" w:bidi="hi_IN"/>
         </w:rPr>
-        <w:t>बच्चों को अपने माता-पिता का सम्मान और आदर करना चाहिए (</w:t>
-      </w:r>
-      <w:hyperlink r:id="rId74">
-        <w:r>
-          <w:rPr>
-            <w:lang w:val="hi_IN" w:bidi="hi_IN"/>
-          </w:rPr>
-          <w:rPr>
-            <w:color w:val="0000EE"/>
-            <w:u w:val="single"/>
-          </w:rPr>
-          <w:t>टोबीत 4:3–4</w:t>
-        </w:r>
-      </w:hyperlink>
-      <w:r>
-        <w:rPr>
-          <w:lang w:val="hi_IN" w:bidi="hi_IN"/>
-        </w:rPr>
-        <w:t>)</w:t>
+        <w:t>बच्चों को अपने माता-पिता का सम्मान और आदर करना चाहिए (टोबीत 4:3–4)</w:t>
       </w:r>
     </w:p>
     <w:p>
@@ -3731,25 +3101,7 @@
         <w:rPr>
           <w:lang w:val="hi_IN" w:bidi="hi_IN"/>
         </w:rPr>
-        <w:t>लोगों को परमेश्वर की आज्ञाओं का पालन करना चाहिए (</w:t>
-      </w:r>
-      <w:hyperlink r:id="rId75">
-        <w:r>
-          <w:rPr>
-            <w:lang w:val="hi_IN" w:bidi="hi_IN"/>
-          </w:rPr>
-          <w:rPr>
-            <w:color w:val="0000EE"/>
-            <w:u w:val="single"/>
-          </w:rPr>
-          <w:t>टोबीत 4:5</w:t>
-        </w:r>
-      </w:hyperlink>
-      <w:r>
-        <w:rPr>
-          <w:lang w:val="hi_IN" w:bidi="hi_IN"/>
-        </w:rPr>
-        <w:t>)</w:t>
+        <w:t>लोगों को परमेश्वर की आज्ञाओं का पालन करना चाहिए (टोबीत 4:5)</w:t>
       </w:r>
     </w:p>
     <w:p>
@@ -3767,25 +3119,7 @@
         <w:rPr>
           <w:lang w:val="hi_IN" w:bidi="hi_IN"/>
         </w:rPr>
-        <w:t>हर किसी को एक सुव्यवस्थित जीवन जीना चाहिए (</w:t>
-      </w:r>
-      <w:hyperlink r:id="rId76">
-        <w:r>
-          <w:rPr>
-            <w:lang w:val="hi_IN" w:bidi="hi_IN"/>
-          </w:rPr>
-          <w:rPr>
-            <w:color w:val="0000EE"/>
-            <w:u w:val="single"/>
-          </w:rPr>
-          <w:t>टोबीत 4:14</w:t>
-        </w:r>
-      </w:hyperlink>
-      <w:r>
-        <w:rPr>
-          <w:lang w:val="hi_IN" w:bidi="hi_IN"/>
-        </w:rPr>
-        <w:t>)</w:t>
+        <w:t>हर किसी को एक सुव्यवस्थित जीवन जीना चाहिए (टोबीत 4:14)</w:t>
       </w:r>
     </w:p>
     <w:p>
@@ -3803,25 +3137,7 @@
         <w:rPr>
           <w:lang w:val="hi_IN" w:bidi="hi_IN"/>
         </w:rPr>
-        <w:t>पुस्तक यह महत्वपूर्ण नियम देती है: "जो बात आपको अच्छी नहीं लगती है, वह किसी और के साथ न करें" (</w:t>
-      </w:r>
-      <w:hyperlink r:id="rId77">
-        <w:r>
-          <w:rPr>
-            <w:lang w:val="hi_IN" w:bidi="hi_IN"/>
-          </w:rPr>
-          <w:rPr>
-            <w:color w:val="0000EE"/>
-            <w:u w:val="single"/>
-          </w:rPr>
-          <w:t>टोबीत 4:15</w:t>
-        </w:r>
-      </w:hyperlink>
-      <w:r>
-        <w:rPr>
-          <w:lang w:val="hi_IN" w:bidi="hi_IN"/>
-        </w:rPr>
-        <w:t>)</w:t>
+        <w:t>पुस्तक यह महत्वपूर्ण नियम देती है: "जो बात आपको अच्छी नहीं लगती है, वह किसी और के साथ न करें" (टोबीत 4:15)</w:t>
       </w:r>
     </w:p>
     <w:p>
